--- a/writing/revision_files/final/doc_files/NATCHEMENG-24061044_main_manuscript.docx
+++ b/writing/revision_files/final/doc_files/NATCHEMENG-24061044_main_manuscript.docx
@@ -1,6 +1,6 @@
 
 <file path=word/document.xml><?xml version="1.0" encoding="utf-8"?>
-<w:document xmlns:wpc="http://schemas.microsoft.com/office/word/2010/wordprocessingCanvas" xmlns:cx="http://schemas.microsoft.com/office/drawing/2014/chartex" xmlns:cx1="http://schemas.microsoft.com/office/drawing/2015/9/8/chartex" xmlns:cx2="http://schemas.microsoft.com/office/drawing/2015/10/21/chartex" xmlns:cx3="http://schemas.microsoft.com/office/drawing/2016/5/9/chartex" xmlns:cx4="http://schemas.microsoft.com/office/drawing/2016/5/10/chartex" xmlns:cx5="http://schemas.microsoft.com/office/drawing/2016/5/11/chartex" xmlns:cx6="http://schemas.microsoft.com/office/drawing/2016/5/12/chartex" xmlns:cx7="http://schemas.microsoft.com/office/drawing/2016/5/13/chartex" xmlns:cx8="http://schemas.microsoft.com/office/drawing/2016/5/14/chartex" xmlns:mc="http://schemas.openxmlformats.org/markup-compatibility/2006" xmlns:aink="http://schemas.microsoft.com/office/drawing/2016/ink" xmlns:am3d="http://schemas.microsoft.com/office/drawing/2017/model3d" xmlns:o="urn:schemas-microsoft-com:office:office" xmlns:r="http://schemas.openxmlformats.org/officeDocument/2006/relationships" xmlns:m="http://schemas.openxmlformats.org/officeDocument/2006/math" xmlns:v="urn:schemas-microsoft-com:vml" xmlns:wp14="http://schemas.microsoft.com/office/word/2010/wordprocessingDrawing" xmlns:wp="http://schemas.openxmlformats.org/drawingml/2006/wordprocessingDrawing" xmlns:w10="urn:schemas-microsoft-com:office:word" xmlns:w="http://schemas.openxmlformats.org/wordprocessingml/2006/main" xmlns:w14="http://schemas.microsoft.com/office/word/2010/wordml" xmlns:w15="http://schemas.microsoft.com/office/word/2012/wordml" xmlns:w16cid="http://schemas.microsoft.com/office/word/2016/wordml/cid" xmlns:w16se="http://schemas.microsoft.com/office/word/2015/wordml/symex" xmlns:wpg="http://schemas.microsoft.com/office/word/2010/wordprocessingGroup" xmlns:wpi="http://schemas.microsoft.com/office/word/2010/wordprocessingInk" xmlns:wne="http://schemas.microsoft.com/office/word/2006/wordml" xmlns:wps="http://schemas.microsoft.com/office/word/2010/wordprocessingShape" mc:Ignorable="w14 w15 w16se w16cid wp14">
+<w:document xmlns:wpc="http://schemas.microsoft.com/office/word/2010/wordprocessingCanvas" xmlns:cx="http://schemas.microsoft.com/office/drawing/2014/chartex" xmlns:cx1="http://schemas.microsoft.com/office/drawing/2015/9/8/chartex" xmlns:cx2="http://schemas.microsoft.com/office/drawing/2015/10/21/chartex" xmlns:cx3="http://schemas.microsoft.com/office/drawing/2016/5/9/chartex" xmlns:cx4="http://schemas.microsoft.com/office/drawing/2016/5/10/chartex" xmlns:cx5="http://schemas.microsoft.com/office/drawing/2016/5/11/chartex" xmlns:cx6="http://schemas.microsoft.com/office/drawing/2016/5/12/chartex" xmlns:cx7="http://schemas.microsoft.com/office/drawing/2016/5/13/chartex" xmlns:cx8="http://schemas.microsoft.com/office/drawing/2016/5/14/chartex" xmlns:mc="http://schemas.openxmlformats.org/markup-compatibility/2006" xmlns:aink="http://schemas.microsoft.com/office/drawing/2016/ink" xmlns:am3d="http://schemas.microsoft.com/office/drawing/2017/model3d" xmlns:o="urn:schemas-microsoft-com:office:office" xmlns:oel="http://schemas.microsoft.com/office/2019/extlst" xmlns:r="http://schemas.openxmlformats.org/officeDocument/2006/relationships" xmlns:m="http://schemas.openxmlformats.org/officeDocument/2006/math" xmlns:v="urn:schemas-microsoft-com:vml" xmlns:wp14="http://schemas.microsoft.com/office/word/2010/wordprocessingDrawing" xmlns:wp="http://schemas.openxmlformats.org/drawingml/2006/wordprocessingDrawing" xmlns:w10="urn:schemas-microsoft-com:office:word" xmlns:w="http://schemas.openxmlformats.org/wordprocessingml/2006/main" xmlns:w14="http://schemas.microsoft.com/office/word/2010/wordml" xmlns:w15="http://schemas.microsoft.com/office/word/2012/wordml" xmlns:w16cex="http://schemas.microsoft.com/office/word/2018/wordml/cex" xmlns:w16cid="http://schemas.microsoft.com/office/word/2016/wordml/cid" xmlns:w16="http://schemas.microsoft.com/office/word/2018/wordml" xmlns:w16du="http://schemas.microsoft.com/office/word/2023/wordml/word16du" xmlns:w16sdtdh="http://schemas.microsoft.com/office/word/2020/wordml/sdtdatahash" xmlns:w16se="http://schemas.microsoft.com/office/word/2015/wordml/symex" xmlns:wpg="http://schemas.microsoft.com/office/word/2010/wordprocessingGroup" xmlns:wpi="http://schemas.microsoft.com/office/word/2010/wordprocessingInk" xmlns:wne="http://schemas.microsoft.com/office/word/2006/wordml" xmlns:wps="http://schemas.microsoft.com/office/word/2010/wordprocessingShape" mc:Ignorable="w14 w15 w16se w16cid w16 w16cex w16sdtdh w16du wp14">
   <w:body>
     <w:p>
       <w:pPr>
@@ -14932,25 +14932,7 @@
           <w:szCs w:val="22"/>
           <w:lang w:eastAsia="zh-CN"/>
         </w:rPr>
-        <w:t xml:space="preserve"> 60% of </w:t>
-      </w:r>
-      <w:r>
-        <w:rPr>
-          <w:rFonts w:ascii="Arial" w:eastAsiaTheme="minorEastAsia" w:hAnsi="Arial" w:cs="Arial"/>
-          <w:sz w:val="22"/>
-          <w:szCs w:val="22"/>
-          <w:lang w:eastAsia="zh-CN"/>
-        </w:rPr>
-        <w:t xml:space="preserve">the </w:t>
-      </w:r>
-      <w:r>
-        <w:rPr>
-          <w:rFonts w:ascii="Arial" w:eastAsiaTheme="minorEastAsia" w:hAnsi="Arial" w:cs="Arial"/>
-          <w:sz w:val="22"/>
-          <w:szCs w:val="22"/>
-          <w:lang w:eastAsia="zh-CN"/>
-        </w:rPr>
-        <w:t>CH</w:t>
+        <w:t xml:space="preserve"> 60% of CH</w:t>
       </w:r>
       <w:r>
         <w:rPr>
@@ -15824,143 +15806,134 @@
           <w:szCs w:val="22"/>
           <w:lang w:eastAsia="zh-CN"/>
         </w:rPr>
-        <w:t xml:space="preserve"> </w:t>
-      </w:r>
-      <w:r>
-        <w:rPr>
-          <w:rFonts w:ascii="Arial" w:eastAsiaTheme="minorEastAsia" w:hAnsi="Arial" w:cs="Arial"/>
+        <w:t xml:space="preserve"> concentration in the cracked gas, l</w:t>
+      </w:r>
+      <w:r>
+        <w:rPr>
+          <w:rFonts w:ascii="Arial" w:eastAsiaTheme="minorEastAsia" w:hAnsi="Arial" w:cs="Arial"/>
+          <w:sz w:val="22"/>
+          <w:szCs w:val="22"/>
+          <w:lang w:eastAsia="zh-CN"/>
+        </w:rPr>
+        <w:t>ower</w:t>
+      </w:r>
+      <w:r>
+        <w:rPr>
+          <w:rFonts w:ascii="Arial" w:eastAsiaTheme="minorEastAsia" w:hAnsi="Arial" w:cs="Arial"/>
+          <w:sz w:val="22"/>
+          <w:szCs w:val="22"/>
+          <w:lang w:eastAsia="zh-CN"/>
+        </w:rPr>
+        <w:t xml:space="preserve"> natural gas</w:t>
+      </w:r>
+      <w:r>
+        <w:rPr>
+          <w:rFonts w:ascii="Arial" w:eastAsiaTheme="minorEastAsia" w:hAnsi="Arial" w:cs="Arial"/>
+          <w:sz w:val="22"/>
+          <w:szCs w:val="22"/>
+          <w:lang w:eastAsia="zh-CN"/>
+        </w:rPr>
+        <w:t xml:space="preserve"> consumption, and </w:t>
+      </w:r>
+      <w:r>
+        <w:rPr>
+          <w:rFonts w:ascii="Arial" w:eastAsiaTheme="minorEastAsia" w:hAnsi="Arial" w:cs="Arial"/>
+          <w:sz w:val="22"/>
+          <w:szCs w:val="22"/>
+          <w:lang w:eastAsia="zh-CN"/>
+        </w:rPr>
+        <w:t>reduced</w:t>
+      </w:r>
+      <w:r>
+        <w:rPr>
+          <w:rFonts w:ascii="Arial" w:eastAsiaTheme="minorEastAsia" w:hAnsi="Arial" w:cs="Arial"/>
+          <w:sz w:val="22"/>
+          <w:szCs w:val="22"/>
+          <w:lang w:eastAsia="zh-CN"/>
+        </w:rPr>
+        <w:t xml:space="preserve"> </w:t>
+      </w:r>
+      <w:r>
+        <w:rPr>
+          <w:rFonts w:ascii="Arial" w:eastAsiaTheme="minorEastAsia" w:hAnsi="Arial" w:cs="Arial"/>
+          <w:sz w:val="22"/>
+          <w:szCs w:val="22"/>
+          <w:lang w:eastAsia="zh-CN"/>
+        </w:rPr>
+        <w:t xml:space="preserve">direct </w:t>
+      </w:r>
+      <w:r>
+        <w:rPr>
+          <w:rFonts w:ascii="Arial" w:eastAsiaTheme="minorEastAsia" w:hAnsi="Arial" w:cs="Arial"/>
+          <w:sz w:val="22"/>
+          <w:szCs w:val="22"/>
+          <w:lang w:eastAsia="zh-CN"/>
+        </w:rPr>
+        <w:t>CO</w:t>
+      </w:r>
+      <w:r>
+        <w:rPr>
+          <w:rFonts w:ascii="Arial" w:eastAsiaTheme="minorEastAsia" w:hAnsi="Arial" w:cs="Arial"/>
+          <w:sz w:val="22"/>
+          <w:szCs w:val="22"/>
+          <w:vertAlign w:val="subscript"/>
+          <w:lang w:eastAsia="zh-CN"/>
+        </w:rPr>
+        <w:t>2</w:t>
+      </w:r>
+      <w:r>
+        <w:rPr>
+          <w:rFonts w:ascii="Arial" w:eastAsiaTheme="minorEastAsia" w:hAnsi="Arial" w:cs="Arial"/>
+          <w:sz w:val="22"/>
+          <w:szCs w:val="22"/>
+          <w:lang w:eastAsia="zh-CN"/>
+        </w:rPr>
+        <w:t xml:space="preserve"> emission</w:t>
+      </w:r>
+      <w:r>
+        <w:rPr>
+          <w:rFonts w:ascii="Arial" w:eastAsiaTheme="minorEastAsia" w:hAnsi="Arial" w:cs="Arial"/>
+          <w:sz w:val="22"/>
+          <w:szCs w:val="22"/>
+          <w:lang w:eastAsia="zh-CN"/>
+        </w:rPr>
+        <w:t>s</w:t>
+      </w:r>
+      <w:r>
+        <w:rPr>
+          <w:rFonts w:ascii="Arial" w:eastAsiaTheme="minorEastAsia" w:hAnsi="Arial" w:cs="Arial"/>
+          <w:sz w:val="22"/>
+          <w:szCs w:val="22"/>
+          <w:lang w:eastAsia="zh-CN"/>
+        </w:rPr>
+        <w:t xml:space="preserve">, but </w:t>
+      </w:r>
+      <w:r>
+        <w:rPr>
+          <w:rFonts w:ascii="Arial" w:eastAsiaTheme="minorEastAsia" w:hAnsi="Arial" w:cs="Arial"/>
+          <w:sz w:val="22"/>
+          <w:szCs w:val="22"/>
+          <w:lang w:eastAsia="zh-CN"/>
+        </w:rPr>
+        <w:t>requires</w:t>
+      </w:r>
+      <w:r>
+        <w:rPr>
+          <w:rFonts w:ascii="Arial" w:eastAsiaTheme="minorEastAsia" w:hAnsi="Arial" w:cs="Arial"/>
+          <w:sz w:val="22"/>
+          <w:szCs w:val="22"/>
+          <w:lang w:eastAsia="zh-CN"/>
+        </w:rPr>
+        <w:t xml:space="preserve"> </w:t>
+      </w:r>
+      <w:r>
+        <w:rPr>
+          <w:rFonts w:ascii="Arial" w:eastAsiaTheme="minorEastAsia" w:hAnsi="Arial" w:cs="Arial" w:hint="eastAsia"/>
           <w:sz w:val="22"/>
           <w:szCs w:val="22"/>
           <w:lang w:eastAsia="zh-CN"/>
         </w:rPr>
         <w:lastRenderedPageBreak/>
-        <w:t>concentration in the cracked gas, l</w:t>
-      </w:r>
-      <w:r>
-        <w:rPr>
-          <w:rFonts w:ascii="Arial" w:eastAsiaTheme="minorEastAsia" w:hAnsi="Arial" w:cs="Arial"/>
-          <w:sz w:val="22"/>
-          <w:szCs w:val="22"/>
-          <w:lang w:eastAsia="zh-CN"/>
-        </w:rPr>
-        <w:t>ower</w:t>
-      </w:r>
-      <w:r>
-        <w:rPr>
-          <w:rFonts w:ascii="Arial" w:eastAsiaTheme="minorEastAsia" w:hAnsi="Arial" w:cs="Arial"/>
-          <w:sz w:val="22"/>
-          <w:szCs w:val="22"/>
-          <w:lang w:eastAsia="zh-CN"/>
-        </w:rPr>
-        <w:t xml:space="preserve"> natural gas</w:t>
-      </w:r>
-      <w:r>
-        <w:rPr>
-          <w:rFonts w:ascii="Arial" w:eastAsiaTheme="minorEastAsia" w:hAnsi="Arial" w:cs="Arial"/>
-          <w:sz w:val="22"/>
-          <w:szCs w:val="22"/>
-          <w:lang w:eastAsia="zh-CN"/>
-        </w:rPr>
-        <w:t xml:space="preserve"> consumption, and </w:t>
-      </w:r>
-      <w:r>
-        <w:rPr>
-          <w:rFonts w:ascii="Arial" w:eastAsiaTheme="minorEastAsia" w:hAnsi="Arial" w:cs="Arial"/>
-          <w:sz w:val="22"/>
-          <w:szCs w:val="22"/>
-          <w:lang w:eastAsia="zh-CN"/>
-        </w:rPr>
-        <w:t>reduced</w:t>
-      </w:r>
-      <w:r>
-        <w:rPr>
-          <w:rFonts w:ascii="Arial" w:eastAsiaTheme="minorEastAsia" w:hAnsi="Arial" w:cs="Arial"/>
-          <w:sz w:val="22"/>
-          <w:szCs w:val="22"/>
-          <w:lang w:eastAsia="zh-CN"/>
-        </w:rPr>
-        <w:t xml:space="preserve"> </w:t>
-      </w:r>
-      <w:r>
-        <w:rPr>
-          <w:rFonts w:ascii="Arial" w:eastAsiaTheme="minorEastAsia" w:hAnsi="Arial" w:cs="Arial"/>
-          <w:sz w:val="22"/>
-          <w:szCs w:val="22"/>
-          <w:lang w:eastAsia="zh-CN"/>
-        </w:rPr>
-        <w:t xml:space="preserve">direct </w:t>
-      </w:r>
-      <w:r>
-        <w:rPr>
-          <w:rFonts w:ascii="Arial" w:eastAsiaTheme="minorEastAsia" w:hAnsi="Arial" w:cs="Arial"/>
-          <w:sz w:val="22"/>
-          <w:szCs w:val="22"/>
-          <w:lang w:eastAsia="zh-CN"/>
-        </w:rPr>
-        <w:t>CO</w:t>
-      </w:r>
-      <w:r>
-        <w:rPr>
-          <w:rFonts w:ascii="Arial" w:eastAsiaTheme="minorEastAsia" w:hAnsi="Arial" w:cs="Arial"/>
-          <w:sz w:val="22"/>
-          <w:szCs w:val="22"/>
-          <w:vertAlign w:val="subscript"/>
-          <w:lang w:eastAsia="zh-CN"/>
-        </w:rPr>
-        <w:t>2</w:t>
-      </w:r>
-      <w:r>
-        <w:rPr>
-          <w:rFonts w:ascii="Arial" w:eastAsiaTheme="minorEastAsia" w:hAnsi="Arial" w:cs="Arial"/>
-          <w:sz w:val="22"/>
-          <w:szCs w:val="22"/>
-          <w:lang w:eastAsia="zh-CN"/>
-        </w:rPr>
-        <w:t xml:space="preserve"> emission</w:t>
-      </w:r>
-      <w:r>
-        <w:rPr>
-          <w:rFonts w:ascii="Arial" w:eastAsiaTheme="minorEastAsia" w:hAnsi="Arial" w:cs="Arial"/>
-          <w:sz w:val="22"/>
-          <w:szCs w:val="22"/>
-          <w:lang w:eastAsia="zh-CN"/>
-        </w:rPr>
-        <w:t>s</w:t>
-      </w:r>
-      <w:r>
-        <w:rPr>
-          <w:rFonts w:ascii="Arial" w:eastAsiaTheme="minorEastAsia" w:hAnsi="Arial" w:cs="Arial"/>
-          <w:sz w:val="22"/>
-          <w:szCs w:val="22"/>
-          <w:lang w:eastAsia="zh-CN"/>
-        </w:rPr>
-        <w:t xml:space="preserve">, but </w:t>
-      </w:r>
-      <w:r>
-        <w:rPr>
-          <w:rFonts w:ascii="Arial" w:eastAsiaTheme="minorEastAsia" w:hAnsi="Arial" w:cs="Arial"/>
-          <w:sz w:val="22"/>
-          <w:szCs w:val="22"/>
-          <w:lang w:eastAsia="zh-CN"/>
-        </w:rPr>
-        <w:t>requires</w:t>
-      </w:r>
-      <w:r>
-        <w:rPr>
-          <w:rFonts w:ascii="Arial" w:eastAsiaTheme="minorEastAsia" w:hAnsi="Arial" w:cs="Arial"/>
-          <w:sz w:val="22"/>
-          <w:szCs w:val="22"/>
-          <w:lang w:eastAsia="zh-CN"/>
-        </w:rPr>
-        <w:t xml:space="preserve"> </w:t>
-      </w:r>
-      <w:r>
-        <w:rPr>
-          <w:rFonts w:ascii="Arial" w:eastAsiaTheme="minorEastAsia" w:hAnsi="Arial" w:cs="Arial" w:hint="eastAsia"/>
-          <w:sz w:val="22"/>
-          <w:szCs w:val="22"/>
-          <w:lang w:eastAsia="zh-CN"/>
-        </w:rPr>
         <w:t xml:space="preserve">significantly </w:t>
       </w:r>
       <w:r>
@@ -16601,27 +16574,7 @@
           <w:szCs w:val="22"/>
           <w:lang w:eastAsia="zh-CN"/>
         </w:rPr>
-        <w:t xml:space="preserve"> its large coal reserve</w:t>
-      </w:r>
-      <w:r>
-        <w:rPr>
-          <w:rFonts w:ascii="Arial" w:eastAsiaTheme="minorEastAsia" w:hAnsi="Arial" w:cs="Arial"/>
-          <w:bCs/>
-          <w:sz w:val="22"/>
-          <w:szCs w:val="22"/>
-          <w:lang w:eastAsia="zh-CN"/>
-        </w:rPr>
-        <w:t>s</w:t>
-      </w:r>
-      <w:r>
-        <w:rPr>
-          <w:rFonts w:ascii="Arial" w:eastAsiaTheme="minorEastAsia" w:hAnsi="Arial" w:cs="Arial" w:hint="eastAsia"/>
-          <w:bCs/>
-          <w:sz w:val="22"/>
-          <w:szCs w:val="22"/>
-          <w:lang w:eastAsia="zh-CN"/>
-        </w:rPr>
-        <w:t xml:space="preserve"> and high carbon footprint associated with the CaC</w:t>
+        <w:t xml:space="preserve"> high carbon footprint associated with the CaC</w:t>
       </w:r>
       <w:r>
         <w:rPr>
@@ -18633,6 +18586,15 @@
           <w:lang w:eastAsia="zh-CN"/>
         </w:rPr>
         <w:t xml:space="preserve"> than catalysts</w:t>
+      </w:r>
+      <w:r>
+        <w:rPr>
+          <w:rFonts w:ascii="Arial" w:eastAsiaTheme="minorEastAsia" w:hAnsi="Arial" w:cs="Arial"/>
+          <w:sz w:val="22"/>
+          <w:szCs w:val="22"/>
+          <w:lang w:eastAsia="zh-CN"/>
+        </w:rPr>
+        <w:t xml:space="preserve"> in most cases</w:t>
       </w:r>
       <w:r>
         <w:rPr>
@@ -36063,7 +36025,63 @@
           <w:szCs w:val="22"/>
           <w:lang w:eastAsia="zh-CN"/>
         </w:rPr>
-        <w:t xml:space="preserve">typically require </w:t>
+        <w:t xml:space="preserve">typically </w:t>
+      </w:r>
+      <w:r>
+        <w:rPr>
+          <w:rFonts w:ascii="Arial" w:eastAsiaTheme="minorEastAsia" w:hAnsi="Arial" w:cs="Arial"/>
+          <w:sz w:val="22"/>
+          <w:szCs w:val="22"/>
+          <w:lang w:eastAsia="zh-CN"/>
+        </w:rPr>
+        <w:t>requires</w:t>
+      </w:r>
+      <w:r>
+        <w:rPr>
+          <w:rFonts w:ascii="Arial" w:eastAsiaTheme="minorEastAsia" w:hAnsi="Arial" w:cs="Arial"/>
+          <w:sz w:val="22"/>
+          <w:szCs w:val="22"/>
+          <w:lang w:eastAsia="zh-CN"/>
+        </w:rPr>
+        <w:t xml:space="preserve"> </w:t>
+      </w:r>
+      <w:r>
+        <w:rPr>
+          <w:rFonts w:ascii="Arial" w:eastAsiaTheme="minorEastAsia" w:hAnsi="Arial" w:cs="Arial"/>
+          <w:sz w:val="22"/>
+          <w:szCs w:val="22"/>
+          <w:lang w:eastAsia="zh-CN"/>
+        </w:rPr>
+        <w:t>similar</w:t>
+      </w:r>
+      <w:r>
+        <w:rPr>
+          <w:rFonts w:ascii="Arial" w:eastAsiaTheme="minorEastAsia" w:hAnsi="Arial" w:cs="Arial" w:hint="eastAsia"/>
+          <w:sz w:val="22"/>
+          <w:szCs w:val="22"/>
+          <w:lang w:eastAsia="zh-CN"/>
+        </w:rPr>
+        <w:t xml:space="preserve"> </w:t>
+      </w:r>
+      <w:bookmarkStart w:id="15" w:name="_Hlk184748023"/>
+      <w:r>
+        <w:rPr>
+          <w:rFonts w:ascii="Arial" w:eastAsiaTheme="minorEastAsia" w:hAnsi="Arial" w:cs="Arial" w:hint="eastAsia"/>
+          <w:sz w:val="22"/>
+          <w:szCs w:val="22"/>
+          <w:lang w:eastAsia="zh-CN"/>
+        </w:rPr>
+        <w:t xml:space="preserve">or </w:t>
+      </w:r>
+      <w:bookmarkEnd w:id="15"/>
+      <w:r>
+        <w:rPr>
+          <w:rFonts w:ascii="Arial" w:eastAsiaTheme="minorEastAsia" w:hAnsi="Arial" w:cs="Arial"/>
+          <w:sz w:val="22"/>
+          <w:szCs w:val="22"/>
+          <w:lang w:eastAsia="zh-CN"/>
+        </w:rPr>
+        <w:t xml:space="preserve">even </w:t>
       </w:r>
       <w:r>
         <w:rPr>
@@ -36083,35 +36101,6 @@
         </w:rPr>
         <w:t xml:space="preserve"> </w:t>
       </w:r>
-      <w:bookmarkStart w:id="15" w:name="_Hlk184748023"/>
-      <w:r>
-        <w:rPr>
-          <w:rFonts w:ascii="Arial" w:eastAsiaTheme="minorEastAsia" w:hAnsi="Arial" w:cs="Arial" w:hint="eastAsia"/>
-          <w:sz w:val="22"/>
-          <w:szCs w:val="22"/>
-          <w:lang w:eastAsia="zh-CN"/>
-        </w:rPr>
-        <w:t xml:space="preserve">or </w:t>
-      </w:r>
-      <w:r>
-        <w:rPr>
-          <w:rFonts w:ascii="Arial" w:eastAsiaTheme="minorEastAsia" w:hAnsi="Arial" w:cs="Arial"/>
-          <w:sz w:val="22"/>
-          <w:szCs w:val="22"/>
-          <w:lang w:eastAsia="zh-CN"/>
-        </w:rPr>
-        <w:t>similar</w:t>
-      </w:r>
-      <w:r>
-        <w:rPr>
-          <w:rFonts w:ascii="Arial" w:eastAsiaTheme="minorEastAsia" w:hAnsi="Arial" w:cs="Arial" w:hint="eastAsia"/>
-          <w:sz w:val="22"/>
-          <w:szCs w:val="22"/>
-          <w:lang w:eastAsia="zh-CN"/>
-        </w:rPr>
-        <w:t xml:space="preserve"> </w:t>
-      </w:r>
-      <w:bookmarkEnd w:id="15"/>
       <w:r>
         <w:rPr>
           <w:rFonts w:ascii="Arial" w:eastAsiaTheme="minorEastAsia" w:hAnsi="Arial" w:cs="Arial"/>
@@ -36925,54 +36914,25 @@
           <w:szCs w:val="22"/>
           <w:lang w:eastAsia="zh-CN"/>
         </w:rPr>
-        <w:t xml:space="preserve"> viable</w:t>
-      </w:r>
-      <w:r>
-        <w:rPr>
-          <w:rFonts w:ascii="Arial" w:eastAsiaTheme="minorEastAsia" w:hAnsi="Arial" w:cs="Arial"/>
-          <w:sz w:val="22"/>
-          <w:szCs w:val="22"/>
-          <w:lang w:eastAsia="zh-CN"/>
-        </w:rPr>
-        <w:t xml:space="preserve"> </w:t>
-      </w:r>
-      <w:r>
-        <w:rPr>
-          <w:rFonts w:ascii="Arial" w:eastAsiaTheme="minorEastAsia" w:hAnsi="Arial" w:cs="Arial"/>
-          <w:sz w:val="22"/>
-          <w:szCs w:val="22"/>
-          <w:lang w:eastAsia="zh-CN"/>
-        </w:rPr>
-        <w:t>(</w:t>
-      </w:r>
-      <w:r>
-        <w:rPr>
-          <w:rFonts w:ascii="Arial" w:eastAsiaTheme="minorEastAsia" w:hAnsi="Arial" w:cs="Arial"/>
-          <w:b/>
-          <w:bCs/>
-          <w:sz w:val="22"/>
-          <w:szCs w:val="22"/>
-          <w:lang w:eastAsia="zh-CN"/>
-        </w:rPr>
-        <w:t>Fig. 5b</w:t>
-      </w:r>
-      <w:r>
-        <w:rPr>
-          <w:rFonts w:ascii="Arial" w:eastAsiaTheme="minorEastAsia" w:hAnsi="Arial" w:cs="Arial"/>
-          <w:sz w:val="22"/>
-          <w:szCs w:val="22"/>
-          <w:lang w:eastAsia="zh-CN"/>
-        </w:rPr>
-        <w:t>)</w:t>
-      </w:r>
-      <w:r>
-        <w:rPr>
-          <w:rFonts w:ascii="Arial" w:eastAsiaTheme="minorEastAsia" w:hAnsi="Arial" w:cs="Arial" w:hint="eastAsia"/>
-          <w:sz w:val="22"/>
-          <w:szCs w:val="22"/>
-          <w:lang w:eastAsia="zh-CN"/>
-        </w:rPr>
-        <w:t xml:space="preserve">, and is therefore </w:t>
+        <w:t xml:space="preserve"> </w:t>
+      </w:r>
+      <w:r>
+        <w:rPr>
+          <w:rFonts w:ascii="Arial" w:eastAsiaTheme="minorEastAsia" w:hAnsi="Arial" w:cs="Arial"/>
+          <w:sz w:val="22"/>
+          <w:szCs w:val="22"/>
+          <w:lang w:eastAsia="zh-CN"/>
+        </w:rPr>
+        <w:t>viable and</w:t>
+      </w:r>
+      <w:r>
+        <w:rPr>
+          <w:rFonts w:ascii="Arial" w:eastAsiaTheme="minorEastAsia" w:hAnsi="Arial" w:cs="Arial" w:hint="eastAsia"/>
+          <w:sz w:val="22"/>
+          <w:szCs w:val="22"/>
+          <w:lang w:eastAsia="zh-CN"/>
+        </w:rPr>
+        <w:t xml:space="preserve"> is therefore </w:t>
       </w:r>
       <w:r>
         <w:rPr>
@@ -40733,25 +40693,7 @@
           <w:sz w:val="20"/>
           <w:szCs w:val="20"/>
         </w:rPr>
-        <w:t xml:space="preserve">Bixler, G. H. &amp; </w:t>
-      </w:r>
-      <w:proofErr w:type="spellStart"/>
-      <w:r>
-        <w:rPr>
-          <w:rFonts w:ascii="Arial" w:hAnsi="Arial" w:cs="Arial"/>
-          <w:sz w:val="20"/>
-          <w:szCs w:val="20"/>
-        </w:rPr>
-        <w:t>Coberly</w:t>
-      </w:r>
-      <w:proofErr w:type="spellEnd"/>
-      <w:r>
-        <w:rPr>
-          <w:rFonts w:ascii="Arial" w:hAnsi="Arial" w:cs="Arial"/>
-          <w:sz w:val="20"/>
-          <w:szCs w:val="20"/>
-        </w:rPr>
-        <w:t xml:space="preserve">, C. W. Wulff process acetylene. </w:t>
+        <w:t xml:space="preserve">Bixler, G. H. &amp; Coberly, C. W. Wulff process acetylene. </w:t>
       </w:r>
       <w:r>
         <w:rPr>
@@ -40823,25 +40765,7 @@
           <w:sz w:val="20"/>
           <w:szCs w:val="20"/>
         </w:rPr>
-        <w:t xml:space="preserve">, K. &amp; </w:t>
-      </w:r>
-      <w:proofErr w:type="spellStart"/>
-      <w:r>
-        <w:rPr>
-          <w:rFonts w:ascii="Arial" w:hAnsi="Arial" w:cs="Arial"/>
-          <w:sz w:val="20"/>
-          <w:szCs w:val="20"/>
-        </w:rPr>
-        <w:t>Arpe</w:t>
-      </w:r>
-      <w:proofErr w:type="spellEnd"/>
-      <w:r>
-        <w:rPr>
-          <w:rFonts w:ascii="Arial" w:hAnsi="Arial" w:cs="Arial"/>
-          <w:sz w:val="20"/>
-          <w:szCs w:val="20"/>
-        </w:rPr>
-        <w:t xml:space="preserve">, H.-J. </w:t>
+        <w:t xml:space="preserve">, K. &amp; Arpe, H.-J. </w:t>
       </w:r>
       <w:r>
         <w:rPr>
@@ -41394,27 +41318,7 @@
           <w:szCs w:val="20"/>
           <w:lang w:eastAsia="zh-CN"/>
         </w:rPr>
-        <w:t xml:space="preserve">, R., </w:t>
-      </w:r>
-      <w:proofErr w:type="spellStart"/>
-      <w:r>
-        <w:rPr>
-          <w:rFonts w:ascii="Arial" w:hAnsi="Arial" w:cs="Arial"/>
-          <w:sz w:val="20"/>
-          <w:szCs w:val="20"/>
-          <w:lang w:eastAsia="zh-CN"/>
-        </w:rPr>
-        <w:t>Minocha</w:t>
-      </w:r>
-      <w:proofErr w:type="spellEnd"/>
-      <w:r>
-        <w:rPr>
-          <w:rFonts w:ascii="Arial" w:hAnsi="Arial" w:cs="Arial"/>
-          <w:sz w:val="20"/>
-          <w:szCs w:val="20"/>
-          <w:lang w:eastAsia="zh-CN"/>
-        </w:rPr>
-        <w:t xml:space="preserve">, N., Goyal, I. &amp; Singh, M. R. Advancements in environmentally sustainable technologies for ethylene production. </w:t>
+        <w:t xml:space="preserve">, R., Minocha, N., Goyal, I. &amp; Singh, M. R. Advancements in environmentally sustainable technologies for ethylene production. </w:t>
       </w:r>
       <w:r>
         <w:rPr>
@@ -41979,31 +41883,7 @@
           <w:szCs w:val="20"/>
           <w:lang w:eastAsia="zh-CN"/>
         </w:rPr>
-        <w:t xml:space="preserve">Nat. </w:t>
-      </w:r>
-      <w:proofErr w:type="spellStart"/>
-      <w:r>
-        <w:rPr>
-          <w:rFonts w:ascii="Arial" w:hAnsi="Arial" w:cs="Arial"/>
-          <w:i/>
-          <w:iCs/>
-          <w:sz w:val="20"/>
-          <w:szCs w:val="20"/>
-          <w:lang w:eastAsia="zh-CN"/>
-        </w:rPr>
-        <w:t>Commun</w:t>
-      </w:r>
-      <w:proofErr w:type="spellEnd"/>
-      <w:r>
-        <w:rPr>
-          <w:rFonts w:ascii="Arial" w:hAnsi="Arial" w:cs="Arial"/>
-          <w:i/>
-          <w:iCs/>
-          <w:sz w:val="20"/>
-          <w:szCs w:val="20"/>
-          <w:lang w:eastAsia="zh-CN"/>
-        </w:rPr>
-        <w:t>.</w:t>
+        <w:t>Nat. Commun.</w:t>
       </w:r>
       <w:r>
         <w:rPr>
@@ -42195,23 +42075,13 @@
           <w:lang w:eastAsia="zh-CN"/>
         </w:rPr>
       </w:pPr>
-      <w:proofErr w:type="spellStart"/>
-      <w:r>
-        <w:rPr>
-          <w:rFonts w:ascii="Arial" w:hAnsi="Arial" w:cs="Arial"/>
-          <w:sz w:val="20"/>
-          <w:szCs w:val="20"/>
-        </w:rPr>
-        <w:t>Gadea</w:t>
-      </w:r>
-      <w:proofErr w:type="spellEnd"/>
-      <w:r>
-        <w:rPr>
-          <w:rFonts w:ascii="Arial" w:hAnsi="Arial" w:cs="Arial"/>
-          <w:sz w:val="20"/>
-          <w:szCs w:val="20"/>
-        </w:rPr>
-        <w:t>, M. D., Gómez-</w:t>
+      <w:r>
+        <w:rPr>
+          <w:rFonts w:ascii="Arial" w:hAnsi="Arial" w:cs="Arial"/>
+          <w:sz w:val="20"/>
+          <w:szCs w:val="20"/>
+        </w:rPr>
+        <w:t>Gadea, M. D., Gómez-</w:t>
       </w:r>
       <w:proofErr w:type="spellStart"/>
       <w:r>
@@ -42443,43 +42313,7 @@
           <w:sz w:val="20"/>
           <w:szCs w:val="20"/>
         </w:rPr>
-        <w:t xml:space="preserve">, S., </w:t>
-      </w:r>
-      <w:proofErr w:type="spellStart"/>
-      <w:r>
-        <w:rPr>
-          <w:rFonts w:ascii="Arial" w:hAnsi="Arial" w:cs="Arial"/>
-          <w:sz w:val="20"/>
-          <w:szCs w:val="20"/>
-        </w:rPr>
-        <w:t>Fulvio</w:t>
-      </w:r>
-      <w:proofErr w:type="spellEnd"/>
-      <w:r>
-        <w:rPr>
-          <w:rFonts w:ascii="Arial" w:hAnsi="Arial" w:cs="Arial"/>
-          <w:sz w:val="20"/>
-          <w:szCs w:val="20"/>
-        </w:rPr>
-        <w:t xml:space="preserve">, P. F. &amp; </w:t>
-      </w:r>
-      <w:proofErr w:type="spellStart"/>
-      <w:r>
-        <w:rPr>
-          <w:rFonts w:ascii="Arial" w:hAnsi="Arial" w:cs="Arial"/>
-          <w:sz w:val="20"/>
-          <w:szCs w:val="20"/>
-        </w:rPr>
-        <w:t>Andreoli</w:t>
-      </w:r>
-      <w:proofErr w:type="spellEnd"/>
-      <w:r>
-        <w:rPr>
-          <w:rFonts w:ascii="Arial" w:hAnsi="Arial" w:cs="Arial"/>
-          <w:sz w:val="20"/>
-          <w:szCs w:val="20"/>
-        </w:rPr>
-        <w:t xml:space="preserve">, E. Carbon black reborn: structure and chemistry for renewable energy harnessing. </w:t>
+        <w:t xml:space="preserve">, S., Fulvio, P. F. &amp; Andreoli, E. Carbon black reborn: structure and chemistry for renewable energy harnessing. </w:t>
       </w:r>
       <w:r>
         <w:rPr>
@@ -43392,23 +43226,13 @@
           <w:lang w:eastAsia="zh-CN"/>
         </w:rPr>
       </w:pPr>
-      <w:proofErr w:type="spellStart"/>
-      <w:r>
-        <w:rPr>
-          <w:rFonts w:ascii="Arial" w:hAnsi="Arial" w:cs="Arial"/>
-          <w:sz w:val="20"/>
-          <w:szCs w:val="20"/>
-        </w:rPr>
-        <w:t>Satam</w:t>
-      </w:r>
-      <w:proofErr w:type="spellEnd"/>
-      <w:r>
-        <w:rPr>
-          <w:rFonts w:ascii="Arial" w:hAnsi="Arial" w:cs="Arial"/>
-          <w:sz w:val="20"/>
-          <w:szCs w:val="20"/>
-        </w:rPr>
-        <w:t xml:space="preserve">, C. C. &amp; </w:t>
+      <w:r>
+        <w:rPr>
+          <w:rFonts w:ascii="Arial" w:hAnsi="Arial" w:cs="Arial"/>
+          <w:sz w:val="20"/>
+          <w:szCs w:val="20"/>
+        </w:rPr>
+        <w:t xml:space="preserve">Satam, C. C. &amp; </w:t>
       </w:r>
       <w:proofErr w:type="spellStart"/>
       <w:r>
@@ -43602,27 +43426,7 @@
           <w:szCs w:val="20"/>
           <w:lang w:eastAsia="zh-CN"/>
         </w:rPr>
-        <w:t xml:space="preserve">Zhang, N., Wang, S., </w:t>
-      </w:r>
-      <w:proofErr w:type="spellStart"/>
-      <w:r>
-        <w:rPr>
-          <w:rFonts w:ascii="Arial" w:hAnsi="Arial" w:cs="Arial"/>
-          <w:sz w:val="20"/>
-          <w:szCs w:val="20"/>
-          <w:lang w:eastAsia="zh-CN"/>
-        </w:rPr>
-        <w:t>Gibril</w:t>
-      </w:r>
-      <w:proofErr w:type="spellEnd"/>
-      <w:r>
-        <w:rPr>
-          <w:rFonts w:ascii="Arial" w:hAnsi="Arial" w:cs="Arial"/>
-          <w:sz w:val="20"/>
-          <w:szCs w:val="20"/>
-          <w:lang w:eastAsia="zh-CN"/>
-        </w:rPr>
-        <w:t xml:space="preserve">, M. E. &amp; Kong, F. The copolymer of polyvinyl acetate containing lignin-vinyl acetate monomer: Synthesis and characterization. </w:t>
+        <w:t xml:space="preserve">Zhang, N., Wang, S., Gibril, M. E. &amp; Kong, F. The copolymer of polyvinyl acetate containing lignin-vinyl acetate monomer: Synthesis and characterization. </w:t>
       </w:r>
       <w:r>
         <w:rPr>
@@ -43633,31 +43437,7 @@
           <w:szCs w:val="20"/>
           <w:lang w:eastAsia="zh-CN"/>
         </w:rPr>
-        <w:t xml:space="preserve">Eur. </w:t>
-      </w:r>
-      <w:proofErr w:type="spellStart"/>
-      <w:r>
-        <w:rPr>
-          <w:rFonts w:ascii="Arial" w:hAnsi="Arial" w:cs="Arial"/>
-          <w:i/>
-          <w:iCs/>
-          <w:sz w:val="20"/>
-          <w:szCs w:val="20"/>
-          <w:lang w:eastAsia="zh-CN"/>
-        </w:rPr>
-        <w:t>Polym</w:t>
-      </w:r>
-      <w:proofErr w:type="spellEnd"/>
-      <w:r>
-        <w:rPr>
-          <w:rFonts w:ascii="Arial" w:hAnsi="Arial" w:cs="Arial"/>
-          <w:i/>
-          <w:iCs/>
-          <w:sz w:val="20"/>
-          <w:szCs w:val="20"/>
-          <w:lang w:eastAsia="zh-CN"/>
-        </w:rPr>
-        <w:t>. J.</w:t>
+        <w:t>Eur. Polym. J.</w:t>
       </w:r>
       <w:r>
         <w:rPr>
@@ -43775,25 +43555,7 @@
           <w:szCs w:val="20"/>
         </w:rPr>
         <w:lastRenderedPageBreak/>
-        <w:t xml:space="preserve">Okoro, O. V., </w:t>
-      </w:r>
-      <w:proofErr w:type="spellStart"/>
-      <w:r>
-        <w:rPr>
-          <w:rFonts w:ascii="Arial" w:hAnsi="Arial" w:cs="Arial"/>
-          <w:sz w:val="20"/>
-          <w:szCs w:val="20"/>
-        </w:rPr>
-        <w:t>Nie</w:t>
-      </w:r>
-      <w:proofErr w:type="spellEnd"/>
-      <w:r>
-        <w:rPr>
-          <w:rFonts w:ascii="Arial" w:hAnsi="Arial" w:cs="Arial"/>
-          <w:sz w:val="20"/>
-          <w:szCs w:val="20"/>
-        </w:rPr>
-        <w:t xml:space="preserve">, L., </w:t>
+        <w:t xml:space="preserve">Okoro, O. V., Nie, L., </w:t>
       </w:r>
       <w:proofErr w:type="spellStart"/>
       <w:r>
@@ -44177,25 +43939,7 @@
           <w:sz w:val="20"/>
           <w:szCs w:val="20"/>
         </w:rPr>
-        <w:t xml:space="preserve">, T., </w:t>
-      </w:r>
-      <w:proofErr w:type="spellStart"/>
-      <w:r>
-        <w:rPr>
-          <w:rFonts w:ascii="Arial" w:hAnsi="Arial" w:cs="Arial"/>
-          <w:sz w:val="20"/>
-          <w:szCs w:val="20"/>
-        </w:rPr>
-        <w:t>Batta</w:t>
-      </w:r>
-      <w:proofErr w:type="spellEnd"/>
-      <w:r>
-        <w:rPr>
-          <w:rFonts w:ascii="Arial" w:hAnsi="Arial" w:cs="Arial"/>
-          <w:sz w:val="20"/>
-          <w:szCs w:val="20"/>
-        </w:rPr>
-        <w:t xml:space="preserve">, N. &amp; </w:t>
+        <w:t xml:space="preserve">, T., Batta, N. &amp; </w:t>
       </w:r>
       <w:proofErr w:type="spellStart"/>
       <w:r>
@@ -44672,47 +44416,7 @@
           <w:szCs w:val="20"/>
           <w:lang w:eastAsia="zh-CN"/>
         </w:rPr>
-        <w:t xml:space="preserve">Holmen, A., </w:t>
-      </w:r>
-      <w:proofErr w:type="spellStart"/>
-      <w:r>
-        <w:rPr>
-          <w:rFonts w:ascii="Arial" w:hAnsi="Arial" w:cs="Arial"/>
-          <w:sz w:val="20"/>
-          <w:szCs w:val="20"/>
-          <w:lang w:eastAsia="zh-CN"/>
-        </w:rPr>
-        <w:t>Olsvik</w:t>
-      </w:r>
-      <w:proofErr w:type="spellEnd"/>
-      <w:r>
-        <w:rPr>
-          <w:rFonts w:ascii="Arial" w:hAnsi="Arial" w:cs="Arial"/>
-          <w:sz w:val="20"/>
-          <w:szCs w:val="20"/>
-          <w:lang w:eastAsia="zh-CN"/>
-        </w:rPr>
-        <w:t xml:space="preserve">, O. &amp; </w:t>
-      </w:r>
-      <w:proofErr w:type="spellStart"/>
-      <w:r>
-        <w:rPr>
-          <w:rFonts w:ascii="Arial" w:hAnsi="Arial" w:cs="Arial"/>
-          <w:sz w:val="20"/>
-          <w:szCs w:val="20"/>
-          <w:lang w:eastAsia="zh-CN"/>
-        </w:rPr>
-        <w:t>Rokstad</w:t>
-      </w:r>
-      <w:proofErr w:type="spellEnd"/>
-      <w:r>
-        <w:rPr>
-          <w:rFonts w:ascii="Arial" w:hAnsi="Arial" w:cs="Arial"/>
-          <w:sz w:val="20"/>
-          <w:szCs w:val="20"/>
-          <w:lang w:eastAsia="zh-CN"/>
-        </w:rPr>
-        <w:t xml:space="preserve">, O. A. Pyrolysis of natural gas: chemistry and process concepts. </w:t>
+        <w:t xml:space="preserve">Holmen, A., Olsvik, O. &amp; Rokstad, O. A. Pyrolysis of natural gas: chemistry and process concepts. </w:t>
       </w:r>
       <w:r>
         <w:rPr>
@@ -44955,27 +44659,7 @@
           <w:szCs w:val="20"/>
           <w:lang w:eastAsia="zh-CN"/>
         </w:rPr>
-        <w:t xml:space="preserve">Yan, B., Xu, P., Guo, C. Y., </w:t>
-      </w:r>
-      <w:proofErr w:type="spellStart"/>
-      <w:r>
-        <w:rPr>
-          <w:rFonts w:ascii="Arial" w:hAnsi="Arial" w:cs="Arial"/>
-          <w:sz w:val="20"/>
-          <w:szCs w:val="20"/>
-          <w:lang w:eastAsia="zh-CN"/>
-        </w:rPr>
-        <w:t>Jin</w:t>
-      </w:r>
-      <w:proofErr w:type="spellEnd"/>
-      <w:r>
-        <w:rPr>
-          <w:rFonts w:ascii="Arial" w:hAnsi="Arial" w:cs="Arial"/>
-          <w:sz w:val="20"/>
-          <w:szCs w:val="20"/>
-          <w:lang w:eastAsia="zh-CN"/>
-        </w:rPr>
-        <w:t xml:space="preserve">, Y. &amp; Cheng, Y. Experimental study on coal pyrolysis to acetylene in thermal plasma reactors. </w:t>
+        <w:t xml:space="preserve">Yan, B., Xu, P., Guo, C. Y., Jin, Y. &amp; Cheng, Y. Experimental study on coal pyrolysis to acetylene in thermal plasma reactors. </w:t>
       </w:r>
       <w:r>
         <w:rPr>
@@ -45124,29 +44808,7 @@
           <w:szCs w:val="20"/>
           <w:lang w:eastAsia="zh-CN"/>
         </w:rPr>
-        <w:t xml:space="preserve">J. </w:t>
-      </w:r>
-      <w:proofErr w:type="spellStart"/>
-      <w:r>
-        <w:rPr>
-          <w:rFonts w:ascii="Arial" w:hAnsi="Arial" w:cs="Arial"/>
-          <w:i/>
-          <w:sz w:val="20"/>
-          <w:szCs w:val="20"/>
-          <w:lang w:eastAsia="zh-CN"/>
-        </w:rPr>
-        <w:t>Theor</w:t>
-      </w:r>
-      <w:proofErr w:type="spellEnd"/>
-      <w:r>
-        <w:rPr>
-          <w:rFonts w:ascii="Arial" w:hAnsi="Arial" w:cs="Arial"/>
-          <w:i/>
-          <w:sz w:val="20"/>
-          <w:szCs w:val="20"/>
-          <w:lang w:eastAsia="zh-CN"/>
-        </w:rPr>
-        <w:t>. Appl. Mech</w:t>
+        <w:t>J. Theor. Appl. Mech</w:t>
       </w:r>
       <w:r>
         <w:rPr>
@@ -45385,25 +45047,7 @@
           <w:sz w:val="20"/>
           <w:szCs w:val="20"/>
         </w:rPr>
-        <w:t xml:space="preserve">, E. &amp; </w:t>
-      </w:r>
-      <w:proofErr w:type="spellStart"/>
-      <w:r>
-        <w:rPr>
-          <w:rFonts w:ascii="Arial" w:hAnsi="Arial" w:cs="Arial"/>
-          <w:sz w:val="20"/>
-          <w:szCs w:val="20"/>
-        </w:rPr>
-        <w:t>Stefanidis</w:t>
-      </w:r>
-      <w:proofErr w:type="spellEnd"/>
-      <w:r>
-        <w:rPr>
-          <w:rFonts w:ascii="Arial" w:hAnsi="Arial" w:cs="Arial"/>
-          <w:sz w:val="20"/>
-          <w:szCs w:val="20"/>
-        </w:rPr>
-        <w:t xml:space="preserve">, G. D. The panorama of plasma-assisted non-oxidative methane reforming. </w:t>
+        <w:t xml:space="preserve">, E. &amp; Stefanidis, G. D. The panorama of plasma-assisted non-oxidative methane reforming. </w:t>
       </w:r>
       <w:r>
         <w:rPr>
@@ -45542,45 +45186,14 @@
           <w:lang w:eastAsia="zh-CN"/>
         </w:rPr>
       </w:pPr>
-      <w:proofErr w:type="spellStart"/>
-      <w:r>
-        <w:rPr>
-          <w:rFonts w:ascii="Arial" w:hAnsi="Arial" w:cs="Arial"/>
-          <w:sz w:val="20"/>
-          <w:szCs w:val="20"/>
-          <w:lang w:eastAsia="zh-CN"/>
-        </w:rPr>
-        <w:t>Kado</w:t>
-      </w:r>
-      <w:proofErr w:type="spellEnd"/>
-      <w:r>
-        <w:rPr>
-          <w:rFonts w:ascii="Arial" w:hAnsi="Arial" w:cs="Arial"/>
-          <w:sz w:val="20"/>
-          <w:szCs w:val="20"/>
-          <w:lang w:eastAsia="zh-CN"/>
-        </w:rPr>
-        <w:t xml:space="preserve">, S., </w:t>
-      </w:r>
-      <w:proofErr w:type="spellStart"/>
-      <w:r>
-        <w:rPr>
-          <w:rFonts w:ascii="Arial" w:hAnsi="Arial" w:cs="Arial"/>
-          <w:sz w:val="20"/>
-          <w:szCs w:val="20"/>
-          <w:lang w:eastAsia="zh-CN"/>
-        </w:rPr>
-        <w:t>Sekine</w:t>
-      </w:r>
-      <w:proofErr w:type="spellEnd"/>
-      <w:r>
-        <w:rPr>
-          <w:rFonts w:ascii="Arial" w:hAnsi="Arial" w:cs="Arial"/>
-          <w:sz w:val="20"/>
-          <w:szCs w:val="20"/>
-          <w:lang w:eastAsia="zh-CN"/>
-        </w:rPr>
-        <w:t xml:space="preserve">, Y. &amp; Fujimoto, K. Direct synthesis of acetylene from methane by direct current pulse discharge. </w:t>
+      <w:r>
+        <w:rPr>
+          <w:rFonts w:ascii="Arial" w:hAnsi="Arial" w:cs="Arial"/>
+          <w:sz w:val="20"/>
+          <w:szCs w:val="20"/>
+          <w:lang w:eastAsia="zh-CN"/>
+        </w:rPr>
+        <w:t xml:space="preserve">Kado, S., Sekine, Y. &amp; Fujimoto, K. Direct synthesis of acetylene from methane by direct current pulse discharge. </w:t>
       </w:r>
       <w:r>
         <w:rPr>
@@ -45591,31 +45204,7 @@
           <w:szCs w:val="20"/>
           <w:lang w:eastAsia="zh-CN"/>
         </w:rPr>
-        <w:t xml:space="preserve">Chem. </w:t>
-      </w:r>
-      <w:proofErr w:type="spellStart"/>
-      <w:r>
-        <w:rPr>
-          <w:rFonts w:ascii="Arial" w:hAnsi="Arial" w:cs="Arial"/>
-          <w:i/>
-          <w:iCs/>
-          <w:sz w:val="20"/>
-          <w:szCs w:val="20"/>
-          <w:lang w:eastAsia="zh-CN"/>
-        </w:rPr>
-        <w:t>Commun</w:t>
-      </w:r>
-      <w:proofErr w:type="spellEnd"/>
-      <w:r>
-        <w:rPr>
-          <w:rFonts w:ascii="Arial" w:hAnsi="Arial" w:cs="Arial"/>
-          <w:i/>
-          <w:iCs/>
-          <w:sz w:val="20"/>
-          <w:szCs w:val="20"/>
-          <w:lang w:eastAsia="zh-CN"/>
-        </w:rPr>
-        <w:t>.</w:t>
+        <w:t>Chem. Commun.</w:t>
       </w:r>
       <w:r>
         <w:rPr>
@@ -45808,45 +45397,14 @@
           <w:lang w:eastAsia="zh-CN"/>
         </w:rPr>
       </w:pPr>
-      <w:proofErr w:type="spellStart"/>
-      <w:r>
-        <w:rPr>
-          <w:rFonts w:ascii="Arial" w:hAnsi="Arial" w:cs="Arial"/>
-          <w:sz w:val="20"/>
-          <w:szCs w:val="20"/>
-          <w:lang w:eastAsia="zh-CN"/>
-        </w:rPr>
-        <w:t>Wnukowski</w:t>
-      </w:r>
-      <w:proofErr w:type="spellEnd"/>
-      <w:r>
-        <w:rPr>
-          <w:rFonts w:ascii="Arial" w:hAnsi="Arial" w:cs="Arial"/>
-          <w:sz w:val="20"/>
-          <w:szCs w:val="20"/>
-          <w:lang w:eastAsia="zh-CN"/>
-        </w:rPr>
-        <w:t xml:space="preserve">, M., van de </w:t>
-      </w:r>
-      <w:proofErr w:type="spellStart"/>
-      <w:r>
-        <w:rPr>
-          <w:rFonts w:ascii="Arial" w:hAnsi="Arial" w:cs="Arial"/>
-          <w:sz w:val="20"/>
-          <w:szCs w:val="20"/>
-          <w:lang w:eastAsia="zh-CN"/>
-        </w:rPr>
-        <w:t>Steeg</w:t>
-      </w:r>
-      <w:proofErr w:type="spellEnd"/>
-      <w:r>
-        <w:rPr>
-          <w:rFonts w:ascii="Arial" w:hAnsi="Arial" w:cs="Arial"/>
-          <w:sz w:val="20"/>
-          <w:szCs w:val="20"/>
-          <w:lang w:eastAsia="zh-CN"/>
-        </w:rPr>
-        <w:t xml:space="preserve">, A. W., </w:t>
+      <w:r>
+        <w:rPr>
+          <w:rFonts w:ascii="Arial" w:hAnsi="Arial" w:cs="Arial"/>
+          <w:sz w:val="20"/>
+          <w:szCs w:val="20"/>
+          <w:lang w:eastAsia="zh-CN"/>
+        </w:rPr>
+        <w:t xml:space="preserve">Wnukowski, M., van de Steeg, A. W., </w:t>
       </w:r>
       <w:proofErr w:type="spellStart"/>
       <w:r>
@@ -46236,27 +45794,7 @@
           <w:szCs w:val="20"/>
           <w:lang w:eastAsia="zh-CN"/>
         </w:rPr>
-        <w:t xml:space="preserve">Julian, I., Ramirez, H., </w:t>
-      </w:r>
-      <w:proofErr w:type="spellStart"/>
-      <w:r>
-        <w:rPr>
-          <w:rFonts w:ascii="Arial" w:hAnsi="Arial" w:cs="Arial"/>
-          <w:sz w:val="20"/>
-          <w:szCs w:val="20"/>
-          <w:lang w:eastAsia="zh-CN"/>
-        </w:rPr>
-        <w:t>Hueso</w:t>
-      </w:r>
-      <w:proofErr w:type="spellEnd"/>
-      <w:r>
-        <w:rPr>
-          <w:rFonts w:ascii="Arial" w:hAnsi="Arial" w:cs="Arial"/>
-          <w:sz w:val="20"/>
-          <w:szCs w:val="20"/>
-          <w:lang w:eastAsia="zh-CN"/>
-        </w:rPr>
-        <w:t xml:space="preserve">, J. L., </w:t>
+        <w:t xml:space="preserve">Julian, I., Ramirez, H., Hueso, J. L., </w:t>
       </w:r>
       <w:proofErr w:type="spellStart"/>
       <w:r>
@@ -46336,45 +45874,14 @@
           <w:lang w:eastAsia="zh-CN"/>
         </w:rPr>
       </w:pPr>
-      <w:proofErr w:type="spellStart"/>
-      <w:r>
-        <w:rPr>
-          <w:rFonts w:ascii="Arial" w:hAnsi="Arial" w:cs="Arial"/>
-          <w:sz w:val="20"/>
-          <w:szCs w:val="20"/>
-          <w:lang w:eastAsia="zh-CN"/>
-        </w:rPr>
-        <w:t>Suib</w:t>
-      </w:r>
-      <w:proofErr w:type="spellEnd"/>
-      <w:r>
-        <w:rPr>
-          <w:rFonts w:ascii="Arial" w:hAnsi="Arial" w:cs="Arial"/>
-          <w:sz w:val="20"/>
-          <w:szCs w:val="20"/>
-          <w:lang w:eastAsia="zh-CN"/>
-        </w:rPr>
-        <w:t xml:space="preserve">, S. L. &amp; </w:t>
-      </w:r>
-      <w:proofErr w:type="spellStart"/>
-      <w:r>
-        <w:rPr>
-          <w:rFonts w:ascii="Arial" w:hAnsi="Arial" w:cs="Arial"/>
-          <w:sz w:val="20"/>
-          <w:szCs w:val="20"/>
-          <w:lang w:eastAsia="zh-CN"/>
-        </w:rPr>
-        <w:t>Zerger</w:t>
-      </w:r>
-      <w:proofErr w:type="spellEnd"/>
-      <w:r>
-        <w:rPr>
-          <w:rFonts w:ascii="Arial" w:hAnsi="Arial" w:cs="Arial"/>
-          <w:sz w:val="20"/>
-          <w:szCs w:val="20"/>
-          <w:lang w:eastAsia="zh-CN"/>
-        </w:rPr>
-        <w:t xml:space="preserve">, R. P. A direct, continuous, low-power catalytic conversion of methane to higher hydrocarbons via microwave plasmas. </w:t>
+      <w:r>
+        <w:rPr>
+          <w:rFonts w:ascii="Arial" w:hAnsi="Arial" w:cs="Arial"/>
+          <w:sz w:val="20"/>
+          <w:szCs w:val="20"/>
+          <w:lang w:eastAsia="zh-CN"/>
+        </w:rPr>
+        <w:t xml:space="preserve">Suib, S. L. &amp; Zerger, R. P. A direct, continuous, low-power catalytic conversion of methane to higher hydrocarbons via microwave plasmas. </w:t>
       </w:r>
       <w:r>
         <w:rPr>
@@ -46465,27 +45972,7 @@
           <w:szCs w:val="20"/>
           <w:lang w:eastAsia="zh-CN"/>
         </w:rPr>
-        <w:t xml:space="preserve">Ortiz-Bravo, C. A., Chagas, C. A. &amp; </w:t>
-      </w:r>
-      <w:proofErr w:type="spellStart"/>
-      <w:r>
-        <w:rPr>
-          <w:rFonts w:ascii="Arial" w:hAnsi="Arial" w:cs="Arial"/>
-          <w:sz w:val="20"/>
-          <w:szCs w:val="20"/>
-          <w:lang w:eastAsia="zh-CN"/>
-        </w:rPr>
-        <w:t>Toniolo</w:t>
-      </w:r>
-      <w:proofErr w:type="spellEnd"/>
-      <w:r>
-        <w:rPr>
-          <w:rFonts w:ascii="Arial" w:hAnsi="Arial" w:cs="Arial"/>
-          <w:sz w:val="20"/>
-          <w:szCs w:val="20"/>
-          <w:lang w:eastAsia="zh-CN"/>
-        </w:rPr>
-        <w:t xml:space="preserve">, F. S. Oxidative coupling of methane (OCM): An overview of the challenges and opportunities for developing new technologies. </w:t>
+        <w:t xml:space="preserve">Ortiz-Bravo, C. A., Chagas, C. A. &amp; Toniolo, F. S. Oxidative coupling of methane (OCM): An overview of the challenges and opportunities for developing new technologies. </w:t>
       </w:r>
       <w:r>
         <w:rPr>
@@ -46563,27 +46050,7 @@
           <w:szCs w:val="20"/>
           <w:lang w:eastAsia="zh-CN"/>
         </w:rPr>
-        <w:t xml:space="preserve">, M., Wu, Y., Oh, S. C., </w:t>
-      </w:r>
-      <w:proofErr w:type="spellStart"/>
-      <w:r>
-        <w:rPr>
-          <w:rFonts w:ascii="Arial" w:hAnsi="Arial" w:cs="Arial"/>
-          <w:sz w:val="20"/>
-          <w:szCs w:val="20"/>
-          <w:lang w:eastAsia="zh-CN"/>
-        </w:rPr>
-        <w:t>Wachsman</w:t>
-      </w:r>
-      <w:proofErr w:type="spellEnd"/>
-      <w:r>
-        <w:rPr>
-          <w:rFonts w:ascii="Arial" w:hAnsi="Arial" w:cs="Arial"/>
-          <w:sz w:val="20"/>
-          <w:szCs w:val="20"/>
-          <w:lang w:eastAsia="zh-CN"/>
-        </w:rPr>
-        <w:t>, E. D. &amp; Liu, D. Hydrogen-permeable tubular membrane reactor: promoting conversion and product selectivity for non-oxidative activation of methane over an Fe©SiO</w:t>
+        <w:t>, M., Wu, Y., Oh, S. C., Wachsman, E. D. &amp; Liu, D. Hydrogen-permeable tubular membrane reactor: promoting conversion and product selectivity for non-oxidative activation of methane over an Fe©SiO</w:t>
       </w:r>
       <w:r>
         <w:rPr>
@@ -46775,23 +46242,13 @@
           <w:lang w:eastAsia="zh-CN"/>
         </w:rPr>
       </w:pPr>
-      <w:proofErr w:type="spellStart"/>
-      <w:r>
-        <w:rPr>
-          <w:rFonts w:ascii="Arial" w:hAnsi="Arial" w:cs="Arial"/>
-          <w:sz w:val="20"/>
-          <w:szCs w:val="20"/>
-        </w:rPr>
-        <w:t>Xie</w:t>
-      </w:r>
-      <w:proofErr w:type="spellEnd"/>
-      <w:r>
-        <w:rPr>
-          <w:rFonts w:ascii="Arial" w:hAnsi="Arial" w:cs="Arial"/>
-          <w:sz w:val="20"/>
-          <w:szCs w:val="20"/>
-        </w:rPr>
-        <w:t xml:space="preserve">, P. </w:t>
+      <w:r>
+        <w:rPr>
+          <w:rFonts w:ascii="Arial" w:hAnsi="Arial" w:cs="Arial"/>
+          <w:sz w:val="20"/>
+          <w:szCs w:val="20"/>
+        </w:rPr>
+        <w:t xml:space="preserve">Xie, P. </w:t>
       </w:r>
       <w:r>
         <w:rPr>
@@ -47183,25 +46640,14 @@
           <w:lang w:eastAsia="zh-CN"/>
         </w:rPr>
       </w:pPr>
-      <w:proofErr w:type="spellStart"/>
-      <w:r>
-        <w:rPr>
-          <w:rFonts w:ascii="Arial" w:hAnsi="Arial" w:cs="Arial"/>
-          <w:sz w:val="20"/>
-          <w:szCs w:val="20"/>
-          <w:lang w:eastAsia="zh-CN"/>
-        </w:rPr>
-        <w:t>Eggart</w:t>
-      </w:r>
-      <w:proofErr w:type="spellEnd"/>
-      <w:r>
-        <w:rPr>
-          <w:rFonts w:ascii="Arial" w:hAnsi="Arial" w:cs="Arial"/>
-          <w:sz w:val="20"/>
-          <w:szCs w:val="20"/>
-          <w:lang w:eastAsia="zh-CN"/>
-        </w:rPr>
-        <w:t xml:space="preserve">, D. </w:t>
+      <w:r>
+        <w:rPr>
+          <w:rFonts w:ascii="Arial" w:hAnsi="Arial" w:cs="Arial"/>
+          <w:sz w:val="20"/>
+          <w:szCs w:val="20"/>
+          <w:lang w:eastAsia="zh-CN"/>
+        </w:rPr>
+        <w:t xml:space="preserve">Eggart, D. </w:t>
       </w:r>
       <w:r>
         <w:rPr>
@@ -47324,25 +46770,14 @@
           <w:lang w:eastAsia="zh-CN"/>
         </w:rPr>
       </w:pPr>
-      <w:proofErr w:type="spellStart"/>
-      <w:r>
-        <w:rPr>
-          <w:rFonts w:ascii="Arial" w:hAnsi="Arial" w:cs="Arial"/>
-          <w:sz w:val="20"/>
-          <w:szCs w:val="20"/>
-          <w:lang w:eastAsia="zh-CN"/>
-        </w:rPr>
-        <w:t>Hohn</w:t>
-      </w:r>
-      <w:proofErr w:type="spellEnd"/>
-      <w:r>
-        <w:rPr>
-          <w:rFonts w:ascii="Arial" w:hAnsi="Arial" w:cs="Arial"/>
-          <w:sz w:val="20"/>
-          <w:szCs w:val="20"/>
-          <w:lang w:eastAsia="zh-CN"/>
-        </w:rPr>
-        <w:t xml:space="preserve">, K. L., Witt, P. M., Davis, M. B. &amp; Schmidt, L. D. Methane coupling to acetylene over Pt-coated monoliths at millisecond contact times. </w:t>
+      <w:r>
+        <w:rPr>
+          <w:rFonts w:ascii="Arial" w:hAnsi="Arial" w:cs="Arial"/>
+          <w:sz w:val="20"/>
+          <w:szCs w:val="20"/>
+          <w:lang w:eastAsia="zh-CN"/>
+        </w:rPr>
+        <w:t xml:space="preserve">Hohn, K. L., Witt, P. M., Davis, M. B. &amp; Schmidt, L. D. Methane coupling to acetylene over Pt-coated monoliths at millisecond contact times. </w:t>
       </w:r>
       <w:proofErr w:type="spellStart"/>
       <w:r>
@@ -47760,7 +47195,17 @@
           <w:szCs w:val="20"/>
           <w:lang w:eastAsia="zh-CN"/>
         </w:rPr>
-        <w:t>, W.J.</w:t>
+        <w:t>, W.J</w:t>
+      </w:r>
+      <w:r>
+        <w:rPr>
+          <w:rFonts w:ascii="Arial" w:hAnsi="Arial" w:cs="Arial"/>
+          <w:bCs/>
+          <w:sz w:val="20"/>
+          <w:szCs w:val="20"/>
+          <w:lang w:eastAsia="zh-CN"/>
+        </w:rPr>
+        <w:t>.</w:t>
       </w:r>
       <w:r>
         <w:rPr>
@@ -47951,20 +47396,63 @@
         </w:rPr>
         <w:t xml:space="preserve"> </w:t>
       </w:r>
-      <w:r>
-        <w:rPr>
-          <w:rFonts w:ascii="Arial" w:eastAsiaTheme="minorEastAsia" w:hAnsi="Arial" w:cs="Arial"/>
+      <w:hyperlink r:id="rId9" w:history="1">
+        <w:r>
+          <w:rPr>
+            <w:rStyle w:val="Hyperlink"/>
+            <w:rFonts w:ascii="Arial" w:eastAsiaTheme="minorEastAsia" w:hAnsi="Arial" w:cs="Arial"/>
+            <w:bCs/>
+            <w:sz w:val="20"/>
+            <w:szCs w:val="20"/>
+            <w:lang w:eastAsia="zh-CN"/>
+          </w:rPr>
+          <w:t>https://doi.org/10.1038/s41929-024-01250-0</w:t>
+        </w:r>
+      </w:hyperlink>
+      <w:r>
+        <w:rPr>
+          <w:rFonts w:ascii="Arial" w:eastAsiaTheme="minorEastAsia" w:hAnsi="Arial" w:cs="Arial" w:hint="eastAsia"/>
           <w:bCs/>
           <w:sz w:val="20"/>
           <w:szCs w:val="20"/>
           <w:lang w:eastAsia="zh-CN"/>
         </w:rPr>
-        <w:t>https://doi.org/10.1038/s41929-024-01250-0</w:t>
-      </w:r>
-      <w:r>
-        <w:rPr>
-          <w:rFonts w:ascii="Arial" w:eastAsiaTheme="minorEastAsia" w:hAnsi="Arial" w:cs="Arial" w:hint="eastAsia"/>
+        <w:t>.</w:t>
+      </w:r>
+      <w:r>
+        <w:rPr>
+          <w:rFonts w:ascii="Arial" w:eastAsiaTheme="minorEastAsia" w:hAnsi="Arial" w:cs="Arial"/>
           <w:bCs/>
+          <w:sz w:val="20"/>
+          <w:szCs w:val="20"/>
+          <w:lang w:eastAsia="zh-CN"/>
+        </w:rPr>
+        <w:t xml:space="preserve"> </w:t>
+      </w:r>
+      <w:r>
+        <w:rPr>
+          <w:rFonts w:ascii="Arial" w:eastAsiaTheme="minorEastAsia" w:hAnsi="Arial" w:cs="Arial"/>
+          <w:color w:val="2E74B5" w:themeColor="accent5" w:themeShade="BF"/>
+          <w:sz w:val="20"/>
+          <w:szCs w:val="20"/>
+          <w:lang w:eastAsia="zh-CN"/>
+        </w:rPr>
+        <w:t xml:space="preserve">The </w:t>
+      </w:r>
+      <w:r>
+        <w:rPr>
+          <w:rFonts w:ascii="Arial" w:eastAsiaTheme="minorEastAsia" w:hAnsi="Arial" w:cs="Arial"/>
+          <w:color w:val="2E74B5" w:themeColor="accent5" w:themeShade="BF"/>
+          <w:sz w:val="20"/>
+          <w:szCs w:val="20"/>
+          <w:lang w:eastAsia="zh-CN"/>
+        </w:rPr>
+        <w:t>new acetylene application</w:t>
+      </w:r>
+      <w:r>
+        <w:rPr>
+          <w:rFonts w:ascii="Arial" w:eastAsiaTheme="minorEastAsia" w:hAnsi="Arial" w:cs="Arial" w:hint="eastAsia"/>
+          <w:color w:val="2E74B5" w:themeColor="accent5" w:themeShade="BF"/>
           <w:sz w:val="20"/>
           <w:szCs w:val="20"/>
           <w:lang w:eastAsia="zh-CN"/>
@@ -48155,6 +47643,7 @@
           <w:szCs w:val="20"/>
           <w:lang w:eastAsia="zh-CN"/>
         </w:rPr>
+        <w:lastRenderedPageBreak/>
         <w:t>Shi, R.</w:t>
       </w:r>
       <w:r>
@@ -48347,7 +47836,6 @@
           <w:szCs w:val="20"/>
           <w:lang w:val="nb-NO" w:eastAsia="zh-CN"/>
         </w:rPr>
-        <w:lastRenderedPageBreak/>
         <w:t>Zhao, Z.H.</w:t>
       </w:r>
       <w:r>
@@ -49609,27 +49097,7 @@
           <w:szCs w:val="20"/>
           <w:lang w:eastAsia="zh-CN"/>
         </w:rPr>
-        <w:t xml:space="preserve">, E., </w:t>
-      </w:r>
-      <w:proofErr w:type="spellStart"/>
-      <w:r>
-        <w:rPr>
-          <w:rFonts w:ascii="Arial" w:hAnsi="Arial" w:cs="Arial"/>
-          <w:sz w:val="20"/>
-          <w:szCs w:val="20"/>
-          <w:lang w:eastAsia="zh-CN"/>
-        </w:rPr>
-        <w:t>Stefanidis</w:t>
-      </w:r>
-      <w:proofErr w:type="spellEnd"/>
-      <w:r>
-        <w:rPr>
-          <w:rFonts w:ascii="Arial" w:hAnsi="Arial" w:cs="Arial"/>
-          <w:sz w:val="20"/>
-          <w:szCs w:val="20"/>
-          <w:lang w:eastAsia="zh-CN"/>
-        </w:rPr>
-        <w:t xml:space="preserve">, G. D. &amp; Vlachos, D. G. Plasma technology for lignocellulosic biomass conversion toward an electrified biorefinery. </w:t>
+        <w:t xml:space="preserve">, E., Stefanidis, G. D. &amp; Vlachos, D. G. Plasma technology for lignocellulosic biomass conversion toward an electrified biorefinery. </w:t>
       </w:r>
       <w:r>
         <w:rPr>
@@ -49877,27 +49345,7 @@
           <w:szCs w:val="20"/>
           <w:lang w:eastAsia="zh-CN"/>
         </w:rPr>
-        <w:t xml:space="preserve">Kolb, T., </w:t>
-      </w:r>
-      <w:proofErr w:type="spellStart"/>
-      <w:r>
-        <w:rPr>
-          <w:rFonts w:ascii="Arial" w:hAnsi="Arial" w:cs="Arial"/>
-          <w:sz w:val="20"/>
-          <w:szCs w:val="20"/>
-          <w:lang w:eastAsia="zh-CN"/>
-        </w:rPr>
-        <w:t>Kroker</w:t>
-      </w:r>
-      <w:proofErr w:type="spellEnd"/>
-      <w:r>
-        <w:rPr>
-          <w:rFonts w:ascii="Arial" w:hAnsi="Arial" w:cs="Arial"/>
-          <w:sz w:val="20"/>
-          <w:szCs w:val="20"/>
-          <w:lang w:eastAsia="zh-CN"/>
-        </w:rPr>
-        <w:t>, T. &amp; Gericke, K.-H. Conversion of biogas like mixtures to C</w:t>
+        <w:t>Kolb, T., Kroker, T. &amp; Gericke, K.-H. Conversion of biogas like mixtures to C</w:t>
       </w:r>
       <w:r>
         <w:rPr>
@@ -50430,25 +49878,14 @@
           <w:lang w:eastAsia="zh-CN"/>
         </w:rPr>
       </w:pPr>
-      <w:proofErr w:type="spellStart"/>
-      <w:r>
-        <w:rPr>
-          <w:rFonts w:ascii="Arial" w:hAnsi="Arial" w:cs="Arial"/>
-          <w:sz w:val="20"/>
-          <w:szCs w:val="20"/>
-          <w:lang w:eastAsia="zh-CN"/>
-        </w:rPr>
-        <w:t>Fawzy</w:t>
-      </w:r>
-      <w:proofErr w:type="spellEnd"/>
-      <w:r>
-        <w:rPr>
-          <w:rFonts w:ascii="Arial" w:hAnsi="Arial" w:cs="Arial"/>
-          <w:sz w:val="20"/>
-          <w:szCs w:val="20"/>
-          <w:lang w:eastAsia="zh-CN"/>
-        </w:rPr>
-        <w:t xml:space="preserve">, S., Osman, A.I., Yang, H., Doran, J. </w:t>
+      <w:r>
+        <w:rPr>
+          <w:rFonts w:ascii="Arial" w:hAnsi="Arial" w:cs="Arial"/>
+          <w:sz w:val="20"/>
+          <w:szCs w:val="20"/>
+          <w:lang w:eastAsia="zh-CN"/>
+        </w:rPr>
+        <w:t xml:space="preserve">Fawzy, S., Osman, A.I., Yang, H., Doran, J. </w:t>
       </w:r>
       <w:r>
         <w:rPr>
@@ -50596,51 +50033,7 @@
           <w:szCs w:val="20"/>
           <w:lang w:eastAsia="zh-CN"/>
         </w:rPr>
-        <w:t xml:space="preserve">Alberici, S., </w:t>
-      </w:r>
-      <w:proofErr w:type="spellStart"/>
-      <w:r>
-        <w:rPr>
-          <w:rFonts w:ascii="Arial" w:hAnsi="Arial" w:cs="Arial"/>
-          <w:iCs/>
-          <w:sz w:val="20"/>
-          <w:szCs w:val="20"/>
-          <w:lang w:eastAsia="zh-CN"/>
-        </w:rPr>
-        <w:t>Grimme</w:t>
-      </w:r>
-      <w:proofErr w:type="spellEnd"/>
-      <w:r>
-        <w:rPr>
-          <w:rFonts w:ascii="Arial" w:hAnsi="Arial" w:cs="Arial"/>
-          <w:iCs/>
-          <w:sz w:val="20"/>
-          <w:szCs w:val="20"/>
-          <w:lang w:eastAsia="zh-CN"/>
-        </w:rPr>
-        <w:t xml:space="preserve">, W. &amp; </w:t>
-      </w:r>
-      <w:proofErr w:type="spellStart"/>
-      <w:r>
-        <w:rPr>
-          <w:rFonts w:ascii="Arial" w:hAnsi="Arial" w:cs="Arial"/>
-          <w:iCs/>
-          <w:sz w:val="20"/>
-          <w:szCs w:val="20"/>
-          <w:lang w:eastAsia="zh-CN"/>
-        </w:rPr>
-        <w:t>Toop</w:t>
-      </w:r>
-      <w:proofErr w:type="spellEnd"/>
-      <w:r>
-        <w:rPr>
-          <w:rFonts w:ascii="Arial" w:hAnsi="Arial" w:cs="Arial"/>
-          <w:iCs/>
-          <w:sz w:val="20"/>
-          <w:szCs w:val="20"/>
-          <w:lang w:eastAsia="zh-CN"/>
-        </w:rPr>
-        <w:t xml:space="preserve">, G. Biomethane Production Potentials in the EU - Feasibility of </w:t>
+        <w:t xml:space="preserve">Alberici, S., Grimme, W. &amp; Toop, G. Biomethane Production Potentials in the EU - Feasibility of </w:t>
       </w:r>
       <w:proofErr w:type="spellStart"/>
       <w:r>
@@ -50768,43 +50161,7 @@
           <w:sz w:val="20"/>
           <w:szCs w:val="20"/>
         </w:rPr>
-        <w:t xml:space="preserve">Rodin, V., </w:t>
-      </w:r>
-      <w:proofErr w:type="spellStart"/>
-      <w:r>
-        <w:rPr>
-          <w:rFonts w:ascii="Arial" w:hAnsi="Arial" w:cs="Arial"/>
-          <w:sz w:val="20"/>
-          <w:szCs w:val="20"/>
-        </w:rPr>
-        <w:t>Lindorfer</w:t>
-      </w:r>
-      <w:proofErr w:type="spellEnd"/>
-      <w:r>
-        <w:rPr>
-          <w:rFonts w:ascii="Arial" w:hAnsi="Arial" w:cs="Arial"/>
-          <w:sz w:val="20"/>
-          <w:szCs w:val="20"/>
-        </w:rPr>
-        <w:t xml:space="preserve">, J., </w:t>
-      </w:r>
-      <w:proofErr w:type="spellStart"/>
-      <w:r>
-        <w:rPr>
-          <w:rFonts w:ascii="Arial" w:hAnsi="Arial" w:cs="Arial"/>
-          <w:sz w:val="20"/>
-          <w:szCs w:val="20"/>
-        </w:rPr>
-        <w:t>Böhm</w:t>
-      </w:r>
-      <w:proofErr w:type="spellEnd"/>
-      <w:r>
-        <w:rPr>
-          <w:rFonts w:ascii="Arial" w:hAnsi="Arial" w:cs="Arial"/>
-          <w:sz w:val="20"/>
-          <w:szCs w:val="20"/>
-        </w:rPr>
-        <w:t xml:space="preserve">, H. &amp; Vieira, L. Assessing the potential of carbon dioxide </w:t>
+        <w:t xml:space="preserve">Rodin, V., Lindorfer, J., Böhm, H. &amp; Vieira, L. Assessing the potential of carbon dioxide </w:t>
       </w:r>
       <w:proofErr w:type="spellStart"/>
       <w:r>
@@ -51094,25 +50451,15 @@
           <w:lang w:eastAsia="zh-CN"/>
         </w:rPr>
       </w:pPr>
-      <w:proofErr w:type="spellStart"/>
-      <w:r>
-        <w:rPr>
-          <w:rFonts w:ascii="Arial" w:hAnsi="Arial" w:cs="Arial"/>
-          <w:sz w:val="20"/>
-          <w:szCs w:val="20"/>
-          <w:lang w:eastAsia="zh-CN"/>
-        </w:rPr>
-        <w:t>Sacchi</w:t>
-      </w:r>
-      <w:proofErr w:type="spellEnd"/>
-      <w:r>
-        <w:rPr>
-          <w:rFonts w:ascii="Arial" w:hAnsi="Arial" w:cs="Arial"/>
-          <w:sz w:val="20"/>
-          <w:szCs w:val="20"/>
-          <w:lang w:eastAsia="zh-CN"/>
-        </w:rPr>
-        <w:t xml:space="preserve">, R. </w:t>
+      <w:r>
+        <w:rPr>
+          <w:rFonts w:ascii="Arial" w:hAnsi="Arial" w:cs="Arial"/>
+          <w:sz w:val="20"/>
+          <w:szCs w:val="20"/>
+          <w:lang w:eastAsia="zh-CN"/>
+        </w:rPr>
+        <w:lastRenderedPageBreak/>
+        <w:t xml:space="preserve">Sacchi, R. </w:t>
       </w:r>
       <w:r>
         <w:rPr>
@@ -51279,7 +50626,6 @@
           <w:szCs w:val="20"/>
           <w:lang w:eastAsia="zh-CN"/>
         </w:rPr>
-        <w:lastRenderedPageBreak/>
         <w:t xml:space="preserve">Johnston, P., </w:t>
       </w:r>
       <w:proofErr w:type="spellStart"/>
@@ -51477,7 +50823,7 @@
                     </pic:cNvPicPr>
                   </pic:nvPicPr>
                   <pic:blipFill rotWithShape="1">
-                    <a:blip r:embed="rId9">
+                    <a:blip r:embed="rId10">
                       <a:extLst>
                         <a:ext uri="{28A0092B-C50C-407E-A947-70E740481C1C}">
                           <a14:useLocalDpi xmlns:a14="http://schemas.microsoft.com/office/drawing/2010/main" val="0"/>
@@ -51827,7 +51173,7 @@
                     </pic:cNvPicPr>
                   </pic:nvPicPr>
                   <pic:blipFill rotWithShape="1">
-                    <a:blip r:embed="rId10">
+                    <a:blip r:embed="rId11">
                       <a:extLst>
                         <a:ext uri="{28A0092B-C50C-407E-A947-70E740481C1C}">
                           <a14:useLocalDpi xmlns:a14="http://schemas.microsoft.com/office/drawing/2010/main" val="0"/>
@@ -52253,7 +51599,7 @@
                     <pic:cNvPicPr/>
                   </pic:nvPicPr>
                   <pic:blipFill>
-                    <a:blip r:embed="rId11"/>
+                    <a:blip r:embed="rId12"/>
                     <a:stretch>
                       <a:fillRect/>
                     </a:stretch>
@@ -52695,7 +52041,7 @@
                     </pic:cNvPicPr>
                   </pic:nvPicPr>
                   <pic:blipFill rotWithShape="1">
-                    <a:blip r:embed="rId12">
+                    <a:blip r:embed="rId13">
                       <a:extLst>
                         <a:ext uri="{28A0092B-C50C-407E-A947-70E740481C1C}">
                           <a14:useLocalDpi xmlns:a14="http://schemas.microsoft.com/office/drawing/2010/main" val="0"/>
@@ -53444,7 +52790,7 @@
                     </pic:cNvPicPr>
                   </pic:nvPicPr>
                   <pic:blipFill rotWithShape="1">
-                    <a:blip r:embed="rId13">
+                    <a:blip r:embed="rId14">
                       <a:extLst>
                         <a:ext uri="{28A0092B-C50C-407E-A947-70E740481C1C}">
                           <a14:useLocalDpi xmlns:a14="http://schemas.microsoft.com/office/drawing/2010/main" val="0"/>
@@ -54679,7 +54025,7 @@
                     </pic:cNvPicPr>
                   </pic:nvPicPr>
                   <pic:blipFill>
-                    <a:blip r:embed="rId14">
+                    <a:blip r:embed="rId15">
                       <a:extLst>
                         <a:ext uri="{28A0092B-C50C-407E-A947-70E740481C1C}">
                           <a14:useLocalDpi xmlns:a14="http://schemas.microsoft.com/office/drawing/2010/main" val="0"/>
@@ -55021,18 +54367,7 @@
           <w:sz w:val="22"/>
           <w:szCs w:val="22"/>
         </w:rPr>
-        <w:t xml:space="preserve"> route</w:t>
-      </w:r>
-      <w:bookmarkStart w:id="24" w:name="_GoBack"/>
-      <w:bookmarkEnd w:id="24"/>
-      <w:r>
-        <w:rPr>
-          <w:rFonts w:ascii="Arial" w:eastAsia="Times New Roman" w:hAnsi="Arial" w:cs="Arial"/>
-          <w:bCs/>
-          <w:sz w:val="22"/>
-          <w:szCs w:val="22"/>
-        </w:rPr>
-        <w:t>, and biomethane, as an alternative to methane for the PC and plasma technologies, are evaluated for the green routes. Future projections (for 2050) of climate change impacts for all technologies are presented to illustrate the potential reduction in impacts under a decarbonized electricity mix scenario.</w:t>
+        <w:t xml:space="preserve"> route, and biomethane, as an alternative to methane for the PC and plasma technologies, are evaluated for the green routes. Future projections (for 2050) of climate change impacts for all technologies are presented to illustrate the potential reduction in impacts under a decarbonized electricity mix scenario.</w:t>
       </w:r>
       <w:r>
         <w:rPr>
@@ -55127,7 +54462,7 @@
       </w:r>
     </w:p>
     <w:sectPr>
-      <w:footerReference w:type="default" r:id="rId15"/>
+      <w:footerReference w:type="default" r:id="rId16"/>
       <w:pgSz w:w="11906" w:h="16838"/>
       <w:pgMar w:top="1440" w:right="1440" w:bottom="1440" w:left="1440" w:header="706" w:footer="706" w:gutter="0"/>
       <w:lnNumType w:countBy="1"/>
@@ -55139,7 +54474,7 @@
 </file>
 
 <file path=word/endnotes.xml><?xml version="1.0" encoding="utf-8"?>
-<w:endnotes xmlns:wpc="http://schemas.microsoft.com/office/word/2010/wordprocessingCanvas" xmlns:cx="http://schemas.microsoft.com/office/drawing/2014/chartex" xmlns:cx1="http://schemas.microsoft.com/office/drawing/2015/9/8/chartex" xmlns:cx2="http://schemas.microsoft.com/office/drawing/2015/10/21/chartex" xmlns:cx3="http://schemas.microsoft.com/office/drawing/2016/5/9/chartex" xmlns:cx4="http://schemas.microsoft.com/office/drawing/2016/5/10/chartex" xmlns:cx5="http://schemas.microsoft.com/office/drawing/2016/5/11/chartex" xmlns:cx6="http://schemas.microsoft.com/office/drawing/2016/5/12/chartex" xmlns:cx7="http://schemas.microsoft.com/office/drawing/2016/5/13/chartex" xmlns:cx8="http://schemas.microsoft.com/office/drawing/2016/5/14/chartex" xmlns:mc="http://schemas.openxmlformats.org/markup-compatibility/2006" xmlns:aink="http://schemas.microsoft.com/office/drawing/2016/ink" xmlns:am3d="http://schemas.microsoft.com/office/drawing/2017/model3d" xmlns:o="urn:schemas-microsoft-com:office:office" xmlns:r="http://schemas.openxmlformats.org/officeDocument/2006/relationships" xmlns:m="http://schemas.openxmlformats.org/officeDocument/2006/math" xmlns:v="urn:schemas-microsoft-com:vml" xmlns:wp14="http://schemas.microsoft.com/office/word/2010/wordprocessingDrawing" xmlns:wp="http://schemas.openxmlformats.org/drawingml/2006/wordprocessingDrawing" xmlns:w10="urn:schemas-microsoft-com:office:word" xmlns:w="http://schemas.openxmlformats.org/wordprocessingml/2006/main" xmlns:w14="http://schemas.microsoft.com/office/word/2010/wordml" xmlns:w15="http://schemas.microsoft.com/office/word/2012/wordml" xmlns:w16cid="http://schemas.microsoft.com/office/word/2016/wordml/cid" xmlns:w16se="http://schemas.microsoft.com/office/word/2015/wordml/symex" xmlns:wpg="http://schemas.microsoft.com/office/word/2010/wordprocessingGroup" xmlns:wpi="http://schemas.microsoft.com/office/word/2010/wordprocessingInk" xmlns:wne="http://schemas.microsoft.com/office/word/2006/wordml" xmlns:wps="http://schemas.microsoft.com/office/word/2010/wordprocessingShape" mc:Ignorable="w14 w15 w16se w16cid wp14">
+<w:endnotes xmlns:wpc="http://schemas.microsoft.com/office/word/2010/wordprocessingCanvas" xmlns:cx="http://schemas.microsoft.com/office/drawing/2014/chartex" xmlns:cx1="http://schemas.microsoft.com/office/drawing/2015/9/8/chartex" xmlns:cx2="http://schemas.microsoft.com/office/drawing/2015/10/21/chartex" xmlns:cx3="http://schemas.microsoft.com/office/drawing/2016/5/9/chartex" xmlns:cx4="http://schemas.microsoft.com/office/drawing/2016/5/10/chartex" xmlns:cx5="http://schemas.microsoft.com/office/drawing/2016/5/11/chartex" xmlns:cx6="http://schemas.microsoft.com/office/drawing/2016/5/12/chartex" xmlns:cx7="http://schemas.microsoft.com/office/drawing/2016/5/13/chartex" xmlns:cx8="http://schemas.microsoft.com/office/drawing/2016/5/14/chartex" xmlns:mc="http://schemas.openxmlformats.org/markup-compatibility/2006" xmlns:aink="http://schemas.microsoft.com/office/drawing/2016/ink" xmlns:am3d="http://schemas.microsoft.com/office/drawing/2017/model3d" xmlns:o="urn:schemas-microsoft-com:office:office" xmlns:oel="http://schemas.microsoft.com/office/2019/extlst" xmlns:r="http://schemas.openxmlformats.org/officeDocument/2006/relationships" xmlns:m="http://schemas.openxmlformats.org/officeDocument/2006/math" xmlns:v="urn:schemas-microsoft-com:vml" xmlns:wp14="http://schemas.microsoft.com/office/word/2010/wordprocessingDrawing" xmlns:wp="http://schemas.openxmlformats.org/drawingml/2006/wordprocessingDrawing" xmlns:w10="urn:schemas-microsoft-com:office:word" xmlns:w="http://schemas.openxmlformats.org/wordprocessingml/2006/main" xmlns:w14="http://schemas.microsoft.com/office/word/2010/wordml" xmlns:w15="http://schemas.microsoft.com/office/word/2012/wordml" xmlns:w16cex="http://schemas.microsoft.com/office/word/2018/wordml/cex" xmlns:w16cid="http://schemas.microsoft.com/office/word/2016/wordml/cid" xmlns:w16="http://schemas.microsoft.com/office/word/2018/wordml" xmlns:w16du="http://schemas.microsoft.com/office/word/2023/wordml/word16du" xmlns:w16sdtdh="http://schemas.microsoft.com/office/word/2020/wordml/sdtdatahash" xmlns:w16se="http://schemas.microsoft.com/office/word/2015/wordml/symex" xmlns:wpg="http://schemas.microsoft.com/office/word/2010/wordprocessingGroup" xmlns:wpi="http://schemas.microsoft.com/office/word/2010/wordprocessingInk" xmlns:wne="http://schemas.microsoft.com/office/word/2006/wordml" xmlns:wps="http://schemas.microsoft.com/office/word/2010/wordprocessingShape" mc:Ignorable="w14 w15 w16se w16cid w16 w16cex w16sdtdh w16du wp14">
   <w:endnote w:type="separator" w:id="-1">
     <w:p>
       <w:r>
@@ -55161,7 +54496,7 @@
 </file>
 
 <file path=word/footer1.xml><?xml version="1.0" encoding="utf-8"?>
-<w:ftr xmlns:wpc="http://schemas.microsoft.com/office/word/2010/wordprocessingCanvas" xmlns:cx="http://schemas.microsoft.com/office/drawing/2014/chartex" xmlns:cx1="http://schemas.microsoft.com/office/drawing/2015/9/8/chartex" xmlns:cx2="http://schemas.microsoft.com/office/drawing/2015/10/21/chartex" xmlns:cx3="http://schemas.microsoft.com/office/drawing/2016/5/9/chartex" xmlns:cx4="http://schemas.microsoft.com/office/drawing/2016/5/10/chartex" xmlns:cx5="http://schemas.microsoft.com/office/drawing/2016/5/11/chartex" xmlns:cx6="http://schemas.microsoft.com/office/drawing/2016/5/12/chartex" xmlns:cx7="http://schemas.microsoft.com/office/drawing/2016/5/13/chartex" xmlns:cx8="http://schemas.microsoft.com/office/drawing/2016/5/14/chartex" xmlns:mc="http://schemas.openxmlformats.org/markup-compatibility/2006" xmlns:aink="http://schemas.microsoft.com/office/drawing/2016/ink" xmlns:am3d="http://schemas.microsoft.com/office/drawing/2017/model3d" xmlns:o="urn:schemas-microsoft-com:office:office" xmlns:r="http://schemas.openxmlformats.org/officeDocument/2006/relationships" xmlns:m="http://schemas.openxmlformats.org/officeDocument/2006/math" xmlns:v="urn:schemas-microsoft-com:vml" xmlns:wp14="http://schemas.microsoft.com/office/word/2010/wordprocessingDrawing" xmlns:wp="http://schemas.openxmlformats.org/drawingml/2006/wordprocessingDrawing" xmlns:w10="urn:schemas-microsoft-com:office:word" xmlns:w="http://schemas.openxmlformats.org/wordprocessingml/2006/main" xmlns:w14="http://schemas.microsoft.com/office/word/2010/wordml" xmlns:w15="http://schemas.microsoft.com/office/word/2012/wordml" xmlns:w16cid="http://schemas.microsoft.com/office/word/2016/wordml/cid" xmlns:w16se="http://schemas.microsoft.com/office/word/2015/wordml/symex" xmlns:wpg="http://schemas.microsoft.com/office/word/2010/wordprocessingGroup" xmlns:wpi="http://schemas.microsoft.com/office/word/2010/wordprocessingInk" xmlns:wne="http://schemas.microsoft.com/office/word/2006/wordml" xmlns:wps="http://schemas.microsoft.com/office/word/2010/wordprocessingShape" mc:Ignorable="w14 w15 w16se w16cid wp14">
+<w:ftr xmlns:wpc="http://schemas.microsoft.com/office/word/2010/wordprocessingCanvas" xmlns:cx="http://schemas.microsoft.com/office/drawing/2014/chartex" xmlns:cx1="http://schemas.microsoft.com/office/drawing/2015/9/8/chartex" xmlns:cx2="http://schemas.microsoft.com/office/drawing/2015/10/21/chartex" xmlns:cx3="http://schemas.microsoft.com/office/drawing/2016/5/9/chartex" xmlns:cx4="http://schemas.microsoft.com/office/drawing/2016/5/10/chartex" xmlns:cx5="http://schemas.microsoft.com/office/drawing/2016/5/11/chartex" xmlns:cx6="http://schemas.microsoft.com/office/drawing/2016/5/12/chartex" xmlns:cx7="http://schemas.microsoft.com/office/drawing/2016/5/13/chartex" xmlns:cx8="http://schemas.microsoft.com/office/drawing/2016/5/14/chartex" xmlns:mc="http://schemas.openxmlformats.org/markup-compatibility/2006" xmlns:aink="http://schemas.microsoft.com/office/drawing/2016/ink" xmlns:am3d="http://schemas.microsoft.com/office/drawing/2017/model3d" xmlns:o="urn:schemas-microsoft-com:office:office" xmlns:oel="http://schemas.microsoft.com/office/2019/extlst" xmlns:r="http://schemas.openxmlformats.org/officeDocument/2006/relationships" xmlns:m="http://schemas.openxmlformats.org/officeDocument/2006/math" xmlns:v="urn:schemas-microsoft-com:vml" xmlns:wp14="http://schemas.microsoft.com/office/word/2010/wordprocessingDrawing" xmlns:wp="http://schemas.openxmlformats.org/drawingml/2006/wordprocessingDrawing" xmlns:w10="urn:schemas-microsoft-com:office:word" xmlns:w="http://schemas.openxmlformats.org/wordprocessingml/2006/main" xmlns:w14="http://schemas.microsoft.com/office/word/2010/wordml" xmlns:w15="http://schemas.microsoft.com/office/word/2012/wordml" xmlns:w16cex="http://schemas.microsoft.com/office/word/2018/wordml/cex" xmlns:w16cid="http://schemas.microsoft.com/office/word/2016/wordml/cid" xmlns:w16="http://schemas.microsoft.com/office/word/2018/wordml" xmlns:w16du="http://schemas.microsoft.com/office/word/2023/wordml/word16du" xmlns:w16sdtdh="http://schemas.microsoft.com/office/word/2020/wordml/sdtdatahash" xmlns:w16se="http://schemas.microsoft.com/office/word/2015/wordml/symex" xmlns:wpg="http://schemas.microsoft.com/office/word/2010/wordprocessingGroup" xmlns:wpi="http://schemas.microsoft.com/office/word/2010/wordprocessingInk" xmlns:wne="http://schemas.microsoft.com/office/word/2006/wordml" xmlns:wps="http://schemas.microsoft.com/office/word/2010/wordprocessingShape" mc:Ignorable="w14 w15 w16se w16cid w16 w16cex w16sdtdh w16du wp14">
   <w:sdt>
     <w:sdtPr>
       <w:id w:val="608546562"/>
@@ -55243,7 +54578,7 @@
 </file>
 
 <file path=word/footnotes.xml><?xml version="1.0" encoding="utf-8"?>
-<w:footnotes xmlns:wpc="http://schemas.microsoft.com/office/word/2010/wordprocessingCanvas" xmlns:cx="http://schemas.microsoft.com/office/drawing/2014/chartex" xmlns:cx1="http://schemas.microsoft.com/office/drawing/2015/9/8/chartex" xmlns:cx2="http://schemas.microsoft.com/office/drawing/2015/10/21/chartex" xmlns:cx3="http://schemas.microsoft.com/office/drawing/2016/5/9/chartex" xmlns:cx4="http://schemas.microsoft.com/office/drawing/2016/5/10/chartex" xmlns:cx5="http://schemas.microsoft.com/office/drawing/2016/5/11/chartex" xmlns:cx6="http://schemas.microsoft.com/office/drawing/2016/5/12/chartex" xmlns:cx7="http://schemas.microsoft.com/office/drawing/2016/5/13/chartex" xmlns:cx8="http://schemas.microsoft.com/office/drawing/2016/5/14/chartex" xmlns:mc="http://schemas.openxmlformats.org/markup-compatibility/2006" xmlns:aink="http://schemas.microsoft.com/office/drawing/2016/ink" xmlns:am3d="http://schemas.microsoft.com/office/drawing/2017/model3d" xmlns:o="urn:schemas-microsoft-com:office:office" xmlns:r="http://schemas.openxmlformats.org/officeDocument/2006/relationships" xmlns:m="http://schemas.openxmlformats.org/officeDocument/2006/math" xmlns:v="urn:schemas-microsoft-com:vml" xmlns:wp14="http://schemas.microsoft.com/office/word/2010/wordprocessingDrawing" xmlns:wp="http://schemas.openxmlformats.org/drawingml/2006/wordprocessingDrawing" xmlns:w10="urn:schemas-microsoft-com:office:word" xmlns:w="http://schemas.openxmlformats.org/wordprocessingml/2006/main" xmlns:w14="http://schemas.microsoft.com/office/word/2010/wordml" xmlns:w15="http://schemas.microsoft.com/office/word/2012/wordml" xmlns:w16cid="http://schemas.microsoft.com/office/word/2016/wordml/cid" xmlns:w16se="http://schemas.microsoft.com/office/word/2015/wordml/symex" xmlns:wpg="http://schemas.microsoft.com/office/word/2010/wordprocessingGroup" xmlns:wpi="http://schemas.microsoft.com/office/word/2010/wordprocessingInk" xmlns:wne="http://schemas.microsoft.com/office/word/2006/wordml" xmlns:wps="http://schemas.microsoft.com/office/word/2010/wordprocessingShape" mc:Ignorable="w14 w15 w16se w16cid wp14">
+<w:footnotes xmlns:wpc="http://schemas.microsoft.com/office/word/2010/wordprocessingCanvas" xmlns:cx="http://schemas.microsoft.com/office/drawing/2014/chartex" xmlns:cx1="http://schemas.microsoft.com/office/drawing/2015/9/8/chartex" xmlns:cx2="http://schemas.microsoft.com/office/drawing/2015/10/21/chartex" xmlns:cx3="http://schemas.microsoft.com/office/drawing/2016/5/9/chartex" xmlns:cx4="http://schemas.microsoft.com/office/drawing/2016/5/10/chartex" xmlns:cx5="http://schemas.microsoft.com/office/drawing/2016/5/11/chartex" xmlns:cx6="http://schemas.microsoft.com/office/drawing/2016/5/12/chartex" xmlns:cx7="http://schemas.microsoft.com/office/drawing/2016/5/13/chartex" xmlns:cx8="http://schemas.microsoft.com/office/drawing/2016/5/14/chartex" xmlns:mc="http://schemas.openxmlformats.org/markup-compatibility/2006" xmlns:aink="http://schemas.microsoft.com/office/drawing/2016/ink" xmlns:am3d="http://schemas.microsoft.com/office/drawing/2017/model3d" xmlns:o="urn:schemas-microsoft-com:office:office" xmlns:oel="http://schemas.microsoft.com/office/2019/extlst" xmlns:r="http://schemas.openxmlformats.org/officeDocument/2006/relationships" xmlns:m="http://schemas.openxmlformats.org/officeDocument/2006/math" xmlns:v="urn:schemas-microsoft-com:vml" xmlns:wp14="http://schemas.microsoft.com/office/word/2010/wordprocessingDrawing" xmlns:wp="http://schemas.openxmlformats.org/drawingml/2006/wordprocessingDrawing" xmlns:w10="urn:schemas-microsoft-com:office:word" xmlns:w="http://schemas.openxmlformats.org/wordprocessingml/2006/main" xmlns:w14="http://schemas.microsoft.com/office/word/2010/wordml" xmlns:w15="http://schemas.microsoft.com/office/word/2012/wordml" xmlns:w16cex="http://schemas.microsoft.com/office/word/2018/wordml/cex" xmlns:w16cid="http://schemas.microsoft.com/office/word/2016/wordml/cid" xmlns:w16="http://schemas.microsoft.com/office/word/2018/wordml" xmlns:w16du="http://schemas.microsoft.com/office/word/2023/wordml/word16du" xmlns:w16sdtdh="http://schemas.microsoft.com/office/word/2020/wordml/sdtdatahash" xmlns:w16se="http://schemas.microsoft.com/office/word/2015/wordml/symex" xmlns:wpg="http://schemas.microsoft.com/office/word/2010/wordprocessingGroup" xmlns:wpi="http://schemas.microsoft.com/office/word/2010/wordprocessingInk" xmlns:wne="http://schemas.microsoft.com/office/word/2006/wordml" xmlns:wps="http://schemas.microsoft.com/office/word/2010/wordprocessingShape" mc:Ignorable="w14 w15 w16se w16cid w16 w16cex w16sdtdh w16du wp14">
   <w:footnote w:type="separator" w:id="-1">
     <w:p>
       <w:r>
@@ -55265,7 +54600,7 @@
 </file>
 
 <file path=word/numbering.xml><?xml version="1.0" encoding="utf-8"?>
-<w:numbering xmlns:wpc="http://schemas.microsoft.com/office/word/2010/wordprocessingCanvas" xmlns:cx="http://schemas.microsoft.com/office/drawing/2014/chartex" xmlns:cx1="http://schemas.microsoft.com/office/drawing/2015/9/8/chartex" xmlns:cx2="http://schemas.microsoft.com/office/drawing/2015/10/21/chartex" xmlns:cx3="http://schemas.microsoft.com/office/drawing/2016/5/9/chartex" xmlns:cx4="http://schemas.microsoft.com/office/drawing/2016/5/10/chartex" xmlns:cx5="http://schemas.microsoft.com/office/drawing/2016/5/11/chartex" xmlns:cx6="http://schemas.microsoft.com/office/drawing/2016/5/12/chartex" xmlns:cx7="http://schemas.microsoft.com/office/drawing/2016/5/13/chartex" xmlns:cx8="http://schemas.microsoft.com/office/drawing/2016/5/14/chartex" xmlns:mc="http://schemas.openxmlformats.org/markup-compatibility/2006" xmlns:aink="http://schemas.microsoft.com/office/drawing/2016/ink" xmlns:am3d="http://schemas.microsoft.com/office/drawing/2017/model3d" xmlns:o="urn:schemas-microsoft-com:office:office" xmlns:r="http://schemas.openxmlformats.org/officeDocument/2006/relationships" xmlns:m="http://schemas.openxmlformats.org/officeDocument/2006/math" xmlns:v="urn:schemas-microsoft-com:vml" xmlns:wp14="http://schemas.microsoft.com/office/word/2010/wordprocessingDrawing" xmlns:wp="http://schemas.openxmlformats.org/drawingml/2006/wordprocessingDrawing" xmlns:w10="urn:schemas-microsoft-com:office:word" xmlns:w="http://schemas.openxmlformats.org/wordprocessingml/2006/main" xmlns:w14="http://schemas.microsoft.com/office/word/2010/wordml" xmlns:w15="http://schemas.microsoft.com/office/word/2012/wordml" xmlns:w16cid="http://schemas.microsoft.com/office/word/2016/wordml/cid" xmlns:w16se="http://schemas.microsoft.com/office/word/2015/wordml/symex" xmlns:wpg="http://schemas.microsoft.com/office/word/2010/wordprocessingGroup" xmlns:wpi="http://schemas.microsoft.com/office/word/2010/wordprocessingInk" xmlns:wne="http://schemas.microsoft.com/office/word/2006/wordml" xmlns:wps="http://schemas.microsoft.com/office/word/2010/wordprocessingShape" mc:Ignorable="w14 w15 w16se w16cid wp14">
+<w:numbering xmlns:wpc="http://schemas.microsoft.com/office/word/2010/wordprocessingCanvas" xmlns:cx="http://schemas.microsoft.com/office/drawing/2014/chartex" xmlns:cx1="http://schemas.microsoft.com/office/drawing/2015/9/8/chartex" xmlns:cx2="http://schemas.microsoft.com/office/drawing/2015/10/21/chartex" xmlns:cx3="http://schemas.microsoft.com/office/drawing/2016/5/9/chartex" xmlns:cx4="http://schemas.microsoft.com/office/drawing/2016/5/10/chartex" xmlns:cx5="http://schemas.microsoft.com/office/drawing/2016/5/11/chartex" xmlns:cx6="http://schemas.microsoft.com/office/drawing/2016/5/12/chartex" xmlns:cx7="http://schemas.microsoft.com/office/drawing/2016/5/13/chartex" xmlns:cx8="http://schemas.microsoft.com/office/drawing/2016/5/14/chartex" xmlns:mc="http://schemas.openxmlformats.org/markup-compatibility/2006" xmlns:aink="http://schemas.microsoft.com/office/drawing/2016/ink" xmlns:am3d="http://schemas.microsoft.com/office/drawing/2017/model3d" xmlns:o="urn:schemas-microsoft-com:office:office" xmlns:oel="http://schemas.microsoft.com/office/2019/extlst" xmlns:r="http://schemas.openxmlformats.org/officeDocument/2006/relationships" xmlns:m="http://schemas.openxmlformats.org/officeDocument/2006/math" xmlns:v="urn:schemas-microsoft-com:vml" xmlns:wp14="http://schemas.microsoft.com/office/word/2010/wordprocessingDrawing" xmlns:wp="http://schemas.openxmlformats.org/drawingml/2006/wordprocessingDrawing" xmlns:w10="urn:schemas-microsoft-com:office:word" xmlns:w="http://schemas.openxmlformats.org/wordprocessingml/2006/main" xmlns:w14="http://schemas.microsoft.com/office/word/2010/wordml" xmlns:w15="http://schemas.microsoft.com/office/word/2012/wordml" xmlns:w16cex="http://schemas.microsoft.com/office/word/2018/wordml/cex" xmlns:w16cid="http://schemas.microsoft.com/office/word/2016/wordml/cid" xmlns:w16="http://schemas.microsoft.com/office/word/2018/wordml" xmlns:w16du="http://schemas.microsoft.com/office/word/2023/wordml/word16du" xmlns:w16sdtdh="http://schemas.microsoft.com/office/word/2020/wordml/sdtdatahash" xmlns:w16se="http://schemas.microsoft.com/office/word/2015/wordml/symex" xmlns:wpg="http://schemas.microsoft.com/office/word/2010/wordprocessingGroup" xmlns:wpi="http://schemas.microsoft.com/office/word/2010/wordprocessingInk" xmlns:wne="http://schemas.microsoft.com/office/word/2006/wordml" xmlns:wps="http://schemas.microsoft.com/office/word/2010/wordprocessingShape" mc:Ignorable="w14 w15 w16se w16cid w16 w16cex w16sdtdh w16du wp14">
   <w:abstractNum w:abstractNumId="0" w15:restartNumberingAfterBreak="0">
     <w:nsid w:val="00403DD4"/>
     <w:multiLevelType w:val="hybridMultilevel"/>
@@ -60083,146 +59418,146 @@
       </w:rPr>
     </w:lvl>
   </w:abstractNum>
-  <w:num w:numId="1">
+  <w:num w:numId="1" w16cid:durableId="1260675029">
     <w:abstractNumId w:val="14"/>
   </w:num>
-  <w:num w:numId="2">
+  <w:num w:numId="2" w16cid:durableId="1662273304">
     <w:abstractNumId w:val="16"/>
   </w:num>
-  <w:num w:numId="3">
+  <w:num w:numId="3" w16cid:durableId="1242565676">
     <w:abstractNumId w:val="19"/>
   </w:num>
-  <w:num w:numId="4">
+  <w:num w:numId="4" w16cid:durableId="1142306837">
     <w:abstractNumId w:val="42"/>
   </w:num>
-  <w:num w:numId="5">
+  <w:num w:numId="5" w16cid:durableId="1343630632">
     <w:abstractNumId w:val="27"/>
   </w:num>
-  <w:num w:numId="6">
+  <w:num w:numId="6" w16cid:durableId="398600500">
     <w:abstractNumId w:val="26"/>
   </w:num>
-  <w:num w:numId="7">
+  <w:num w:numId="7" w16cid:durableId="1472135308">
     <w:abstractNumId w:val="44"/>
   </w:num>
-  <w:num w:numId="8">
+  <w:num w:numId="8" w16cid:durableId="1696735213">
     <w:abstractNumId w:val="31"/>
   </w:num>
-  <w:num w:numId="9">
+  <w:num w:numId="9" w16cid:durableId="237519501">
     <w:abstractNumId w:val="35"/>
   </w:num>
-  <w:num w:numId="10">
+  <w:num w:numId="10" w16cid:durableId="1029600035">
     <w:abstractNumId w:val="24"/>
   </w:num>
-  <w:num w:numId="11">
+  <w:num w:numId="11" w16cid:durableId="2055352466">
     <w:abstractNumId w:val="33"/>
   </w:num>
-  <w:num w:numId="12">
+  <w:num w:numId="12" w16cid:durableId="2061973354">
     <w:abstractNumId w:val="29"/>
   </w:num>
-  <w:num w:numId="13">
+  <w:num w:numId="13" w16cid:durableId="1608543690">
     <w:abstractNumId w:val="9"/>
   </w:num>
-  <w:num w:numId="14">
+  <w:num w:numId="14" w16cid:durableId="1972133968">
     <w:abstractNumId w:val="5"/>
   </w:num>
-  <w:num w:numId="15">
+  <w:num w:numId="15" w16cid:durableId="78139748">
     <w:abstractNumId w:val="39"/>
   </w:num>
-  <w:num w:numId="16">
+  <w:num w:numId="16" w16cid:durableId="98716808">
     <w:abstractNumId w:val="41"/>
   </w:num>
-  <w:num w:numId="17">
+  <w:num w:numId="17" w16cid:durableId="654724309">
     <w:abstractNumId w:val="8"/>
   </w:num>
-  <w:num w:numId="18">
+  <w:num w:numId="18" w16cid:durableId="932130262">
     <w:abstractNumId w:val="30"/>
   </w:num>
-  <w:num w:numId="19">
+  <w:num w:numId="19" w16cid:durableId="877085329">
     <w:abstractNumId w:val="4"/>
   </w:num>
-  <w:num w:numId="20">
+  <w:num w:numId="20" w16cid:durableId="1338463385">
     <w:abstractNumId w:val="34"/>
   </w:num>
-  <w:num w:numId="21">
+  <w:num w:numId="21" w16cid:durableId="444619002">
     <w:abstractNumId w:val="25"/>
   </w:num>
-  <w:num w:numId="22">
+  <w:num w:numId="22" w16cid:durableId="1051731938">
     <w:abstractNumId w:val="7"/>
   </w:num>
-  <w:num w:numId="23">
+  <w:num w:numId="23" w16cid:durableId="720325118">
     <w:abstractNumId w:val="36"/>
   </w:num>
-  <w:num w:numId="24">
+  <w:num w:numId="24" w16cid:durableId="1516924111">
     <w:abstractNumId w:val="6"/>
   </w:num>
-  <w:num w:numId="25">
+  <w:num w:numId="25" w16cid:durableId="1623147441">
     <w:abstractNumId w:val="40"/>
   </w:num>
-  <w:num w:numId="26">
+  <w:num w:numId="26" w16cid:durableId="789318818">
     <w:abstractNumId w:val="21"/>
   </w:num>
-  <w:num w:numId="27">
+  <w:num w:numId="27" w16cid:durableId="1172987666">
     <w:abstractNumId w:val="22"/>
   </w:num>
-  <w:num w:numId="28">
+  <w:num w:numId="28" w16cid:durableId="2101103244">
     <w:abstractNumId w:val="15"/>
   </w:num>
-  <w:num w:numId="29">
+  <w:num w:numId="29" w16cid:durableId="1824589321">
     <w:abstractNumId w:val="2"/>
   </w:num>
-  <w:num w:numId="30">
+  <w:num w:numId="30" w16cid:durableId="1365908320">
     <w:abstractNumId w:val="43"/>
   </w:num>
-  <w:num w:numId="31">
+  <w:num w:numId="31" w16cid:durableId="1152254692">
     <w:abstractNumId w:val="17"/>
   </w:num>
-  <w:num w:numId="32">
+  <w:num w:numId="32" w16cid:durableId="1562135620">
     <w:abstractNumId w:val="32"/>
   </w:num>
-  <w:num w:numId="33">
+  <w:num w:numId="33" w16cid:durableId="1232810212">
     <w:abstractNumId w:val="0"/>
   </w:num>
-  <w:num w:numId="34">
+  <w:num w:numId="34" w16cid:durableId="28335701">
     <w:abstractNumId w:val="10"/>
   </w:num>
-  <w:num w:numId="35">
+  <w:num w:numId="35" w16cid:durableId="1068381945">
     <w:abstractNumId w:val="12"/>
   </w:num>
-  <w:num w:numId="36">
+  <w:num w:numId="36" w16cid:durableId="847526009">
     <w:abstractNumId w:val="11"/>
   </w:num>
-  <w:num w:numId="37">
+  <w:num w:numId="37" w16cid:durableId="169831726">
     <w:abstractNumId w:val="37"/>
   </w:num>
-  <w:num w:numId="38">
+  <w:num w:numId="38" w16cid:durableId="998381644">
     <w:abstractNumId w:val="28"/>
   </w:num>
-  <w:num w:numId="39">
+  <w:num w:numId="39" w16cid:durableId="1435203911">
     <w:abstractNumId w:val="23"/>
   </w:num>
-  <w:num w:numId="40">
+  <w:num w:numId="40" w16cid:durableId="605575363">
     <w:abstractNumId w:val="13"/>
   </w:num>
-  <w:num w:numId="41">
+  <w:num w:numId="41" w16cid:durableId="119690217">
     <w:abstractNumId w:val="38"/>
   </w:num>
-  <w:num w:numId="42">
+  <w:num w:numId="42" w16cid:durableId="1565094635">
     <w:abstractNumId w:val="18"/>
   </w:num>
-  <w:num w:numId="43">
+  <w:num w:numId="43" w16cid:durableId="2047366857">
     <w:abstractNumId w:val="1"/>
   </w:num>
-  <w:num w:numId="44">
+  <w:num w:numId="44" w16cid:durableId="1556502863">
     <w:abstractNumId w:val="3"/>
   </w:num>
-  <w:num w:numId="45">
+  <w:num w:numId="45" w16cid:durableId="2022395313">
     <w:abstractNumId w:val="20"/>
   </w:num>
 </w:numbering>
 </file>
 
 <file path=word/styles.xml><?xml version="1.0" encoding="utf-8"?>
-<w:styles xmlns:mc="http://schemas.openxmlformats.org/markup-compatibility/2006" xmlns:r="http://schemas.openxmlformats.org/officeDocument/2006/relationships" xmlns:w="http://schemas.openxmlformats.org/wordprocessingml/2006/main" xmlns:w14="http://schemas.microsoft.com/office/word/2010/wordml" xmlns:w15="http://schemas.microsoft.com/office/word/2012/wordml" xmlns:w16cid="http://schemas.microsoft.com/office/word/2016/wordml/cid" xmlns:w16se="http://schemas.microsoft.com/office/word/2015/wordml/symex" mc:Ignorable="w14 w15 w16se w16cid">
+<w:styles xmlns:mc="http://schemas.openxmlformats.org/markup-compatibility/2006" xmlns:r="http://schemas.openxmlformats.org/officeDocument/2006/relationships" xmlns:w="http://schemas.openxmlformats.org/wordprocessingml/2006/main" xmlns:w14="http://schemas.microsoft.com/office/word/2010/wordml" xmlns:w15="http://schemas.microsoft.com/office/word/2012/wordml" xmlns:w16cex="http://schemas.microsoft.com/office/word/2018/wordml/cex" xmlns:w16cid="http://schemas.microsoft.com/office/word/2016/wordml/cid" xmlns:w16="http://schemas.microsoft.com/office/word/2018/wordml" xmlns:w16du="http://schemas.microsoft.com/office/word/2023/wordml/word16du" xmlns:w16sdtdh="http://schemas.microsoft.com/office/word/2020/wordml/sdtdatahash" xmlns:w16se="http://schemas.microsoft.com/office/word/2015/wordml/symex" mc:Ignorable="w14 w15 w16se w16cid w16 w16cex w16sdtdh w16du">
   <w:docDefaults>
     <w:rPrDefault>
       <w:rPr>
@@ -60234,7 +59569,7 @@
     </w:rPrDefault>
     <w:pPrDefault/>
   </w:docDefaults>
-  <w:latentStyles w:defLockedState="0" w:defUIPriority="99" w:defSemiHidden="0" w:defUnhideWhenUsed="0" w:defQFormat="0" w:count="375">
+  <w:latentStyles w:defLockedState="0" w:defUIPriority="99" w:defSemiHidden="0" w:defUnhideWhenUsed="0" w:defQFormat="0" w:count="376">
     <w:lsdException w:name="Normal" w:uiPriority="0" w:qFormat="1"/>
     <w:lsdException w:name="heading 1" w:uiPriority="9" w:qFormat="1"/>
     <w:lsdException w:name="heading 2" w:semiHidden="1" w:uiPriority="9" w:unhideWhenUsed="1" w:qFormat="1"/>
@@ -60610,6 +59945,7 @@
     <w:lsdException w:name="Smart Hyperlink" w:semiHidden="1" w:unhideWhenUsed="1"/>
     <w:lsdException w:name="Hashtag" w:semiHidden="1" w:unhideWhenUsed="1"/>
     <w:lsdException w:name="Unresolved Mention" w:semiHidden="1" w:unhideWhenUsed="1"/>
+    <w:lsdException w:name="Smart Link" w:semiHidden="1" w:unhideWhenUsed="1"/>
   </w:latentStyles>
   <w:style w:type="paragraph" w:default="1" w:styleId="Normal">
     <w:name w:val="Normal"/>

--- a/writing/revision_files/final/doc_files/NATCHEMENG-24061044_main_manuscript.docx
+++ b/writing/revision_files/final/doc_files/NATCHEMENG-24061044_main_manuscript.docx
@@ -1,6 +1,6 @@
 
 <file path=word/document.xml><?xml version="1.0" encoding="utf-8"?>
-<w:document xmlns:wpc="http://schemas.microsoft.com/office/word/2010/wordprocessingCanvas" xmlns:cx="http://schemas.microsoft.com/office/drawing/2014/chartex" xmlns:cx1="http://schemas.microsoft.com/office/drawing/2015/9/8/chartex" xmlns:cx2="http://schemas.microsoft.com/office/drawing/2015/10/21/chartex" xmlns:cx3="http://schemas.microsoft.com/office/drawing/2016/5/9/chartex" xmlns:cx4="http://schemas.microsoft.com/office/drawing/2016/5/10/chartex" xmlns:cx5="http://schemas.microsoft.com/office/drawing/2016/5/11/chartex" xmlns:cx6="http://schemas.microsoft.com/office/drawing/2016/5/12/chartex" xmlns:cx7="http://schemas.microsoft.com/office/drawing/2016/5/13/chartex" xmlns:cx8="http://schemas.microsoft.com/office/drawing/2016/5/14/chartex" xmlns:mc="http://schemas.openxmlformats.org/markup-compatibility/2006" xmlns:aink="http://schemas.microsoft.com/office/drawing/2016/ink" xmlns:am3d="http://schemas.microsoft.com/office/drawing/2017/model3d" xmlns:o="urn:schemas-microsoft-com:office:office" xmlns:oel="http://schemas.microsoft.com/office/2019/extlst" xmlns:r="http://schemas.openxmlformats.org/officeDocument/2006/relationships" xmlns:m="http://schemas.openxmlformats.org/officeDocument/2006/math" xmlns:v="urn:schemas-microsoft-com:vml" xmlns:wp14="http://schemas.microsoft.com/office/word/2010/wordprocessingDrawing" xmlns:wp="http://schemas.openxmlformats.org/drawingml/2006/wordprocessingDrawing" xmlns:w10="urn:schemas-microsoft-com:office:word" xmlns:w="http://schemas.openxmlformats.org/wordprocessingml/2006/main" xmlns:w14="http://schemas.microsoft.com/office/word/2010/wordml" xmlns:w15="http://schemas.microsoft.com/office/word/2012/wordml" xmlns:w16cex="http://schemas.microsoft.com/office/word/2018/wordml/cex" xmlns:w16cid="http://schemas.microsoft.com/office/word/2016/wordml/cid" xmlns:w16="http://schemas.microsoft.com/office/word/2018/wordml" xmlns:w16du="http://schemas.microsoft.com/office/word/2023/wordml/word16du" xmlns:w16sdtdh="http://schemas.microsoft.com/office/word/2020/wordml/sdtdatahash" xmlns:w16se="http://schemas.microsoft.com/office/word/2015/wordml/symex" xmlns:wpg="http://schemas.microsoft.com/office/word/2010/wordprocessingGroup" xmlns:wpi="http://schemas.microsoft.com/office/word/2010/wordprocessingInk" xmlns:wne="http://schemas.microsoft.com/office/word/2006/wordml" xmlns:wps="http://schemas.microsoft.com/office/word/2010/wordprocessingShape" mc:Ignorable="w14 w15 w16se w16cid w16 w16cex w16sdtdh w16du wp14">
+<w:document xmlns:wpc="http://schemas.microsoft.com/office/word/2010/wordprocessingCanvas" xmlns:cx="http://schemas.microsoft.com/office/drawing/2014/chartex" xmlns:cx1="http://schemas.microsoft.com/office/drawing/2015/9/8/chartex" xmlns:cx2="http://schemas.microsoft.com/office/drawing/2015/10/21/chartex" xmlns:cx3="http://schemas.microsoft.com/office/drawing/2016/5/9/chartex" xmlns:cx4="http://schemas.microsoft.com/office/drawing/2016/5/10/chartex" xmlns:cx5="http://schemas.microsoft.com/office/drawing/2016/5/11/chartex" xmlns:cx6="http://schemas.microsoft.com/office/drawing/2016/5/12/chartex" xmlns:cx7="http://schemas.microsoft.com/office/drawing/2016/5/13/chartex" xmlns:cx8="http://schemas.microsoft.com/office/drawing/2016/5/14/chartex" xmlns:mc="http://schemas.openxmlformats.org/markup-compatibility/2006" xmlns:aink="http://schemas.microsoft.com/office/drawing/2016/ink" xmlns:am3d="http://schemas.microsoft.com/office/drawing/2017/model3d" xmlns:o="urn:schemas-microsoft-com:office:office" xmlns:r="http://schemas.openxmlformats.org/officeDocument/2006/relationships" xmlns:m="http://schemas.openxmlformats.org/officeDocument/2006/math" xmlns:v="urn:schemas-microsoft-com:vml" xmlns:wp14="http://schemas.microsoft.com/office/word/2010/wordprocessingDrawing" xmlns:wp="http://schemas.openxmlformats.org/drawingml/2006/wordprocessingDrawing" xmlns:w10="urn:schemas-microsoft-com:office:word" xmlns:w="http://schemas.openxmlformats.org/wordprocessingml/2006/main" xmlns:w14="http://schemas.microsoft.com/office/word/2010/wordml" xmlns:w15="http://schemas.microsoft.com/office/word/2012/wordml" xmlns:w16cid="http://schemas.microsoft.com/office/word/2016/wordml/cid" xmlns:w16se="http://schemas.microsoft.com/office/word/2015/wordml/symex" xmlns:wpg="http://schemas.microsoft.com/office/word/2010/wordprocessingGroup" xmlns:wpi="http://schemas.microsoft.com/office/word/2010/wordprocessingInk" xmlns:wne="http://schemas.microsoft.com/office/word/2006/wordml" xmlns:wps="http://schemas.microsoft.com/office/word/2010/wordprocessingShape" mc:Ignorable="w14 w15 w16se w16cid wp14">
   <w:body>
     <w:p>
       <w:pPr>
@@ -1284,12 +1284,12 @@
       </w:r>
       <w:r>
         <w:rPr>
-          <w:rFonts w:ascii="Arial" w:eastAsiaTheme="minorEastAsia" w:hAnsi="Arial" w:cs="Arial" w:hint="eastAsia"/>
-          <w:sz w:val="22"/>
-          <w:szCs w:val="22"/>
-          <w:lang w:eastAsia="zh-CN"/>
-        </w:rPr>
-        <w:t>the</w:t>
+          <w:rFonts w:ascii="Arial" w:eastAsiaTheme="minorEastAsia" w:hAnsi="Arial" w:cs="Arial"/>
+          <w:sz w:val="22"/>
+          <w:szCs w:val="22"/>
+          <w:lang w:eastAsia="zh-CN"/>
+        </w:rPr>
+        <w:t>an</w:t>
       </w:r>
       <w:r>
         <w:rPr>
@@ -6348,7 +6348,16 @@
           <w:szCs w:val="22"/>
           <w:lang w:eastAsia="zh-CN"/>
         </w:rPr>
-        <w:t>As the industry shifts towards sustainability</w:t>
+        <w:t xml:space="preserve">As the industry shifts towards </w:t>
+      </w:r>
+      <w:r>
+        <w:rPr>
+          <w:rFonts w:ascii="Arial" w:eastAsiaTheme="minorEastAsia" w:hAnsi="Arial" w:cs="Arial"/>
+          <w:sz w:val="22"/>
+          <w:szCs w:val="22"/>
+          <w:lang w:eastAsia="zh-CN"/>
+        </w:rPr>
+        <w:t>more sustainable products</w:t>
       </w:r>
       <w:r>
         <w:rPr>
@@ -6424,12 +6433,21 @@
       </w:r>
       <w:r>
         <w:rPr>
-          <w:rFonts w:ascii="Arial" w:eastAsiaTheme="minorEastAsia" w:hAnsi="Arial" w:cs="Arial" w:hint="eastAsia"/>
-          <w:sz w:val="22"/>
-          <w:szCs w:val="22"/>
-          <w:lang w:eastAsia="zh-CN"/>
-        </w:rPr>
-        <w:t xml:space="preserve">, sustainable carbon resources, and </w:t>
+          <w:rFonts w:ascii="Arial" w:eastAsiaTheme="minorEastAsia" w:hAnsi="Arial" w:cs="Arial"/>
+          <w:sz w:val="22"/>
+          <w:szCs w:val="22"/>
+          <w:lang w:eastAsia="zh-CN"/>
+        </w:rPr>
+        <w:t xml:space="preserve"> and </w:t>
+      </w:r>
+      <w:r>
+        <w:rPr>
+          <w:rFonts w:ascii="Arial" w:eastAsiaTheme="minorEastAsia" w:hAnsi="Arial" w:cs="Arial" w:hint="eastAsia"/>
+          <w:sz w:val="22"/>
+          <w:szCs w:val="22"/>
+          <w:lang w:eastAsia="zh-CN"/>
+        </w:rPr>
+        <w:t xml:space="preserve">carbon sources, and </w:t>
       </w:r>
       <w:r>
         <w:rPr>
@@ -10501,7 +10519,7 @@
     <w:p>
       <w:pPr>
         <w:pStyle w:val="ListParagraph"/>
-        <w:spacing w:line="360" w:lineRule="auto"/>
+        <w:spacing w:after="80" w:line="360" w:lineRule="auto"/>
         <w:ind w:left="0"/>
         <w:jc w:val="both"/>
         <w:rPr>
@@ -10872,7 +10890,7 @@
         <w:ind w:left="1440"/>
         <w:jc w:val="both"/>
         <w:rPr>
-          <w:rFonts w:ascii="Cambria Math" w:eastAsiaTheme="minorEastAsia" w:hAnsi="Cambria Math" w:cs="Arial"/>
+          <w:rFonts w:ascii="Arial" w:eastAsiaTheme="minorEastAsia" w:hAnsi="Arial" w:cs="Arial"/>
           <w:sz w:val="22"/>
           <w:szCs w:val="22"/>
           <w:lang w:eastAsia="zh-CN"/>
@@ -10880,7 +10898,7 @@
       </w:pPr>
       <w:r>
         <w:rPr>
-          <w:rFonts w:ascii="Cambria Math" w:eastAsiaTheme="minorEastAsia" w:hAnsi="Cambria Math" w:cs="Arial"/>
+          <w:rFonts w:ascii="Arial" w:eastAsiaTheme="minorEastAsia" w:hAnsi="Arial" w:cs="Arial"/>
           <w:iCs/>
           <w:sz w:val="22"/>
           <w:szCs w:val="22"/>
@@ -10890,178 +10908,168 @@
       </w:r>
       <w:r>
         <w:rPr>
-          <w:rFonts w:ascii="Cambria Math" w:eastAsiaTheme="minorEastAsia" w:hAnsi="Cambria Math" w:cs="Arial"/>
+          <w:rFonts w:ascii="Arial" w:eastAsiaTheme="minorEastAsia" w:hAnsi="Arial" w:cs="Arial"/>
           <w:iCs/>
           <w:sz w:val="22"/>
           <w:szCs w:val="22"/>
           <w:lang w:eastAsia="zh-CN"/>
         </w:rPr>
-        <w:t xml:space="preserve">C + CaO </w:t>
-      </w:r>
-      <w:r>
-        <w:rPr>
-          <w:rFonts w:ascii="Cambria Math" w:eastAsiaTheme="minorEastAsia" w:hAnsi="Cambria Math" w:cs="Arial" w:hint="eastAsia"/>
+        <w:t>C + CaO →</w:t>
+      </w:r>
+      <w:r>
+        <w:rPr>
+          <w:rFonts w:ascii="Arial" w:eastAsiaTheme="minorEastAsia" w:hAnsi="Arial" w:cs="Arial"/>
           <w:iCs/>
           <w:sz w:val="22"/>
           <w:szCs w:val="22"/>
           <w:lang w:eastAsia="zh-CN"/>
         </w:rPr>
-        <w:t>→</w:t>
-      </w:r>
-      <w:r>
-        <w:rPr>
-          <w:rFonts w:ascii="Cambria Math" w:eastAsiaTheme="minorEastAsia" w:hAnsi="Cambria Math" w:cs="Arial"/>
+        <w:t xml:space="preserve"> </w:t>
+      </w:r>
+      <w:r>
+        <w:rPr>
+          <w:rFonts w:ascii="Arial" w:eastAsiaTheme="minorEastAsia" w:hAnsi="Arial" w:cs="Arial"/>
           <w:iCs/>
           <w:sz w:val="22"/>
           <w:szCs w:val="22"/>
           <w:lang w:eastAsia="zh-CN"/>
         </w:rPr>
-        <w:t xml:space="preserve"> </w:t>
-      </w:r>
-      <w:r>
-        <w:rPr>
-          <w:rFonts w:ascii="Cambria Math" w:eastAsiaTheme="minorEastAsia" w:hAnsi="Cambria Math" w:cs="Arial"/>
+        <w:t>CaC</w:t>
+      </w:r>
+      <w:r>
+        <w:rPr>
+          <w:rFonts w:ascii="Arial" w:eastAsiaTheme="minorEastAsia" w:hAnsi="Arial" w:cs="Arial"/>
           <w:iCs/>
           <w:sz w:val="22"/>
           <w:szCs w:val="22"/>
-          <w:lang w:eastAsia="zh-CN"/>
-        </w:rPr>
-        <w:t>CaC</w:t>
-      </w:r>
-      <w:r>
-        <w:rPr>
-          <w:rFonts w:ascii="Cambria Math" w:eastAsiaTheme="minorEastAsia" w:hAnsi="Cambria Math" w:cs="Arial"/>
+          <w:vertAlign w:val="subscript"/>
+          <w:lang w:eastAsia="zh-CN"/>
+        </w:rPr>
+        <w:t>2</w:t>
+      </w:r>
+      <w:r>
+        <w:rPr>
+          <w:rFonts w:ascii="Arial" w:eastAsiaTheme="minorEastAsia" w:hAnsi="Arial" w:cs="Arial"/>
           <w:iCs/>
           <w:sz w:val="22"/>
           <w:szCs w:val="22"/>
-          <w:vertAlign w:val="subscript"/>
-          <w:lang w:eastAsia="zh-CN"/>
-        </w:rPr>
-        <w:t>2</w:t>
-      </w:r>
-      <w:r>
-        <w:rPr>
-          <w:rFonts w:ascii="Cambria Math" w:eastAsiaTheme="minorEastAsia" w:hAnsi="Cambria Math" w:cs="Arial"/>
+          <w:lang w:eastAsia="zh-CN"/>
+        </w:rPr>
+        <w:t xml:space="preserve"> + </w:t>
+      </w:r>
+      <w:r>
+        <w:rPr>
+          <w:rFonts w:ascii="Arial" w:eastAsiaTheme="minorEastAsia" w:hAnsi="Arial" w:cs="Arial"/>
           <w:iCs/>
           <w:sz w:val="22"/>
           <w:szCs w:val="22"/>
           <w:lang w:eastAsia="zh-CN"/>
         </w:rPr>
-        <w:t xml:space="preserve"> + </w:t>
-      </w:r>
-      <w:r>
-        <w:rPr>
-          <w:rFonts w:ascii="Cambria Math" w:eastAsiaTheme="minorEastAsia" w:hAnsi="Cambria Math" w:cs="Arial"/>
+        <w:t>CO</w:t>
+      </w:r>
+      <w:r>
+        <w:rPr>
+          <w:rFonts w:ascii="Arial" w:eastAsiaTheme="minorEastAsia" w:hAnsi="Arial" w:cs="Arial"/>
+          <w:sz w:val="22"/>
+          <w:szCs w:val="22"/>
+          <w:lang w:eastAsia="zh-CN"/>
+        </w:rPr>
+        <w:t xml:space="preserve">                     </w:t>
+      </w:r>
+      <w:r>
+        <w:rPr>
+          <w:rFonts w:ascii="Arial" w:eastAsiaTheme="minorEastAsia" w:hAnsi="Arial" w:cs="Arial"/>
+          <w:sz w:val="22"/>
+          <w:szCs w:val="22"/>
+          <w:lang w:eastAsia="zh-CN"/>
+        </w:rPr>
+        <w:t xml:space="preserve">   </w:t>
+      </w:r>
+      <w:r>
+        <w:rPr>
+          <w:rFonts w:ascii="Arial" w:eastAsiaTheme="minorEastAsia" w:hAnsi="Arial" w:cs="Arial"/>
           <w:iCs/>
           <w:sz w:val="22"/>
           <w:szCs w:val="22"/>
           <w:lang w:eastAsia="zh-CN"/>
         </w:rPr>
-        <w:t>CO</w:t>
-      </w:r>
-      <w:r>
-        <w:rPr>
-          <w:rFonts w:ascii="Cambria Math" w:eastAsiaTheme="minorEastAsia" w:hAnsi="Cambria Math" w:cs="Arial"/>
-          <w:sz w:val="22"/>
-          <w:szCs w:val="22"/>
-          <w:lang w:eastAsia="zh-CN"/>
-        </w:rPr>
-        <w:t xml:space="preserve">                     </w:t>
-      </w:r>
-      <w:r>
-        <w:rPr>
-          <w:rFonts w:ascii="Cambria Math" w:eastAsiaTheme="minorEastAsia" w:hAnsi="Cambria Math" w:cs="Arial"/>
-          <w:sz w:val="22"/>
-          <w:szCs w:val="22"/>
-          <w:lang w:eastAsia="zh-CN"/>
-        </w:rPr>
-        <w:t xml:space="preserve">       </w:t>
-      </w:r>
-      <w:r>
-        <w:rPr>
-          <w:rFonts w:ascii="Cambria Math" w:eastAsiaTheme="minorEastAsia" w:hAnsi="Cambria Math" w:cs="Arial"/>
+        <w:t>Δ</w:t>
+      </w:r>
+      <w:r>
+        <w:rPr>
+          <w:rFonts w:ascii="Arial" w:eastAsiaTheme="minorEastAsia" w:hAnsi="Arial" w:cs="Arial"/>
+          <w:sz w:val="22"/>
+          <w:szCs w:val="22"/>
+          <w:lang w:eastAsia="zh-CN"/>
+        </w:rPr>
+        <w:t xml:space="preserve">H </w:t>
+      </w:r>
+      <w:r>
+        <w:rPr>
+          <w:rFonts w:ascii="Arial" w:eastAsiaTheme="minorEastAsia" w:hAnsi="Arial" w:cs="Arial"/>
           <w:iCs/>
           <w:sz w:val="22"/>
           <w:szCs w:val="22"/>
           <w:lang w:eastAsia="zh-CN"/>
         </w:rPr>
-        <w:t>Δ</w:t>
-      </w:r>
-      <w:r>
-        <w:rPr>
-          <w:rFonts w:ascii="Cambria Math" w:eastAsiaTheme="minorEastAsia" w:hAnsi="Cambria Math" w:cs="Arial"/>
-          <w:sz w:val="22"/>
-          <w:szCs w:val="22"/>
-          <w:lang w:eastAsia="zh-CN"/>
-        </w:rPr>
-        <w:t xml:space="preserve">H </w:t>
-      </w:r>
-      <w:r>
-        <w:rPr>
-          <w:rFonts w:ascii="Cambria Math" w:eastAsiaTheme="minorEastAsia" w:hAnsi="Cambria Math" w:cs="Arial"/>
+        <w:t xml:space="preserve">= </w:t>
+      </w:r>
+      <w:r>
+        <w:rPr>
+          <w:rFonts w:ascii="Arial" w:eastAsiaTheme="minorEastAsia" w:hAnsi="Arial" w:cs="Arial"/>
           <w:iCs/>
           <w:sz w:val="22"/>
           <w:szCs w:val="22"/>
           <w:lang w:eastAsia="zh-CN"/>
         </w:rPr>
-        <w:t xml:space="preserve">= </w:t>
-      </w:r>
-      <w:r>
-        <w:rPr>
-          <w:rFonts w:ascii="Cambria Math" w:eastAsiaTheme="minorEastAsia" w:hAnsi="Cambria Math" w:cs="Arial"/>
+        <w:t>465</w:t>
+      </w:r>
+      <w:r>
+        <w:rPr>
+          <w:rFonts w:ascii="Arial" w:eastAsiaTheme="minorEastAsia" w:hAnsi="Arial" w:cs="Arial"/>
           <w:iCs/>
           <w:sz w:val="22"/>
           <w:szCs w:val="22"/>
           <w:lang w:eastAsia="zh-CN"/>
         </w:rPr>
-        <w:t>465</w:t>
-      </w:r>
-      <w:r>
-        <w:rPr>
-          <w:rFonts w:ascii="Cambria Math" w:eastAsiaTheme="minorEastAsia" w:hAnsi="Cambria Math" w:cs="Arial"/>
+        <w:t> </w:t>
+      </w:r>
+      <w:r>
+        <w:rPr>
+          <w:rFonts w:ascii="Arial" w:eastAsiaTheme="minorEastAsia" w:hAnsi="Arial" w:cs="Arial"/>
           <w:iCs/>
           <w:sz w:val="22"/>
           <w:szCs w:val="22"/>
           <w:lang w:eastAsia="zh-CN"/>
         </w:rPr>
+        <w:t>kJ</w:t>
+      </w:r>
+      <w:r>
+        <w:rPr>
+          <w:rFonts w:ascii="Arial" w:eastAsiaTheme="minorEastAsia" w:hAnsi="Arial" w:cs="Arial"/>
+          <w:iCs/>
+          <w:sz w:val="22"/>
+          <w:szCs w:val="22"/>
+          <w:lang w:eastAsia="zh-CN"/>
+        </w:rPr>
         <w:t> </w:t>
       </w:r>
       <w:r>
         <w:rPr>
-          <w:rFonts w:ascii="Cambria Math" w:eastAsiaTheme="minorEastAsia" w:hAnsi="Cambria Math" w:cs="Arial"/>
+          <w:rFonts w:ascii="Arial" w:eastAsiaTheme="minorEastAsia" w:hAnsi="Arial" w:cs="Arial"/>
           <w:iCs/>
           <w:sz w:val="22"/>
           <w:szCs w:val="22"/>
           <w:lang w:eastAsia="zh-CN"/>
         </w:rPr>
-        <w:t>kJ</w:t>
-      </w:r>
-      <w:r>
-        <w:rPr>
-          <w:rFonts w:ascii="Cambria Math" w:eastAsiaTheme="minorEastAsia" w:hAnsi="Cambria Math" w:cs="Arial"/>
+        <w:t>mol</w:t>
+      </w:r>
+      <w:r>
+        <w:rPr>
+          <w:rFonts w:ascii="Arial" w:eastAsiaTheme="minorEastAsia" w:hAnsi="Arial" w:cs="Arial"/>
           <w:iCs/>
           <w:sz w:val="22"/>
           <w:szCs w:val="22"/>
-          <w:lang w:eastAsia="zh-CN"/>
-        </w:rPr>
-        <w:t> </w:t>
-      </w:r>
-      <w:r>
-        <w:rPr>
-          <w:rFonts w:ascii="Cambria Math" w:eastAsiaTheme="minorEastAsia" w:hAnsi="Cambria Math" w:cs="Arial"/>
-          <w:iCs/>
-          <w:sz w:val="22"/>
-          <w:szCs w:val="22"/>
-          <w:lang w:eastAsia="zh-CN"/>
-        </w:rPr>
-        <w:t>mol</w:t>
-      </w:r>
-      <w:r>
-        <w:rPr>
-          <w:rFonts w:ascii="Cambria Math" w:eastAsiaTheme="minorEastAsia" w:hAnsi="Cambria Math" w:cs="Arial"/>
-          <w:iCs/>
-          <w:sz w:val="22"/>
-          <w:szCs w:val="22"/>
           <w:vertAlign w:val="superscript"/>
           <w:lang w:eastAsia="zh-CN"/>
         </w:rPr>
@@ -11069,7 +11077,7 @@
       </w:r>
       <w:r>
         <w:rPr>
-          <w:rFonts w:ascii="Cambria Math" w:eastAsiaTheme="minorEastAsia" w:hAnsi="Cambria Math" w:cs="Arial"/>
+          <w:rFonts w:ascii="Arial" w:eastAsiaTheme="minorEastAsia" w:hAnsi="Arial" w:cs="Arial"/>
           <w:iCs/>
           <w:sz w:val="22"/>
           <w:szCs w:val="22"/>
@@ -11081,11 +11089,11 @@
     </w:p>
     <w:p>
       <w:pPr>
-        <w:spacing w:line="360" w:lineRule="auto"/>
+        <w:spacing w:after="80" w:line="360" w:lineRule="auto"/>
         <w:ind w:left="1440"/>
         <w:jc w:val="both"/>
         <w:rPr>
-          <w:rFonts w:ascii="Cambria Math" w:eastAsiaTheme="minorEastAsia" w:hAnsi="Cambria Math" w:cs="Arial"/>
+          <w:rFonts w:ascii="Arial" w:eastAsiaTheme="minorEastAsia" w:hAnsi="Arial" w:cs="Arial"/>
           <w:sz w:val="22"/>
           <w:szCs w:val="22"/>
           <w:lang w:eastAsia="zh-CN"/>
@@ -11093,7 +11101,7 @@
       </w:pPr>
       <w:r>
         <w:rPr>
-          <w:rFonts w:ascii="Cambria Math" w:eastAsiaTheme="minorEastAsia" w:hAnsi="Cambria Math" w:cs="Arial"/>
+          <w:rFonts w:ascii="Arial" w:eastAsiaTheme="minorEastAsia" w:hAnsi="Arial" w:cs="Arial"/>
           <w:iCs/>
           <w:sz w:val="22"/>
           <w:szCs w:val="22"/>
@@ -11103,7 +11111,7 @@
       </w:r>
       <w:r>
         <w:rPr>
-          <w:rFonts w:ascii="Cambria Math" w:eastAsiaTheme="minorEastAsia" w:hAnsi="Cambria Math" w:cs="Arial"/>
+          <w:rFonts w:ascii="Arial" w:eastAsiaTheme="minorEastAsia" w:hAnsi="Arial" w:cs="Arial"/>
           <w:iCs/>
           <w:sz w:val="22"/>
           <w:szCs w:val="22"/>
@@ -11114,7 +11122,7 @@
       </w:r>
       <w:r>
         <w:rPr>
-          <w:rFonts w:ascii="Cambria Math" w:eastAsiaTheme="minorEastAsia" w:hAnsi="Cambria Math" w:cs="Arial"/>
+          <w:rFonts w:ascii="Arial" w:eastAsiaTheme="minorEastAsia" w:hAnsi="Arial" w:cs="Arial"/>
           <w:iCs/>
           <w:sz w:val="22"/>
           <w:szCs w:val="22"/>
@@ -11124,7 +11132,7 @@
       </w:r>
       <w:r>
         <w:rPr>
-          <w:rFonts w:ascii="Cambria Math" w:eastAsiaTheme="minorEastAsia" w:hAnsi="Cambria Math" w:cs="Arial"/>
+          <w:rFonts w:ascii="Arial" w:eastAsiaTheme="minorEastAsia" w:hAnsi="Arial" w:cs="Arial"/>
           <w:iCs/>
           <w:sz w:val="22"/>
           <w:szCs w:val="22"/>
@@ -11135,50 +11143,61 @@
       </w:r>
       <w:r>
         <w:rPr>
-          <w:rFonts w:ascii="Cambria Math" w:eastAsiaTheme="minorEastAsia" w:hAnsi="Cambria Math" w:cs="Arial"/>
+          <w:rFonts w:ascii="Arial" w:eastAsiaTheme="minorEastAsia" w:hAnsi="Arial" w:cs="Arial"/>
           <w:iCs/>
           <w:sz w:val="22"/>
           <w:szCs w:val="22"/>
           <w:lang w:eastAsia="zh-CN"/>
         </w:rPr>
-        <w:t xml:space="preserve">O </w:t>
-      </w:r>
-      <w:r>
-        <w:rPr>
-          <w:rFonts w:ascii="Cambria Math" w:eastAsiaTheme="minorEastAsia" w:hAnsi="Cambria Math" w:cs="Arial" w:hint="eastAsia"/>
+        <w:t>O →</w:t>
+      </w:r>
+      <w:r>
+        <w:rPr>
+          <w:rFonts w:ascii="Arial" w:eastAsiaTheme="minorEastAsia" w:hAnsi="Arial" w:cs="Arial"/>
           <w:iCs/>
           <w:sz w:val="22"/>
           <w:szCs w:val="22"/>
           <w:lang w:eastAsia="zh-CN"/>
         </w:rPr>
-        <w:t>→</w:t>
-      </w:r>
-      <w:r>
-        <w:rPr>
-          <w:rFonts w:ascii="Cambria Math" w:eastAsiaTheme="minorEastAsia" w:hAnsi="Cambria Math" w:cs="Arial"/>
+        <w:t xml:space="preserve"> </w:t>
+      </w:r>
+      <w:r>
+        <w:rPr>
+          <w:rFonts w:ascii="Arial" w:eastAsiaTheme="minorEastAsia" w:hAnsi="Arial" w:cs="Arial"/>
           <w:iCs/>
           <w:sz w:val="22"/>
           <w:szCs w:val="22"/>
           <w:lang w:eastAsia="zh-CN"/>
         </w:rPr>
-        <w:t xml:space="preserve"> </w:t>
-      </w:r>
-      <w:r>
-        <w:rPr>
-          <w:rFonts w:ascii="Cambria Math" w:eastAsiaTheme="minorEastAsia" w:hAnsi="Cambria Math" w:cs="Arial"/>
+        <w:t>C</w:t>
+      </w:r>
+      <w:r>
+        <w:rPr>
+          <w:rFonts w:ascii="Arial" w:eastAsiaTheme="minorEastAsia" w:hAnsi="Arial" w:cs="Arial"/>
           <w:iCs/>
           <w:sz w:val="22"/>
           <w:szCs w:val="22"/>
-          <w:lang w:eastAsia="zh-CN"/>
-        </w:rPr>
-        <w:t>C</w:t>
-      </w:r>
-      <w:r>
-        <w:rPr>
-          <w:rFonts w:ascii="Cambria Math" w:eastAsiaTheme="minorEastAsia" w:hAnsi="Cambria Math" w:cs="Arial"/>
+          <w:vertAlign w:val="subscript"/>
+          <w:lang w:eastAsia="zh-CN"/>
+        </w:rPr>
+        <w:t>2</w:t>
+      </w:r>
+      <w:r>
+        <w:rPr>
+          <w:rFonts w:ascii="Arial" w:eastAsiaTheme="minorEastAsia" w:hAnsi="Arial" w:cs="Arial"/>
           <w:iCs/>
           <w:sz w:val="22"/>
           <w:szCs w:val="22"/>
+          <w:lang w:eastAsia="zh-CN"/>
+        </w:rPr>
+        <w:t>H</w:t>
+      </w:r>
+      <w:r>
+        <w:rPr>
+          <w:rFonts w:ascii="Arial" w:eastAsiaTheme="minorEastAsia" w:hAnsi="Arial" w:cs="Arial"/>
+          <w:iCs/>
+          <w:sz w:val="22"/>
+          <w:szCs w:val="22"/>
           <w:vertAlign w:val="subscript"/>
           <w:lang w:eastAsia="zh-CN"/>
         </w:rPr>
@@ -11186,17 +11205,17 @@
       </w:r>
       <w:r>
         <w:rPr>
-          <w:rFonts w:ascii="Cambria Math" w:eastAsiaTheme="minorEastAsia" w:hAnsi="Cambria Math" w:cs="Arial"/>
+          <w:rFonts w:ascii="Arial" w:eastAsiaTheme="minorEastAsia" w:hAnsi="Arial" w:cs="Arial"/>
           <w:iCs/>
           <w:sz w:val="22"/>
           <w:szCs w:val="22"/>
           <w:lang w:eastAsia="zh-CN"/>
         </w:rPr>
-        <w:t>H</w:t>
-      </w:r>
-      <w:r>
-        <w:rPr>
-          <w:rFonts w:ascii="Cambria Math" w:eastAsiaTheme="minorEastAsia" w:hAnsi="Cambria Math" w:cs="Arial"/>
+        <w:t xml:space="preserve"> + Ca(OH)</w:t>
+      </w:r>
+      <w:r>
+        <w:rPr>
+          <w:rFonts w:ascii="Arial" w:eastAsiaTheme="minorEastAsia" w:hAnsi="Arial" w:cs="Arial"/>
           <w:iCs/>
           <w:sz w:val="22"/>
           <w:szCs w:val="22"/>
@@ -11207,145 +11226,124 @@
       </w:r>
       <w:r>
         <w:rPr>
-          <w:rFonts w:ascii="Cambria Math" w:eastAsiaTheme="minorEastAsia" w:hAnsi="Cambria Math" w:cs="Arial"/>
+          <w:rFonts w:ascii="Arial" w:eastAsiaTheme="minorEastAsia" w:hAnsi="Arial" w:cs="Arial"/>
+          <w:sz w:val="22"/>
+          <w:szCs w:val="22"/>
+          <w:lang w:eastAsia="zh-CN"/>
+        </w:rPr>
+        <w:t xml:space="preserve">          </w:t>
+      </w:r>
+      <w:r>
+        <w:rPr>
+          <w:rFonts w:ascii="Arial" w:eastAsiaTheme="minorEastAsia" w:hAnsi="Arial" w:cs="Arial"/>
+          <w:sz w:val="22"/>
+          <w:szCs w:val="22"/>
+          <w:lang w:eastAsia="zh-CN"/>
+        </w:rPr>
+        <w:t xml:space="preserve"> </w:t>
+      </w:r>
+      <w:r>
+        <w:rPr>
+          <w:rFonts w:ascii="Arial" w:eastAsiaTheme="minorEastAsia" w:hAnsi="Arial" w:cs="Arial"/>
           <w:iCs/>
           <w:sz w:val="22"/>
           <w:szCs w:val="22"/>
           <w:lang w:eastAsia="zh-CN"/>
         </w:rPr>
-        <w:t xml:space="preserve"> + Ca(OH)</w:t>
-      </w:r>
-      <w:r>
-        <w:rPr>
-          <w:rFonts w:ascii="Cambria Math" w:eastAsiaTheme="minorEastAsia" w:hAnsi="Cambria Math" w:cs="Arial"/>
+        <w:t>Δ</w:t>
+      </w:r>
+      <w:r>
+        <w:rPr>
+          <w:rFonts w:ascii="Arial" w:eastAsiaTheme="minorEastAsia" w:hAnsi="Arial" w:cs="Arial"/>
+          <w:sz w:val="22"/>
+          <w:szCs w:val="22"/>
+          <w:lang w:eastAsia="zh-CN"/>
+        </w:rPr>
+        <w:t xml:space="preserve">H </w:t>
+      </w:r>
+      <w:r>
+        <w:rPr>
+          <w:rFonts w:ascii="Arial" w:eastAsiaTheme="minorEastAsia" w:hAnsi="Arial" w:cs="Arial"/>
           <w:iCs/>
           <w:sz w:val="22"/>
           <w:szCs w:val="22"/>
-          <w:vertAlign w:val="subscript"/>
-          <w:lang w:eastAsia="zh-CN"/>
-        </w:rPr>
-        <w:t>2</w:t>
-      </w:r>
-      <w:r>
-        <w:rPr>
-          <w:rFonts w:ascii="Cambria Math" w:eastAsiaTheme="minorEastAsia" w:hAnsi="Cambria Math" w:cs="Arial"/>
-          <w:sz w:val="22"/>
-          <w:szCs w:val="22"/>
-          <w:lang w:eastAsia="zh-CN"/>
-        </w:rPr>
-        <w:t xml:space="preserve">          </w:t>
-      </w:r>
-      <w:r>
-        <w:rPr>
-          <w:rFonts w:ascii="Cambria Math" w:eastAsiaTheme="minorEastAsia" w:hAnsi="Cambria Math" w:cs="Arial"/>
-          <w:sz w:val="22"/>
-          <w:szCs w:val="22"/>
-          <w:lang w:eastAsia="zh-CN"/>
-        </w:rPr>
-        <w:t xml:space="preserve"> </w:t>
-      </w:r>
-      <w:r>
-        <w:rPr>
-          <w:rFonts w:ascii="Cambria Math" w:eastAsiaTheme="minorEastAsia" w:hAnsi="Cambria Math" w:cs="Arial"/>
+          <w:lang w:eastAsia="zh-CN"/>
+        </w:rPr>
+        <w:t xml:space="preserve">= </w:t>
+      </w:r>
+      <w:r>
+        <w:rPr>
+          <w:rFonts w:ascii="Arial" w:eastAsiaTheme="minorEastAsia" w:hAnsi="Arial" w:cs="Arial"/>
+          <w:sz w:val="22"/>
+          <w:szCs w:val="22"/>
+          <w:lang w:eastAsia="zh-CN"/>
+        </w:rPr>
+        <w:t>–</w:t>
+      </w:r>
+      <w:r>
+        <w:rPr>
+          <w:rFonts w:ascii="Arial" w:eastAsiaTheme="minorEastAsia" w:hAnsi="Arial" w:cs="Arial"/>
           <w:iCs/>
           <w:sz w:val="22"/>
           <w:szCs w:val="22"/>
           <w:lang w:eastAsia="zh-CN"/>
         </w:rPr>
-        <w:t>Δ</w:t>
-      </w:r>
-      <w:r>
-        <w:rPr>
-          <w:rFonts w:ascii="Cambria Math" w:eastAsiaTheme="minorEastAsia" w:hAnsi="Cambria Math" w:cs="Arial"/>
-          <w:sz w:val="22"/>
-          <w:szCs w:val="22"/>
-          <w:lang w:eastAsia="zh-CN"/>
-        </w:rPr>
-        <w:t xml:space="preserve">H </w:t>
-      </w:r>
-      <w:r>
-        <w:rPr>
-          <w:rFonts w:ascii="Cambria Math" w:eastAsiaTheme="minorEastAsia" w:hAnsi="Cambria Math" w:cs="Arial"/>
+        <w:t>127</w:t>
+      </w:r>
+      <w:r>
+        <w:rPr>
+          <w:rFonts w:ascii="Arial" w:eastAsiaTheme="minorEastAsia" w:hAnsi="Arial" w:cs="Arial"/>
           <w:iCs/>
           <w:sz w:val="22"/>
           <w:szCs w:val="22"/>
           <w:lang w:eastAsia="zh-CN"/>
         </w:rPr>
-        <w:t xml:space="preserve">= </w:t>
-      </w:r>
-      <w:r>
-        <w:rPr>
-          <w:rFonts w:ascii="Arial" w:eastAsiaTheme="minorEastAsia" w:hAnsi="Arial" w:cs="Arial"/>
-          <w:sz w:val="22"/>
-          <w:szCs w:val="22"/>
+        <w:t> </w:t>
+      </w:r>
+      <w:r>
+        <w:rPr>
+          <w:rFonts w:ascii="Arial" w:eastAsiaTheme="minorEastAsia" w:hAnsi="Arial" w:cs="Arial"/>
+          <w:iCs/>
+          <w:sz w:val="22"/>
+          <w:szCs w:val="22"/>
+          <w:lang w:eastAsia="zh-CN"/>
+        </w:rPr>
+        <w:t>kJ</w:t>
+      </w:r>
+      <w:r>
+        <w:rPr>
+          <w:rFonts w:ascii="Arial" w:eastAsiaTheme="minorEastAsia" w:hAnsi="Arial" w:cs="Arial"/>
+          <w:iCs/>
+          <w:sz w:val="22"/>
+          <w:szCs w:val="22"/>
+          <w:lang w:eastAsia="zh-CN"/>
+        </w:rPr>
+        <w:t> </w:t>
+      </w:r>
+      <w:r>
+        <w:rPr>
+          <w:rFonts w:ascii="Arial" w:eastAsiaTheme="minorEastAsia" w:hAnsi="Arial" w:cs="Arial"/>
+          <w:iCs/>
+          <w:sz w:val="22"/>
+          <w:szCs w:val="22"/>
+          <w:lang w:eastAsia="zh-CN"/>
+        </w:rPr>
+        <w:t>mol</w:t>
+      </w:r>
+      <w:r>
+        <w:rPr>
+          <w:rFonts w:ascii="Arial" w:eastAsiaTheme="minorEastAsia" w:hAnsi="Arial" w:cs="Arial"/>
+          <w:iCs/>
+          <w:sz w:val="22"/>
+          <w:szCs w:val="22"/>
+          <w:vertAlign w:val="superscript"/>
           <w:lang w:eastAsia="zh-CN"/>
         </w:rPr>
         <w:t>–</w:t>
       </w:r>
       <w:r>
         <w:rPr>
-          <w:rFonts w:ascii="Cambria Math" w:eastAsiaTheme="minorEastAsia" w:hAnsi="Cambria Math" w:cs="Arial"/>
-          <w:iCs/>
-          <w:sz w:val="22"/>
-          <w:szCs w:val="22"/>
-          <w:lang w:eastAsia="zh-CN"/>
-        </w:rPr>
-        <w:t>127</w:t>
-      </w:r>
-      <w:r>
-        <w:rPr>
-          <w:rFonts w:ascii="Cambria Math" w:eastAsiaTheme="minorEastAsia" w:hAnsi="Cambria Math" w:cs="Arial"/>
-          <w:iCs/>
-          <w:sz w:val="22"/>
-          <w:szCs w:val="22"/>
-          <w:lang w:eastAsia="zh-CN"/>
-        </w:rPr>
-        <w:t> </w:t>
-      </w:r>
-      <w:r>
-        <w:rPr>
-          <w:rFonts w:ascii="Cambria Math" w:eastAsiaTheme="minorEastAsia" w:hAnsi="Cambria Math" w:cs="Arial"/>
-          <w:iCs/>
-          <w:sz w:val="22"/>
-          <w:szCs w:val="22"/>
-          <w:lang w:eastAsia="zh-CN"/>
-        </w:rPr>
-        <w:t>kJ</w:t>
-      </w:r>
-      <w:r>
-        <w:rPr>
-          <w:rFonts w:ascii="Cambria Math" w:eastAsiaTheme="minorEastAsia" w:hAnsi="Cambria Math" w:cs="Arial"/>
-          <w:iCs/>
-          <w:sz w:val="22"/>
-          <w:szCs w:val="22"/>
-          <w:lang w:eastAsia="zh-CN"/>
-        </w:rPr>
-        <w:t> </w:t>
-      </w:r>
-      <w:r>
-        <w:rPr>
-          <w:rFonts w:ascii="Cambria Math" w:eastAsiaTheme="minorEastAsia" w:hAnsi="Cambria Math" w:cs="Arial"/>
-          <w:iCs/>
-          <w:sz w:val="22"/>
-          <w:szCs w:val="22"/>
-          <w:lang w:eastAsia="zh-CN"/>
-        </w:rPr>
-        <w:t>mol</w:t>
-      </w:r>
-      <w:r>
-        <w:rPr>
-          <w:rFonts w:ascii="Cambria Math" w:eastAsiaTheme="minorEastAsia" w:hAnsi="Cambria Math" w:cs="Arial"/>
-          <w:iCs/>
-          <w:sz w:val="22"/>
-          <w:szCs w:val="22"/>
-          <w:vertAlign w:val="superscript"/>
-          <w:lang w:eastAsia="zh-CN"/>
-        </w:rPr>
-        <w:t>–</w:t>
-      </w:r>
-      <w:r>
-        <w:rPr>
-          <w:rFonts w:ascii="Cambria Math" w:eastAsiaTheme="minorEastAsia" w:hAnsi="Cambria Math" w:cs="Arial"/>
+          <w:rFonts w:ascii="Arial" w:eastAsiaTheme="minorEastAsia" w:hAnsi="Arial" w:cs="Arial"/>
           <w:iCs/>
           <w:sz w:val="22"/>
           <w:szCs w:val="22"/>
@@ -12959,7 +12957,7 @@
     <w:p>
       <w:pPr>
         <w:pStyle w:val="ListParagraph"/>
-        <w:spacing w:line="360" w:lineRule="auto"/>
+        <w:spacing w:after="80" w:line="360" w:lineRule="auto"/>
         <w:ind w:left="0" w:firstLine="504"/>
         <w:jc w:val="both"/>
         <w:rPr>
@@ -13409,7 +13407,7 @@
         <w:ind w:left="1440"/>
         <w:jc w:val="both"/>
         <w:rPr>
-          <w:rFonts w:ascii="Cambria Math" w:eastAsiaTheme="minorEastAsia" w:hAnsi="Cambria Math" w:cs="Arial"/>
+          <w:rFonts w:ascii="Arial" w:eastAsiaTheme="minorEastAsia" w:hAnsi="Arial" w:cs="Arial"/>
           <w:sz w:val="22"/>
           <w:szCs w:val="22"/>
           <w:lang w:eastAsia="zh-CN"/>
@@ -13417,7 +13415,7 @@
       </w:pPr>
       <w:r>
         <w:rPr>
-          <w:rFonts w:ascii="Cambria Math" w:eastAsiaTheme="minorEastAsia" w:hAnsi="Cambria Math" w:cs="Arial"/>
+          <w:rFonts w:ascii="Arial" w:eastAsiaTheme="minorEastAsia" w:hAnsi="Arial" w:cs="Arial"/>
           <w:iCs/>
           <w:sz w:val="22"/>
           <w:szCs w:val="22"/>
@@ -13427,7 +13425,7 @@
       </w:r>
       <w:r>
         <w:rPr>
-          <w:rFonts w:ascii="Cambria Math" w:eastAsiaTheme="minorEastAsia" w:hAnsi="Cambria Math" w:cs="Arial"/>
+          <w:rFonts w:ascii="Arial" w:eastAsiaTheme="minorEastAsia" w:hAnsi="Arial" w:cs="Arial"/>
           <w:iCs/>
           <w:sz w:val="22"/>
           <w:szCs w:val="22"/>
@@ -13438,50 +13436,61 @@
       </w:r>
       <w:r>
         <w:rPr>
-          <w:rFonts w:ascii="Cambria Math" w:eastAsiaTheme="minorEastAsia" w:hAnsi="Cambria Math" w:cs="Arial" w:hint="eastAsia"/>
+          <w:rFonts w:ascii="Arial" w:eastAsiaTheme="minorEastAsia" w:hAnsi="Arial" w:cs="Arial"/>
           <w:iCs/>
           <w:sz w:val="22"/>
           <w:szCs w:val="22"/>
           <w:lang w:eastAsia="zh-CN"/>
         </w:rPr>
-        <w:t xml:space="preserve"> </w:t>
-      </w:r>
-      <w:r>
-        <w:rPr>
-          <w:rFonts w:ascii="Cambria Math" w:eastAsiaTheme="minorEastAsia" w:hAnsi="Cambria Math" w:cs="Arial" w:hint="eastAsia"/>
+        <w:t xml:space="preserve"> →</w:t>
+      </w:r>
+      <w:r>
+        <w:rPr>
+          <w:rFonts w:ascii="Arial" w:eastAsiaTheme="minorEastAsia" w:hAnsi="Arial" w:cs="Arial"/>
           <w:iCs/>
           <w:sz w:val="22"/>
           <w:szCs w:val="22"/>
           <w:lang w:eastAsia="zh-CN"/>
         </w:rPr>
-        <w:t>→</w:t>
-      </w:r>
-      <w:r>
-        <w:rPr>
-          <w:rFonts w:ascii="Cambria Math" w:eastAsiaTheme="minorEastAsia" w:hAnsi="Cambria Math" w:cs="Arial"/>
+        <w:t xml:space="preserve"> </w:t>
+      </w:r>
+      <w:r>
+        <w:rPr>
+          <w:rFonts w:ascii="Arial" w:eastAsiaTheme="minorEastAsia" w:hAnsi="Arial" w:cs="Arial"/>
           <w:iCs/>
           <w:sz w:val="22"/>
           <w:szCs w:val="22"/>
           <w:lang w:eastAsia="zh-CN"/>
         </w:rPr>
-        <w:t xml:space="preserve"> </w:t>
-      </w:r>
-      <w:r>
-        <w:rPr>
-          <w:rFonts w:ascii="Cambria Math" w:eastAsiaTheme="minorEastAsia" w:hAnsi="Cambria Math" w:cs="Arial"/>
+        <w:t>C</w:t>
+      </w:r>
+      <w:r>
+        <w:rPr>
+          <w:rFonts w:ascii="Arial" w:eastAsiaTheme="minorEastAsia" w:hAnsi="Arial" w:cs="Arial"/>
           <w:iCs/>
           <w:sz w:val="22"/>
           <w:szCs w:val="22"/>
-          <w:lang w:eastAsia="zh-CN"/>
-        </w:rPr>
-        <w:t>C</w:t>
-      </w:r>
-      <w:r>
-        <w:rPr>
-          <w:rFonts w:ascii="Cambria Math" w:eastAsiaTheme="minorEastAsia" w:hAnsi="Cambria Math" w:cs="Arial"/>
+          <w:vertAlign w:val="subscript"/>
+          <w:lang w:eastAsia="zh-CN"/>
+        </w:rPr>
+        <w:t>2</w:t>
+      </w:r>
+      <w:r>
+        <w:rPr>
+          <w:rFonts w:ascii="Arial" w:eastAsiaTheme="minorEastAsia" w:hAnsi="Arial" w:cs="Arial"/>
           <w:iCs/>
           <w:sz w:val="22"/>
           <w:szCs w:val="22"/>
+          <w:lang w:eastAsia="zh-CN"/>
+        </w:rPr>
+        <w:t>H</w:t>
+      </w:r>
+      <w:r>
+        <w:rPr>
+          <w:rFonts w:ascii="Arial" w:eastAsiaTheme="minorEastAsia" w:hAnsi="Arial" w:cs="Arial"/>
+          <w:iCs/>
+          <w:sz w:val="22"/>
+          <w:szCs w:val="22"/>
           <w:vertAlign w:val="subscript"/>
           <w:lang w:eastAsia="zh-CN"/>
         </w:rPr>
@@ -13489,20 +13498,40 @@
       </w:r>
       <w:r>
         <w:rPr>
-          <w:rFonts w:ascii="Cambria Math" w:eastAsiaTheme="minorEastAsia" w:hAnsi="Cambria Math" w:cs="Arial"/>
+          <w:rFonts w:ascii="Arial" w:eastAsiaTheme="minorEastAsia" w:hAnsi="Arial" w:cs="Arial"/>
           <w:iCs/>
           <w:sz w:val="22"/>
           <w:szCs w:val="22"/>
           <w:lang w:eastAsia="zh-CN"/>
         </w:rPr>
-        <w:t>H</w:t>
-      </w:r>
-      <w:r>
-        <w:rPr>
-          <w:rFonts w:ascii="Cambria Math" w:eastAsiaTheme="minorEastAsia" w:hAnsi="Cambria Math" w:cs="Arial"/>
+        <w:t xml:space="preserve"> +</w:t>
+      </w:r>
+      <w:r>
+        <w:rPr>
+          <w:rFonts w:ascii="Arial" w:eastAsiaTheme="minorEastAsia" w:hAnsi="Arial" w:cs="Arial"/>
           <w:iCs/>
           <w:sz w:val="22"/>
           <w:szCs w:val="22"/>
+          <w:lang w:eastAsia="zh-CN"/>
+        </w:rPr>
+        <w:t xml:space="preserve"> </w:t>
+      </w:r>
+      <w:r>
+        <w:rPr>
+          <w:rFonts w:ascii="Arial" w:eastAsiaTheme="minorEastAsia" w:hAnsi="Arial" w:cs="Arial"/>
+          <w:iCs/>
+          <w:sz w:val="22"/>
+          <w:szCs w:val="22"/>
+          <w:lang w:eastAsia="zh-CN"/>
+        </w:rPr>
+        <w:t>3H</w:t>
+      </w:r>
+      <w:r>
+        <w:rPr>
+          <w:rFonts w:ascii="Arial" w:eastAsiaTheme="minorEastAsia" w:hAnsi="Arial" w:cs="Arial"/>
+          <w:iCs/>
+          <w:sz w:val="22"/>
+          <w:szCs w:val="22"/>
           <w:vertAlign w:val="subscript"/>
           <w:lang w:eastAsia="zh-CN"/>
         </w:rPr>
@@ -13510,129 +13539,97 @@
       </w:r>
       <w:r>
         <w:rPr>
-          <w:rFonts w:ascii="Cambria Math" w:eastAsiaTheme="minorEastAsia" w:hAnsi="Cambria Math" w:cs="Arial"/>
+          <w:rFonts w:ascii="Arial" w:eastAsiaTheme="minorEastAsia" w:hAnsi="Arial" w:cs="Arial"/>
+          <w:sz w:val="22"/>
+          <w:szCs w:val="22"/>
+          <w:lang w:eastAsia="zh-CN"/>
+        </w:rPr>
+        <w:t xml:space="preserve">                     </w:t>
+      </w:r>
+      <w:r>
+        <w:rPr>
+          <w:rFonts w:ascii="Arial" w:eastAsiaTheme="minorEastAsia" w:hAnsi="Arial" w:cs="Arial"/>
+          <w:sz w:val="22"/>
+          <w:szCs w:val="22"/>
+          <w:lang w:eastAsia="zh-CN"/>
+        </w:rPr>
+        <w:t xml:space="preserve"> </w:t>
+      </w:r>
+      <w:r>
+        <w:rPr>
+          <w:rFonts w:ascii="Arial" w:eastAsiaTheme="minorEastAsia" w:hAnsi="Arial" w:cs="Arial"/>
           <w:iCs/>
           <w:sz w:val="22"/>
           <w:szCs w:val="22"/>
           <w:lang w:eastAsia="zh-CN"/>
         </w:rPr>
-        <w:t xml:space="preserve"> +</w:t>
-      </w:r>
-      <w:r>
-        <w:rPr>
-          <w:rFonts w:ascii="Cambria Math" w:eastAsiaTheme="minorEastAsia" w:hAnsi="Cambria Math" w:cs="Arial"/>
+        <w:t>Δ</w:t>
+      </w:r>
+      <w:r>
+        <w:rPr>
+          <w:rFonts w:ascii="Arial" w:eastAsiaTheme="minorEastAsia" w:hAnsi="Arial" w:cs="Arial"/>
+          <w:sz w:val="22"/>
+          <w:szCs w:val="22"/>
+          <w:lang w:eastAsia="zh-CN"/>
+        </w:rPr>
+        <w:t xml:space="preserve">H </w:t>
+      </w:r>
+      <w:r>
+        <w:rPr>
+          <w:rFonts w:ascii="Arial" w:eastAsiaTheme="minorEastAsia" w:hAnsi="Arial" w:cs="Arial"/>
           <w:iCs/>
           <w:sz w:val="22"/>
           <w:szCs w:val="22"/>
           <w:lang w:eastAsia="zh-CN"/>
         </w:rPr>
-        <w:t xml:space="preserve"> </w:t>
-      </w:r>
-      <w:r>
-        <w:rPr>
-          <w:rFonts w:ascii="Cambria Math" w:eastAsiaTheme="minorEastAsia" w:hAnsi="Cambria Math" w:cs="Arial"/>
+        <w:t>= 376</w:t>
+      </w:r>
+      <w:r>
+        <w:rPr>
+          <w:rFonts w:ascii="Arial" w:eastAsiaTheme="minorEastAsia" w:hAnsi="Arial" w:cs="Arial"/>
           <w:iCs/>
           <w:sz w:val="22"/>
           <w:szCs w:val="22"/>
           <w:lang w:eastAsia="zh-CN"/>
         </w:rPr>
-        <w:t>3H</w:t>
-      </w:r>
-      <w:r>
-        <w:rPr>
-          <w:rFonts w:ascii="Cambria Math" w:eastAsiaTheme="minorEastAsia" w:hAnsi="Cambria Math" w:cs="Arial"/>
+        <w:t> </w:t>
+      </w:r>
+      <w:r>
+        <w:rPr>
+          <w:rFonts w:ascii="Arial" w:eastAsiaTheme="minorEastAsia" w:hAnsi="Arial" w:cs="Arial"/>
           <w:iCs/>
           <w:sz w:val="22"/>
           <w:szCs w:val="22"/>
-          <w:vertAlign w:val="subscript"/>
-          <w:lang w:eastAsia="zh-CN"/>
-        </w:rPr>
-        <w:t>2</w:t>
-      </w:r>
-      <w:r>
-        <w:rPr>
-          <w:rFonts w:ascii="Cambria Math" w:eastAsiaTheme="minorEastAsia" w:hAnsi="Cambria Math" w:cs="Arial"/>
-          <w:sz w:val="22"/>
-          <w:szCs w:val="22"/>
-          <w:lang w:eastAsia="zh-CN"/>
-        </w:rPr>
-        <w:t xml:space="preserve">                     </w:t>
-      </w:r>
-      <w:r>
-        <w:rPr>
-          <w:rFonts w:ascii="Cambria Math" w:eastAsiaTheme="minorEastAsia" w:hAnsi="Cambria Math" w:cs="Arial"/>
+          <w:lang w:eastAsia="zh-CN"/>
+        </w:rPr>
+        <w:t>kJ</w:t>
+      </w:r>
+      <w:r>
+        <w:rPr>
+          <w:rFonts w:ascii="Arial" w:eastAsiaTheme="minorEastAsia" w:hAnsi="Arial" w:cs="Arial"/>
           <w:iCs/>
           <w:sz w:val="22"/>
           <w:szCs w:val="22"/>
           <w:lang w:eastAsia="zh-CN"/>
         </w:rPr>
-        <w:t>Δ</w:t>
-      </w:r>
-      <w:r>
-        <w:rPr>
-          <w:rFonts w:ascii="Cambria Math" w:eastAsiaTheme="minorEastAsia" w:hAnsi="Cambria Math" w:cs="Arial"/>
-          <w:sz w:val="22"/>
-          <w:szCs w:val="22"/>
-          <w:lang w:eastAsia="zh-CN"/>
-        </w:rPr>
-        <w:t xml:space="preserve">H </w:t>
-      </w:r>
-      <w:r>
-        <w:rPr>
-          <w:rFonts w:ascii="Cambria Math" w:eastAsiaTheme="minorEastAsia" w:hAnsi="Cambria Math" w:cs="Arial"/>
+        <w:t> </w:t>
+      </w:r>
+      <w:r>
+        <w:rPr>
+          <w:rFonts w:ascii="Arial" w:eastAsiaTheme="minorEastAsia" w:hAnsi="Arial" w:cs="Arial"/>
           <w:iCs/>
           <w:sz w:val="22"/>
           <w:szCs w:val="22"/>
           <w:lang w:eastAsia="zh-CN"/>
         </w:rPr>
-        <w:t>= 376</w:t>
-      </w:r>
-      <w:r>
-        <w:rPr>
-          <w:rFonts w:ascii="Cambria Math" w:eastAsiaTheme="minorEastAsia" w:hAnsi="Cambria Math" w:cs="Arial"/>
+        <w:t>mol</w:t>
+      </w:r>
+      <w:r>
+        <w:rPr>
+          <w:rFonts w:ascii="Arial" w:eastAsiaTheme="minorEastAsia" w:hAnsi="Arial" w:cs="Arial"/>
           <w:iCs/>
           <w:sz w:val="22"/>
           <w:szCs w:val="22"/>
-          <w:lang w:eastAsia="zh-CN"/>
-        </w:rPr>
-        <w:t> </w:t>
-      </w:r>
-      <w:r>
-        <w:rPr>
-          <w:rFonts w:ascii="Cambria Math" w:eastAsiaTheme="minorEastAsia" w:hAnsi="Cambria Math" w:cs="Arial"/>
-          <w:iCs/>
-          <w:sz w:val="22"/>
-          <w:szCs w:val="22"/>
-          <w:lang w:eastAsia="zh-CN"/>
-        </w:rPr>
-        <w:t>kJ</w:t>
-      </w:r>
-      <w:r>
-        <w:rPr>
-          <w:rFonts w:ascii="Cambria Math" w:eastAsiaTheme="minorEastAsia" w:hAnsi="Cambria Math" w:cs="Arial"/>
-          <w:iCs/>
-          <w:sz w:val="22"/>
-          <w:szCs w:val="22"/>
-          <w:lang w:eastAsia="zh-CN"/>
-        </w:rPr>
-        <w:t> </w:t>
-      </w:r>
-      <w:r>
-        <w:rPr>
-          <w:rFonts w:ascii="Cambria Math" w:eastAsiaTheme="minorEastAsia" w:hAnsi="Cambria Math" w:cs="Arial"/>
-          <w:iCs/>
-          <w:sz w:val="22"/>
-          <w:szCs w:val="22"/>
-          <w:lang w:eastAsia="zh-CN"/>
-        </w:rPr>
-        <w:t>mol</w:t>
-      </w:r>
-      <w:r>
-        <w:rPr>
-          <w:rFonts w:ascii="Cambria Math" w:eastAsiaTheme="minorEastAsia" w:hAnsi="Cambria Math" w:cs="Arial"/>
-          <w:iCs/>
-          <w:sz w:val="22"/>
-          <w:szCs w:val="22"/>
           <w:vertAlign w:val="superscript"/>
           <w:lang w:eastAsia="zh-CN"/>
         </w:rPr>
@@ -13640,7 +13637,7 @@
       </w:r>
       <w:r>
         <w:rPr>
-          <w:rFonts w:ascii="Cambria Math" w:eastAsiaTheme="minorEastAsia" w:hAnsi="Cambria Math" w:cs="Arial"/>
+          <w:rFonts w:ascii="Arial" w:eastAsiaTheme="minorEastAsia" w:hAnsi="Arial" w:cs="Arial"/>
           <w:iCs/>
           <w:sz w:val="22"/>
           <w:szCs w:val="22"/>
@@ -13656,7 +13653,7 @@
         <w:ind w:left="1440"/>
         <w:jc w:val="both"/>
         <w:rPr>
-          <w:rFonts w:ascii="Cambria Math" w:eastAsiaTheme="minorEastAsia" w:hAnsi="Cambria Math" w:cs="Arial"/>
+          <w:rFonts w:ascii="Arial" w:eastAsiaTheme="minorEastAsia" w:hAnsi="Arial" w:cs="Arial"/>
           <w:sz w:val="22"/>
           <w:szCs w:val="22"/>
           <w:lang w:eastAsia="zh-CN"/>
@@ -13664,7 +13661,7 @@
       </w:pPr>
       <w:r>
         <w:rPr>
-          <w:rFonts w:ascii="Cambria Math" w:eastAsiaTheme="minorEastAsia" w:hAnsi="Cambria Math" w:cs="Arial"/>
+          <w:rFonts w:ascii="Arial" w:eastAsiaTheme="minorEastAsia" w:hAnsi="Arial" w:cs="Arial"/>
           <w:iCs/>
           <w:sz w:val="22"/>
           <w:szCs w:val="22"/>
@@ -13674,7 +13671,7 @@
       </w:r>
       <w:r>
         <w:rPr>
-          <w:rFonts w:ascii="Cambria Math" w:eastAsiaTheme="minorEastAsia" w:hAnsi="Cambria Math" w:cs="Arial"/>
+          <w:rFonts w:ascii="Arial" w:eastAsiaTheme="minorEastAsia" w:hAnsi="Arial" w:cs="Arial"/>
           <w:iCs/>
           <w:sz w:val="22"/>
           <w:szCs w:val="22"/>
@@ -13685,181 +13682,180 @@
       </w:r>
       <w:r>
         <w:rPr>
-          <w:rFonts w:ascii="Cambria Math" w:eastAsiaTheme="minorEastAsia" w:hAnsi="Cambria Math" w:cs="Arial" w:hint="eastAsia"/>
+          <w:rFonts w:ascii="Arial" w:eastAsiaTheme="minorEastAsia" w:hAnsi="Arial" w:cs="Arial"/>
           <w:iCs/>
           <w:sz w:val="22"/>
           <w:szCs w:val="22"/>
           <w:lang w:eastAsia="zh-CN"/>
         </w:rPr>
-        <w:t xml:space="preserve"> </w:t>
-      </w:r>
-      <w:r>
-        <w:rPr>
-          <w:rFonts w:ascii="Cambria Math" w:eastAsiaTheme="minorEastAsia" w:hAnsi="Cambria Math" w:cs="Arial" w:hint="eastAsia"/>
+        <w:t xml:space="preserve"> →</w:t>
+      </w:r>
+      <w:r>
+        <w:rPr>
+          <w:rFonts w:ascii="Arial" w:eastAsiaTheme="minorEastAsia" w:hAnsi="Arial" w:cs="Arial"/>
           <w:iCs/>
           <w:sz w:val="22"/>
           <w:szCs w:val="22"/>
           <w:lang w:eastAsia="zh-CN"/>
         </w:rPr>
-        <w:t>→</w:t>
-      </w:r>
-      <w:r>
-        <w:rPr>
-          <w:rFonts w:ascii="Cambria Math" w:eastAsiaTheme="minorEastAsia" w:hAnsi="Cambria Math" w:cs="Arial"/>
+        <w:t xml:space="preserve"> </w:t>
+      </w:r>
+      <w:r>
+        <w:rPr>
+          <w:rFonts w:ascii="Arial" w:eastAsiaTheme="minorEastAsia" w:hAnsi="Arial" w:cs="Arial"/>
           <w:iCs/>
           <w:sz w:val="22"/>
           <w:szCs w:val="22"/>
           <w:lang w:eastAsia="zh-CN"/>
         </w:rPr>
-        <w:t xml:space="preserve"> </w:t>
-      </w:r>
-      <w:r>
-        <w:rPr>
-          <w:rFonts w:ascii="Cambria Math" w:eastAsiaTheme="minorEastAsia" w:hAnsi="Cambria Math" w:cs="Arial"/>
+        <w:t>C</w:t>
+      </w:r>
+      <w:r>
+        <w:rPr>
+          <w:rFonts w:ascii="Arial" w:eastAsiaTheme="minorEastAsia" w:hAnsi="Arial" w:cs="Arial"/>
           <w:iCs/>
           <w:sz w:val="22"/>
           <w:szCs w:val="22"/>
-          <w:lang w:eastAsia="zh-CN"/>
-        </w:rPr>
-        <w:t>C</w:t>
-      </w:r>
-      <w:r>
-        <w:rPr>
-          <w:rFonts w:ascii="Cambria Math" w:eastAsiaTheme="minorEastAsia" w:hAnsi="Cambria Math" w:cs="Arial"/>
+          <w:vertAlign w:val="subscript"/>
+          <w:lang w:eastAsia="zh-CN"/>
+        </w:rPr>
+        <w:t>2</w:t>
+      </w:r>
+      <w:r>
+        <w:rPr>
+          <w:rFonts w:ascii="Arial" w:eastAsiaTheme="minorEastAsia" w:hAnsi="Arial" w:cs="Arial"/>
           <w:iCs/>
           <w:sz w:val="22"/>
           <w:szCs w:val="22"/>
+          <w:lang w:eastAsia="zh-CN"/>
+        </w:rPr>
+        <w:t>H</w:t>
+      </w:r>
+      <w:r>
+        <w:rPr>
+          <w:rFonts w:ascii="Arial" w:eastAsiaTheme="minorEastAsia" w:hAnsi="Arial" w:cs="Arial"/>
+          <w:iCs/>
+          <w:sz w:val="22"/>
+          <w:szCs w:val="22"/>
           <w:vertAlign w:val="subscript"/>
           <w:lang w:eastAsia="zh-CN"/>
         </w:rPr>
+        <w:t>4</w:t>
+      </w:r>
+      <w:r>
+        <w:rPr>
+          <w:rFonts w:ascii="Arial" w:eastAsiaTheme="minorEastAsia" w:hAnsi="Arial" w:cs="Arial"/>
+          <w:iCs/>
+          <w:sz w:val="22"/>
+          <w:szCs w:val="22"/>
+          <w:lang w:eastAsia="zh-CN"/>
+        </w:rPr>
+        <w:t xml:space="preserve"> + 2H</w:t>
+      </w:r>
+      <w:r>
+        <w:rPr>
+          <w:rFonts w:ascii="Arial" w:eastAsiaTheme="minorEastAsia" w:hAnsi="Arial" w:cs="Arial"/>
+          <w:iCs/>
+          <w:sz w:val="22"/>
+          <w:szCs w:val="22"/>
+          <w:vertAlign w:val="subscript"/>
+          <w:lang w:eastAsia="zh-CN"/>
+        </w:rPr>
         <w:t>2</w:t>
       </w:r>
       <w:r>
         <w:rPr>
-          <w:rFonts w:ascii="Cambria Math" w:eastAsiaTheme="minorEastAsia" w:hAnsi="Cambria Math" w:cs="Arial"/>
+          <w:rFonts w:ascii="Arial" w:eastAsiaTheme="minorEastAsia" w:hAnsi="Arial" w:cs="Arial"/>
+          <w:sz w:val="22"/>
+          <w:szCs w:val="22"/>
+          <w:lang w:eastAsia="zh-CN"/>
+        </w:rPr>
+        <w:t xml:space="preserve">                     </w:t>
+      </w:r>
+      <w:r>
+        <w:rPr>
+          <w:rFonts w:ascii="Arial" w:eastAsiaTheme="minorEastAsia" w:hAnsi="Arial" w:cs="Arial"/>
+          <w:sz w:val="22"/>
+          <w:szCs w:val="22"/>
+          <w:lang w:eastAsia="zh-CN"/>
+        </w:rPr>
+        <w:t xml:space="preserve"> </w:t>
+      </w:r>
+      <w:r>
+        <w:rPr>
+          <w:rFonts w:ascii="Arial" w:eastAsiaTheme="minorEastAsia" w:hAnsi="Arial" w:cs="Arial"/>
           <w:iCs/>
           <w:sz w:val="22"/>
           <w:szCs w:val="22"/>
           <w:lang w:eastAsia="zh-CN"/>
         </w:rPr>
-        <w:t>H</w:t>
-      </w:r>
-      <w:r>
-        <w:rPr>
-          <w:rFonts w:ascii="Cambria Math" w:eastAsiaTheme="minorEastAsia" w:hAnsi="Cambria Math" w:cs="Arial"/>
+        <w:t>Δ</w:t>
+      </w:r>
+      <w:r>
+        <w:rPr>
+          <w:rFonts w:ascii="Arial" w:eastAsiaTheme="minorEastAsia" w:hAnsi="Arial" w:cs="Arial"/>
+          <w:sz w:val="22"/>
+          <w:szCs w:val="22"/>
+          <w:lang w:eastAsia="zh-CN"/>
+        </w:rPr>
+        <w:t xml:space="preserve">H </w:t>
+      </w:r>
+      <w:r>
+        <w:rPr>
+          <w:rFonts w:ascii="Arial" w:eastAsiaTheme="minorEastAsia" w:hAnsi="Arial" w:cs="Arial"/>
           <w:iCs/>
           <w:sz w:val="22"/>
           <w:szCs w:val="22"/>
-          <w:vertAlign w:val="subscript"/>
-          <w:lang w:eastAsia="zh-CN"/>
-        </w:rPr>
-        <w:t>4</w:t>
-      </w:r>
-      <w:r>
-        <w:rPr>
-          <w:rFonts w:ascii="Cambria Math" w:eastAsiaTheme="minorEastAsia" w:hAnsi="Cambria Math" w:cs="Arial"/>
+          <w:lang w:eastAsia="zh-CN"/>
+        </w:rPr>
+        <w:t>= 202</w:t>
+      </w:r>
+      <w:r>
+        <w:rPr>
+          <w:rFonts w:ascii="Arial" w:eastAsiaTheme="minorEastAsia" w:hAnsi="Arial" w:cs="Arial"/>
           <w:iCs/>
           <w:sz w:val="22"/>
           <w:szCs w:val="22"/>
           <w:lang w:eastAsia="zh-CN"/>
         </w:rPr>
-        <w:t xml:space="preserve"> + 2H</w:t>
-      </w:r>
-      <w:r>
-        <w:rPr>
-          <w:rFonts w:ascii="Cambria Math" w:eastAsiaTheme="minorEastAsia" w:hAnsi="Cambria Math" w:cs="Arial"/>
+        <w:t> </w:t>
+      </w:r>
+      <w:r>
+        <w:rPr>
+          <w:rFonts w:ascii="Arial" w:eastAsiaTheme="minorEastAsia" w:hAnsi="Arial" w:cs="Arial"/>
           <w:iCs/>
           <w:sz w:val="22"/>
           <w:szCs w:val="22"/>
-          <w:vertAlign w:val="subscript"/>
-          <w:lang w:eastAsia="zh-CN"/>
-        </w:rPr>
-        <w:t>2</w:t>
-      </w:r>
-      <w:r>
-        <w:rPr>
-          <w:rFonts w:ascii="Cambria Math" w:eastAsiaTheme="minorEastAsia" w:hAnsi="Cambria Math" w:cs="Arial"/>
-          <w:sz w:val="22"/>
-          <w:szCs w:val="22"/>
-          <w:lang w:eastAsia="zh-CN"/>
-        </w:rPr>
-        <w:t xml:space="preserve">                     </w:t>
-      </w:r>
-      <w:r>
-        <w:rPr>
-          <w:rFonts w:ascii="Cambria Math" w:eastAsiaTheme="minorEastAsia" w:hAnsi="Cambria Math" w:cs="Arial"/>
+          <w:lang w:eastAsia="zh-CN"/>
+        </w:rPr>
+        <w:t>kJ</w:t>
+      </w:r>
+      <w:r>
+        <w:rPr>
+          <w:rFonts w:ascii="Arial" w:eastAsiaTheme="minorEastAsia" w:hAnsi="Arial" w:cs="Arial"/>
           <w:iCs/>
           <w:sz w:val="22"/>
           <w:szCs w:val="22"/>
           <w:lang w:eastAsia="zh-CN"/>
         </w:rPr>
-        <w:t>Δ</w:t>
-      </w:r>
-      <w:r>
-        <w:rPr>
-          <w:rFonts w:ascii="Cambria Math" w:eastAsiaTheme="minorEastAsia" w:hAnsi="Cambria Math" w:cs="Arial"/>
-          <w:sz w:val="22"/>
-          <w:szCs w:val="22"/>
-          <w:lang w:eastAsia="zh-CN"/>
-        </w:rPr>
-        <w:t xml:space="preserve">H </w:t>
-      </w:r>
-      <w:r>
-        <w:rPr>
-          <w:rFonts w:ascii="Cambria Math" w:eastAsiaTheme="minorEastAsia" w:hAnsi="Cambria Math" w:cs="Arial"/>
+        <w:t> </w:t>
+      </w:r>
+      <w:r>
+        <w:rPr>
+          <w:rFonts w:ascii="Arial" w:eastAsiaTheme="minorEastAsia" w:hAnsi="Arial" w:cs="Arial"/>
           <w:iCs/>
           <w:sz w:val="22"/>
           <w:szCs w:val="22"/>
           <w:lang w:eastAsia="zh-CN"/>
         </w:rPr>
-        <w:t>= 202</w:t>
-      </w:r>
-      <w:r>
-        <w:rPr>
-          <w:rFonts w:ascii="Cambria Math" w:eastAsiaTheme="minorEastAsia" w:hAnsi="Cambria Math" w:cs="Arial"/>
+        <w:t>mol</w:t>
+      </w:r>
+      <w:r>
+        <w:rPr>
+          <w:rFonts w:ascii="Arial" w:eastAsiaTheme="minorEastAsia" w:hAnsi="Arial" w:cs="Arial"/>
           <w:iCs/>
           <w:sz w:val="22"/>
           <w:szCs w:val="22"/>
-          <w:lang w:eastAsia="zh-CN"/>
-        </w:rPr>
-        <w:t> </w:t>
-      </w:r>
-      <w:r>
-        <w:rPr>
-          <w:rFonts w:ascii="Cambria Math" w:eastAsiaTheme="minorEastAsia" w:hAnsi="Cambria Math" w:cs="Arial"/>
-          <w:iCs/>
-          <w:sz w:val="22"/>
-          <w:szCs w:val="22"/>
-          <w:lang w:eastAsia="zh-CN"/>
-        </w:rPr>
-        <w:t>kJ</w:t>
-      </w:r>
-      <w:r>
-        <w:rPr>
-          <w:rFonts w:ascii="Cambria Math" w:eastAsiaTheme="minorEastAsia" w:hAnsi="Cambria Math" w:cs="Arial"/>
-          <w:iCs/>
-          <w:sz w:val="22"/>
-          <w:szCs w:val="22"/>
-          <w:lang w:eastAsia="zh-CN"/>
-        </w:rPr>
-        <w:t> </w:t>
-      </w:r>
-      <w:r>
-        <w:rPr>
-          <w:rFonts w:ascii="Cambria Math" w:eastAsiaTheme="minorEastAsia" w:hAnsi="Cambria Math" w:cs="Arial"/>
-          <w:iCs/>
-          <w:sz w:val="22"/>
-          <w:szCs w:val="22"/>
-          <w:lang w:eastAsia="zh-CN"/>
-        </w:rPr>
-        <w:t>mol</w:t>
-      </w:r>
-      <w:r>
-        <w:rPr>
-          <w:rFonts w:ascii="Cambria Math" w:eastAsiaTheme="minorEastAsia" w:hAnsi="Cambria Math" w:cs="Arial"/>
-          <w:iCs/>
-          <w:sz w:val="22"/>
-          <w:szCs w:val="22"/>
           <w:vertAlign w:val="superscript"/>
           <w:lang w:eastAsia="zh-CN"/>
         </w:rPr>
@@ -13867,7 +13863,7 @@
       </w:r>
       <w:r>
         <w:rPr>
-          <w:rFonts w:ascii="Cambria Math" w:eastAsiaTheme="minorEastAsia" w:hAnsi="Cambria Math" w:cs="Arial"/>
+          <w:rFonts w:ascii="Arial" w:eastAsiaTheme="minorEastAsia" w:hAnsi="Arial" w:cs="Arial"/>
           <w:iCs/>
           <w:sz w:val="22"/>
           <w:szCs w:val="22"/>
@@ -13879,11 +13875,11 @@
     </w:p>
     <w:p>
       <w:pPr>
-        <w:spacing w:line="360" w:lineRule="auto"/>
+        <w:spacing w:after="80" w:line="360" w:lineRule="auto"/>
         <w:ind w:left="1440"/>
         <w:jc w:val="both"/>
         <w:rPr>
-          <w:rFonts w:ascii="Cambria Math" w:eastAsiaTheme="minorEastAsia" w:hAnsi="Cambria Math" w:cs="Arial"/>
+          <w:rFonts w:ascii="Arial" w:eastAsiaTheme="minorEastAsia" w:hAnsi="Arial" w:cs="Arial"/>
           <w:sz w:val="22"/>
           <w:szCs w:val="22"/>
           <w:lang w:eastAsia="zh-CN"/>
@@ -13891,7 +13887,7 @@
       </w:pPr>
       <w:r>
         <w:rPr>
-          <w:rFonts w:ascii="Cambria Math" w:eastAsiaTheme="minorEastAsia" w:hAnsi="Cambria Math" w:cs="Arial"/>
+          <w:rFonts w:ascii="Arial" w:eastAsiaTheme="minorEastAsia" w:hAnsi="Arial" w:cs="Arial"/>
           <w:iCs/>
           <w:sz w:val="22"/>
           <w:szCs w:val="22"/>
@@ -13901,7 +13897,7 @@
       </w:r>
       <w:r>
         <w:rPr>
-          <w:rFonts w:ascii="Cambria Math" w:eastAsiaTheme="minorEastAsia" w:hAnsi="Cambria Math" w:cs="Arial"/>
+          <w:rFonts w:ascii="Arial" w:eastAsiaTheme="minorEastAsia" w:hAnsi="Arial" w:cs="Arial"/>
           <w:iCs/>
           <w:sz w:val="22"/>
           <w:szCs w:val="22"/>
@@ -13912,181 +13908,171 @@
       </w:r>
       <w:r>
         <w:rPr>
-          <w:rFonts w:ascii="Cambria Math" w:eastAsiaTheme="minorEastAsia" w:hAnsi="Cambria Math" w:cs="Arial" w:hint="eastAsia"/>
+          <w:rFonts w:ascii="Arial" w:eastAsiaTheme="minorEastAsia" w:hAnsi="Arial" w:cs="Arial"/>
           <w:iCs/>
           <w:sz w:val="22"/>
           <w:szCs w:val="22"/>
           <w:lang w:eastAsia="zh-CN"/>
         </w:rPr>
-        <w:t xml:space="preserve"> </w:t>
-      </w:r>
-      <w:r>
-        <w:rPr>
-          <w:rFonts w:ascii="Cambria Math" w:eastAsiaTheme="minorEastAsia" w:hAnsi="Cambria Math" w:cs="Arial" w:hint="eastAsia"/>
+        <w:t xml:space="preserve"> →</w:t>
+      </w:r>
+      <w:r>
+        <w:rPr>
+          <w:rFonts w:ascii="Arial" w:eastAsiaTheme="minorEastAsia" w:hAnsi="Arial" w:cs="Arial"/>
           <w:iCs/>
           <w:sz w:val="22"/>
           <w:szCs w:val="22"/>
           <w:lang w:eastAsia="zh-CN"/>
         </w:rPr>
-        <w:t>→</w:t>
-      </w:r>
-      <w:r>
-        <w:rPr>
-          <w:rFonts w:ascii="Cambria Math" w:eastAsiaTheme="minorEastAsia" w:hAnsi="Cambria Math" w:cs="Arial"/>
+        <w:t xml:space="preserve"> </w:t>
+      </w:r>
+      <w:r>
+        <w:rPr>
+          <w:rFonts w:ascii="Arial" w:eastAsiaTheme="minorEastAsia" w:hAnsi="Arial" w:cs="Arial"/>
           <w:iCs/>
           <w:sz w:val="22"/>
           <w:szCs w:val="22"/>
           <w:lang w:eastAsia="zh-CN"/>
         </w:rPr>
-        <w:t xml:space="preserve"> </w:t>
-      </w:r>
-      <w:r>
-        <w:rPr>
-          <w:rFonts w:ascii="Cambria Math" w:eastAsiaTheme="minorEastAsia" w:hAnsi="Cambria Math" w:cs="Arial"/>
+        <w:t>C</w:t>
+      </w:r>
+      <w:r>
+        <w:rPr>
+          <w:rFonts w:ascii="Arial" w:eastAsiaTheme="minorEastAsia" w:hAnsi="Arial" w:cs="Arial"/>
           <w:iCs/>
           <w:sz w:val="22"/>
           <w:szCs w:val="22"/>
-          <w:lang w:eastAsia="zh-CN"/>
-        </w:rPr>
-        <w:t>C</w:t>
-      </w:r>
-      <w:r>
-        <w:rPr>
-          <w:rFonts w:ascii="Cambria Math" w:eastAsiaTheme="minorEastAsia" w:hAnsi="Cambria Math" w:cs="Arial"/>
+          <w:vertAlign w:val="subscript"/>
+          <w:lang w:eastAsia="zh-CN"/>
+        </w:rPr>
+        <w:t>2</w:t>
+      </w:r>
+      <w:r>
+        <w:rPr>
+          <w:rFonts w:ascii="Arial" w:eastAsiaTheme="minorEastAsia" w:hAnsi="Arial" w:cs="Arial"/>
           <w:iCs/>
           <w:sz w:val="22"/>
           <w:szCs w:val="22"/>
+          <w:lang w:eastAsia="zh-CN"/>
+        </w:rPr>
+        <w:t>H</w:t>
+      </w:r>
+      <w:r>
+        <w:rPr>
+          <w:rFonts w:ascii="Arial" w:eastAsiaTheme="minorEastAsia" w:hAnsi="Arial" w:cs="Arial"/>
+          <w:iCs/>
+          <w:sz w:val="22"/>
+          <w:szCs w:val="22"/>
           <w:vertAlign w:val="subscript"/>
           <w:lang w:eastAsia="zh-CN"/>
         </w:rPr>
+        <w:t>6</w:t>
+      </w:r>
+      <w:r>
+        <w:rPr>
+          <w:rFonts w:ascii="Arial" w:eastAsiaTheme="minorEastAsia" w:hAnsi="Arial" w:cs="Arial"/>
+          <w:iCs/>
+          <w:sz w:val="22"/>
+          <w:szCs w:val="22"/>
+          <w:lang w:eastAsia="zh-CN"/>
+        </w:rPr>
+        <w:t xml:space="preserve"> + H</w:t>
+      </w:r>
+      <w:r>
+        <w:rPr>
+          <w:rFonts w:ascii="Arial" w:eastAsiaTheme="minorEastAsia" w:hAnsi="Arial" w:cs="Arial"/>
+          <w:iCs/>
+          <w:sz w:val="22"/>
+          <w:szCs w:val="22"/>
+          <w:vertAlign w:val="subscript"/>
+          <w:lang w:eastAsia="zh-CN"/>
+        </w:rPr>
         <w:t>2</w:t>
       </w:r>
       <w:r>
         <w:rPr>
-          <w:rFonts w:ascii="Cambria Math" w:eastAsiaTheme="minorEastAsia" w:hAnsi="Cambria Math" w:cs="Arial"/>
+          <w:rFonts w:ascii="Arial" w:eastAsiaTheme="minorEastAsia" w:hAnsi="Arial" w:cs="Arial"/>
+          <w:sz w:val="22"/>
+          <w:szCs w:val="22"/>
+          <w:lang w:eastAsia="zh-CN"/>
+        </w:rPr>
+        <w:t xml:space="preserve">                        </w:t>
+      </w:r>
+      <w:r>
+        <w:rPr>
+          <w:rFonts w:ascii="Arial" w:eastAsiaTheme="minorEastAsia" w:hAnsi="Arial" w:cs="Arial"/>
           <w:iCs/>
           <w:sz w:val="22"/>
           <w:szCs w:val="22"/>
           <w:lang w:eastAsia="zh-CN"/>
         </w:rPr>
-        <w:t>H</w:t>
-      </w:r>
-      <w:r>
-        <w:rPr>
-          <w:rFonts w:ascii="Cambria Math" w:eastAsiaTheme="minorEastAsia" w:hAnsi="Cambria Math" w:cs="Arial"/>
+        <w:t>Δ</w:t>
+      </w:r>
+      <w:r>
+        <w:rPr>
+          <w:rFonts w:ascii="Arial" w:eastAsiaTheme="minorEastAsia" w:hAnsi="Arial" w:cs="Arial"/>
+          <w:sz w:val="22"/>
+          <w:szCs w:val="22"/>
+          <w:lang w:eastAsia="zh-CN"/>
+        </w:rPr>
+        <w:t xml:space="preserve">H </w:t>
+      </w:r>
+      <w:r>
+        <w:rPr>
+          <w:rFonts w:ascii="Arial" w:eastAsiaTheme="minorEastAsia" w:hAnsi="Arial" w:cs="Arial"/>
           <w:iCs/>
           <w:sz w:val="22"/>
           <w:szCs w:val="22"/>
-          <w:vertAlign w:val="subscript"/>
-          <w:lang w:eastAsia="zh-CN"/>
-        </w:rPr>
-        <w:t>6</w:t>
-      </w:r>
-      <w:r>
-        <w:rPr>
-          <w:rFonts w:ascii="Cambria Math" w:eastAsiaTheme="minorEastAsia" w:hAnsi="Cambria Math" w:cs="Arial"/>
+          <w:lang w:eastAsia="zh-CN"/>
+        </w:rPr>
+        <w:t>= 65</w:t>
+      </w:r>
+      <w:r>
+        <w:rPr>
+          <w:rFonts w:ascii="Arial" w:eastAsiaTheme="minorEastAsia" w:hAnsi="Arial" w:cs="Arial"/>
           <w:iCs/>
           <w:sz w:val="22"/>
           <w:szCs w:val="22"/>
           <w:lang w:eastAsia="zh-CN"/>
         </w:rPr>
-        <w:t xml:space="preserve"> + H</w:t>
-      </w:r>
-      <w:r>
-        <w:rPr>
-          <w:rFonts w:ascii="Cambria Math" w:eastAsiaTheme="minorEastAsia" w:hAnsi="Cambria Math" w:cs="Arial"/>
+        <w:t> </w:t>
+      </w:r>
+      <w:r>
+        <w:rPr>
+          <w:rFonts w:ascii="Arial" w:eastAsiaTheme="minorEastAsia" w:hAnsi="Arial" w:cs="Arial"/>
           <w:iCs/>
           <w:sz w:val="22"/>
           <w:szCs w:val="22"/>
-          <w:vertAlign w:val="subscript"/>
-          <w:lang w:eastAsia="zh-CN"/>
-        </w:rPr>
-        <w:t>2</w:t>
-      </w:r>
-      <w:r>
-        <w:rPr>
-          <w:rFonts w:ascii="Cambria Math" w:eastAsiaTheme="minorEastAsia" w:hAnsi="Cambria Math" w:cs="Arial"/>
-          <w:sz w:val="22"/>
-          <w:szCs w:val="22"/>
-          <w:lang w:eastAsia="zh-CN"/>
-        </w:rPr>
-        <w:t xml:space="preserve">                        </w:t>
-      </w:r>
-      <w:r>
-        <w:rPr>
-          <w:rFonts w:ascii="Cambria Math" w:eastAsiaTheme="minorEastAsia" w:hAnsi="Cambria Math" w:cs="Arial"/>
+          <w:lang w:eastAsia="zh-CN"/>
+        </w:rPr>
+        <w:t>kJ</w:t>
+      </w:r>
+      <w:r>
+        <w:rPr>
+          <w:rFonts w:ascii="Arial" w:eastAsiaTheme="minorEastAsia" w:hAnsi="Arial" w:cs="Arial"/>
           <w:iCs/>
           <w:sz w:val="22"/>
           <w:szCs w:val="22"/>
           <w:lang w:eastAsia="zh-CN"/>
         </w:rPr>
-        <w:t>Δ</w:t>
-      </w:r>
-      <w:r>
-        <w:rPr>
-          <w:rFonts w:ascii="Cambria Math" w:eastAsiaTheme="minorEastAsia" w:hAnsi="Cambria Math" w:cs="Arial"/>
-          <w:sz w:val="22"/>
-          <w:szCs w:val="22"/>
-          <w:lang w:eastAsia="zh-CN"/>
-        </w:rPr>
-        <w:t xml:space="preserve">H </w:t>
-      </w:r>
-      <w:r>
-        <w:rPr>
-          <w:rFonts w:ascii="Cambria Math" w:eastAsiaTheme="minorEastAsia" w:hAnsi="Cambria Math" w:cs="Arial"/>
+        <w:t> </w:t>
+      </w:r>
+      <w:r>
+        <w:rPr>
+          <w:rFonts w:ascii="Arial" w:eastAsiaTheme="minorEastAsia" w:hAnsi="Arial" w:cs="Arial"/>
           <w:iCs/>
           <w:sz w:val="22"/>
           <w:szCs w:val="22"/>
           <w:lang w:eastAsia="zh-CN"/>
         </w:rPr>
-        <w:t>= 65</w:t>
-      </w:r>
-      <w:r>
-        <w:rPr>
-          <w:rFonts w:ascii="Cambria Math" w:eastAsiaTheme="minorEastAsia" w:hAnsi="Cambria Math" w:cs="Arial"/>
+        <w:t>mol</w:t>
+      </w:r>
+      <w:r>
+        <w:rPr>
+          <w:rFonts w:ascii="Arial" w:eastAsiaTheme="minorEastAsia" w:hAnsi="Arial" w:cs="Arial"/>
           <w:iCs/>
           <w:sz w:val="22"/>
           <w:szCs w:val="22"/>
-          <w:lang w:eastAsia="zh-CN"/>
-        </w:rPr>
-        <w:t> </w:t>
-      </w:r>
-      <w:r>
-        <w:rPr>
-          <w:rFonts w:ascii="Cambria Math" w:eastAsiaTheme="minorEastAsia" w:hAnsi="Cambria Math" w:cs="Arial"/>
-          <w:iCs/>
-          <w:sz w:val="22"/>
-          <w:szCs w:val="22"/>
-          <w:lang w:eastAsia="zh-CN"/>
-        </w:rPr>
-        <w:t>kJ</w:t>
-      </w:r>
-      <w:r>
-        <w:rPr>
-          <w:rFonts w:ascii="Cambria Math" w:eastAsiaTheme="minorEastAsia" w:hAnsi="Cambria Math" w:cs="Arial"/>
-          <w:iCs/>
-          <w:sz w:val="22"/>
-          <w:szCs w:val="22"/>
-          <w:lang w:eastAsia="zh-CN"/>
-        </w:rPr>
-        <w:t> </w:t>
-      </w:r>
-      <w:r>
-        <w:rPr>
-          <w:rFonts w:ascii="Cambria Math" w:eastAsiaTheme="minorEastAsia" w:hAnsi="Cambria Math" w:cs="Arial"/>
-          <w:iCs/>
-          <w:sz w:val="22"/>
-          <w:szCs w:val="22"/>
-          <w:lang w:eastAsia="zh-CN"/>
-        </w:rPr>
-        <w:t>mol</w:t>
-      </w:r>
-      <w:r>
-        <w:rPr>
-          <w:rFonts w:ascii="Cambria Math" w:eastAsiaTheme="minorEastAsia" w:hAnsi="Cambria Math" w:cs="Arial"/>
-          <w:iCs/>
-          <w:sz w:val="22"/>
-          <w:szCs w:val="22"/>
           <w:vertAlign w:val="superscript"/>
           <w:lang w:eastAsia="zh-CN"/>
         </w:rPr>
@@ -14094,7 +14080,7 @@
       </w:r>
       <w:r>
         <w:rPr>
-          <w:rFonts w:ascii="Cambria Math" w:eastAsiaTheme="minorEastAsia" w:hAnsi="Cambria Math" w:cs="Arial"/>
+          <w:rFonts w:ascii="Arial" w:eastAsiaTheme="minorEastAsia" w:hAnsi="Arial" w:cs="Arial"/>
           <w:iCs/>
           <w:sz w:val="22"/>
           <w:szCs w:val="22"/>
@@ -15806,7 +15792,17 @@
           <w:szCs w:val="22"/>
           <w:lang w:eastAsia="zh-CN"/>
         </w:rPr>
-        <w:t xml:space="preserve"> concentration in the cracked gas, l</w:t>
+        <w:t xml:space="preserve"> concentration in the </w:t>
+      </w:r>
+      <w:r>
+        <w:rPr>
+          <w:rFonts w:ascii="Arial" w:eastAsiaTheme="minorEastAsia" w:hAnsi="Arial" w:cs="Arial"/>
+          <w:sz w:val="22"/>
+          <w:szCs w:val="22"/>
+          <w:lang w:eastAsia="zh-CN"/>
+        </w:rPr>
+        <w:lastRenderedPageBreak/>
+        <w:t>cracked gas, l</w:t>
       </w:r>
       <w:r>
         <w:rPr>
@@ -15933,7 +15929,6 @@
           <w:szCs w:val="22"/>
           <w:lang w:eastAsia="zh-CN"/>
         </w:rPr>
-        <w:lastRenderedPageBreak/>
         <w:t xml:space="preserve">significantly </w:t>
       </w:r>
       <w:r>
@@ -31653,7 +31648,25 @@
           <w:szCs w:val="22"/>
           <w:lang w:eastAsia="zh-CN"/>
         </w:rPr>
-        <w:t>e compare these technologies using both fossil and renewable carbon resources, assessing their environmental impacts within a future decarbonized scenario.</w:t>
+        <w:t xml:space="preserve">e compare these technologies using both fossil and renewable carbon resources, assessing their environmental impacts within a </w:t>
+      </w:r>
+      <w:r>
+        <w:rPr>
+          <w:rFonts w:ascii="Arial" w:eastAsiaTheme="minorEastAsia" w:hAnsi="Arial" w:cs="Arial"/>
+          <w:sz w:val="22"/>
+          <w:szCs w:val="22"/>
+          <w:lang w:eastAsia="zh-CN"/>
+        </w:rPr>
+        <w:t>prospective</w:t>
+      </w:r>
+      <w:r>
+        <w:rPr>
+          <w:rFonts w:ascii="Arial" w:eastAsiaTheme="minorEastAsia" w:hAnsi="Arial" w:cs="Arial"/>
+          <w:sz w:val="22"/>
+          <w:szCs w:val="22"/>
+          <w:lang w:eastAsia="zh-CN"/>
+        </w:rPr>
+        <w:t xml:space="preserve"> decarbonized scenario.</w:t>
       </w:r>
       <w:r>
         <w:rPr>
@@ -33736,7 +33749,43 @@
           <w:lang w:eastAsia="zh-CN"/>
         </w:rPr>
         <w:noBreakHyphen/>
-        <w:t>based production methods, and especially in the green scenario, as biochar also uses decarbonized electricity compared to the current scenario.</w:t>
+        <w:t xml:space="preserve">based production methods, and especially in the green scenario, as biochar </w:t>
+      </w:r>
+      <w:r>
+        <w:rPr>
+          <w:rFonts w:ascii="Arial" w:eastAsiaTheme="minorEastAsia" w:hAnsi="Arial" w:cs="Arial"/>
+          <w:sz w:val="22"/>
+          <w:szCs w:val="22"/>
+          <w:lang w:eastAsia="zh-CN"/>
+        </w:rPr>
+        <w:t xml:space="preserve">production </w:t>
+      </w:r>
+      <w:r>
+        <w:rPr>
+          <w:rFonts w:ascii="Arial" w:eastAsiaTheme="minorEastAsia" w:hAnsi="Arial" w:cs="Arial"/>
+          <w:sz w:val="22"/>
+          <w:szCs w:val="22"/>
+          <w:lang w:eastAsia="zh-CN"/>
+        </w:rPr>
+        <w:t xml:space="preserve">also uses decarbonized electricity </w:t>
+      </w:r>
+      <w:r>
+        <w:rPr>
+          <w:rFonts w:ascii="Arial" w:eastAsiaTheme="minorEastAsia" w:hAnsi="Arial" w:cs="Arial"/>
+          <w:sz w:val="22"/>
+          <w:szCs w:val="22"/>
+          <w:lang w:eastAsia="zh-CN"/>
+        </w:rPr>
+        <w:t xml:space="preserve">over its life cycle </w:t>
+      </w:r>
+      <w:r>
+        <w:rPr>
+          <w:rFonts w:ascii="Arial" w:eastAsiaTheme="minorEastAsia" w:hAnsi="Arial" w:cs="Arial"/>
+          <w:sz w:val="22"/>
+          <w:szCs w:val="22"/>
+          <w:lang w:eastAsia="zh-CN"/>
+        </w:rPr>
+        <w:t>compared to the current scenario.</w:t>
       </w:r>
     </w:p>
     <w:p>
@@ -34373,7 +34422,25 @@
           <w:szCs w:val="22"/>
           <w:lang w:eastAsia="zh-CN"/>
         </w:rPr>
-        <w:t>Therefore, c</w:t>
+        <w:t xml:space="preserve">Therefore, </w:t>
+      </w:r>
+      <w:r>
+        <w:rPr>
+          <w:rFonts w:ascii="Arial" w:eastAsiaTheme="minorEastAsia" w:hAnsi="Arial" w:cs="Arial"/>
+          <w:sz w:val="22"/>
+          <w:szCs w:val="22"/>
+          <w:lang w:eastAsia="zh-CN"/>
+        </w:rPr>
+        <w:t xml:space="preserve">a </w:t>
+      </w:r>
+      <w:r>
+        <w:rPr>
+          <w:rFonts w:ascii="Arial" w:eastAsiaTheme="minorEastAsia" w:hAnsi="Arial" w:cs="Arial"/>
+          <w:sz w:val="22"/>
+          <w:szCs w:val="22"/>
+          <w:lang w:eastAsia="zh-CN"/>
+        </w:rPr>
+        <w:t>c</w:t>
       </w:r>
       <w:r>
         <w:rPr>
@@ -34882,6 +34949,15 @@
           <w:szCs w:val="22"/>
           <w:lang w:eastAsia="zh-CN"/>
         </w:rPr>
+        <w:t>(i) </w:t>
+      </w:r>
+      <w:r>
+        <w:rPr>
+          <w:rFonts w:ascii="Arial" w:eastAsiaTheme="minorEastAsia" w:hAnsi="Arial" w:cs="Arial"/>
+          <w:sz w:val="22"/>
+          <w:szCs w:val="22"/>
+          <w:lang w:eastAsia="zh-CN"/>
+        </w:rPr>
         <w:t>integrating</w:t>
       </w:r>
       <w:r>
@@ -34994,6 +35070,15 @@
       </w:r>
       <w:r>
         <w:rPr>
+          <w:rFonts w:ascii="Arial" w:eastAsiaTheme="minorEastAsia" w:hAnsi="Arial" w:cs="Arial"/>
+          <w:sz w:val="22"/>
+          <w:szCs w:val="22"/>
+          <w:lang w:eastAsia="zh-CN"/>
+        </w:rPr>
+        <w:t>(ii) </w:t>
+      </w:r>
+      <w:r>
+        <w:rPr>
           <w:rFonts w:ascii="Arial" w:eastAsiaTheme="minorEastAsia" w:hAnsi="Arial" w:cs="Arial" w:hint="eastAsia"/>
           <w:sz w:val="22"/>
           <w:szCs w:val="22"/>
@@ -35299,7 +35384,17 @@
           <w:szCs w:val="22"/>
           <w:lang w:eastAsia="zh-CN"/>
         </w:rPr>
-        <w:t>plasma technolog</w:t>
+        <w:t xml:space="preserve">plasma </w:t>
+      </w:r>
+      <w:r>
+        <w:rPr>
+          <w:rFonts w:ascii="Arial" w:eastAsiaTheme="minorEastAsia" w:hAnsi="Arial" w:cs="Arial"/>
+          <w:sz w:val="22"/>
+          <w:szCs w:val="22"/>
+          <w:lang w:eastAsia="zh-CN"/>
+        </w:rPr>
+        <w:lastRenderedPageBreak/>
+        <w:t>technolog</w:t>
       </w:r>
       <w:r>
         <w:rPr>
@@ -35326,17 +35421,7 @@
           <w:szCs w:val="22"/>
           <w:lang w:eastAsia="zh-CN"/>
         </w:rPr>
-        <w:t xml:space="preserve"> </w:t>
-      </w:r>
-      <w:r>
-        <w:rPr>
-          <w:rFonts w:ascii="Arial" w:eastAsiaTheme="minorEastAsia" w:hAnsi="Arial" w:cs="Arial"/>
-          <w:sz w:val="22"/>
-          <w:szCs w:val="22"/>
-          <w:lang w:eastAsia="zh-CN"/>
-        </w:rPr>
-        <w:lastRenderedPageBreak/>
-        <w:t>Consequently, biochar-based CaC</w:t>
+        <w:t xml:space="preserve"> Consequently, biochar-based CaC</w:t>
       </w:r>
       <w:r>
         <w:rPr>
@@ -36700,7 +36785,18 @@
           <w:szCs w:val="22"/>
           <w:lang w:eastAsia="zh-CN"/>
         </w:rPr>
-        <w:t>To improve activity, selectivity, and catalyst stability, advanced c</w:t>
+        <w:t>To improve ac</w:t>
+      </w:r>
+      <w:bookmarkStart w:id="16" w:name="_GoBack"/>
+      <w:bookmarkEnd w:id="16"/>
+      <w:r>
+        <w:rPr>
+          <w:rFonts w:ascii="Arial" w:eastAsiaTheme="minorEastAsia" w:hAnsi="Arial" w:cs="Arial"/>
+          <w:sz w:val="22"/>
+          <w:szCs w:val="22"/>
+          <w:lang w:eastAsia="zh-CN"/>
+        </w:rPr>
+        <w:t>tivity, selectivity, and catalyst stability, advanced c</w:t>
       </w:r>
       <w:r>
         <w:rPr>
@@ -39096,7 +39192,7 @@
         </w:rPr>
         <w:t xml:space="preserve">Overall, </w:t>
       </w:r>
-      <w:bookmarkStart w:id="16" w:name="_Hlk184748254"/>
+      <w:bookmarkStart w:id="17" w:name="_Hlk184748254"/>
       <w:r>
         <w:rPr>
           <w:rFonts w:ascii="Arial" w:eastAsiaTheme="minorEastAsia" w:hAnsi="Arial" w:cs="Arial" w:hint="eastAsia"/>
@@ -39106,7 +39202,7 @@
         </w:rPr>
         <w:t xml:space="preserve">we believe </w:t>
       </w:r>
-      <w:bookmarkEnd w:id="16"/>
+      <w:bookmarkEnd w:id="17"/>
       <w:r>
         <w:rPr>
           <w:rFonts w:ascii="Arial" w:eastAsiaTheme="minorEastAsia" w:hAnsi="Arial" w:cs="Arial"/>
@@ -40190,7 +40286,7 @@
         </w:rPr>
         <w:t>The authors declare no competing interests.</w:t>
       </w:r>
-      <w:bookmarkStart w:id="17" w:name="_Hlk174388286"/>
+      <w:bookmarkStart w:id="18" w:name="_Hlk174388286"/>
       <w:r>
         <w:rPr>
           <w:rFonts w:ascii="Arial" w:hAnsi="Arial" w:cs="Arial"/>
@@ -40227,7 +40323,7 @@
         <w:t>References</w:t>
       </w:r>
     </w:p>
-    <w:bookmarkEnd w:id="17"/>
+    <w:bookmarkEnd w:id="18"/>
     <w:p>
       <w:pPr>
         <w:pStyle w:val="Bibliography"/>
@@ -42602,7 +42698,7 @@
           <w:lang w:eastAsia="zh-CN"/>
         </w:rPr>
       </w:pPr>
-      <w:bookmarkStart w:id="18" w:name="_Hlk184753668"/>
+      <w:bookmarkStart w:id="19" w:name="_Hlk184753668"/>
       <w:proofErr w:type="spellStart"/>
       <w:r>
         <w:rPr>
@@ -42745,7 +42841,7 @@
         </w:rPr>
         <w:t>.</w:t>
       </w:r>
-      <w:bookmarkEnd w:id="18"/>
+      <w:bookmarkEnd w:id="19"/>
     </w:p>
     <w:p>
       <w:pPr>
@@ -44554,7 +44650,7 @@
           <w:lang w:eastAsia="zh-CN"/>
         </w:rPr>
       </w:pPr>
-      <w:bookmarkStart w:id="19" w:name="_Hlk184757159"/>
+      <w:bookmarkStart w:id="20" w:name="_Hlk184757159"/>
       <w:r>
         <w:rPr>
           <w:rFonts w:ascii="Arial" w:hAnsi="Arial" w:cs="Arial"/>
@@ -44584,7 +44680,7 @@
         </w:rPr>
         <w:t xml:space="preserve"> </w:t>
       </w:r>
-      <w:bookmarkEnd w:id="19"/>
+      <w:bookmarkEnd w:id="20"/>
       <w:r>
         <w:rPr>
           <w:rFonts w:ascii="Arial" w:hAnsi="Arial" w:cs="Arial"/>
@@ -47055,7 +47151,7 @@
         </w:rPr>
         <w:t xml:space="preserve">Guo, X. </w:t>
       </w:r>
-      <w:bookmarkStart w:id="20" w:name="_Hlk184758082"/>
+      <w:bookmarkStart w:id="21" w:name="_Hlk184758082"/>
       <w:r>
         <w:rPr>
           <w:rFonts w:ascii="Arial" w:hAnsi="Arial" w:cs="Arial"/>
@@ -47076,7 +47172,7 @@
         </w:rPr>
         <w:t xml:space="preserve"> </w:t>
       </w:r>
-      <w:bookmarkEnd w:id="20"/>
+      <w:bookmarkEnd w:id="21"/>
       <w:r>
         <w:rPr>
           <w:rFonts w:ascii="Arial" w:hAnsi="Arial" w:cs="Arial"/>
@@ -47437,17 +47533,7 @@
           <w:szCs w:val="20"/>
           <w:lang w:eastAsia="zh-CN"/>
         </w:rPr>
-        <w:t xml:space="preserve">The </w:t>
-      </w:r>
-      <w:r>
-        <w:rPr>
-          <w:rFonts w:ascii="Arial" w:eastAsiaTheme="minorEastAsia" w:hAnsi="Arial" w:cs="Arial"/>
-          <w:color w:val="2E74B5" w:themeColor="accent5" w:themeShade="BF"/>
-          <w:sz w:val="20"/>
-          <w:szCs w:val="20"/>
-          <w:lang w:eastAsia="zh-CN"/>
-        </w:rPr>
-        <w:t>new acetylene application</w:t>
+        <w:t>The new acetylene application</w:t>
       </w:r>
       <w:r>
         <w:rPr>
@@ -52087,7 +52173,7 @@
           <w:lang w:eastAsia="zh-CN"/>
         </w:rPr>
       </w:pPr>
-      <w:bookmarkStart w:id="21" w:name="_Hlk167814534"/>
+      <w:bookmarkStart w:id="22" w:name="_Hlk167814534"/>
       <w:r>
         <w:rPr>
           <w:rFonts w:ascii="Arial" w:hAnsi="Arial" w:cs="Arial"/>
@@ -52385,7 +52471,7 @@
         </w:rPr>
         <w:t xml:space="preserve">trend and energy </w:t>
       </w:r>
-      <w:bookmarkStart w:id="22" w:name="_Hlk172709744"/>
+      <w:bookmarkStart w:id="23" w:name="_Hlk172709744"/>
       <w:r>
         <w:rPr>
           <w:rFonts w:ascii="Arial" w:eastAsiaTheme="minorEastAsia" w:hAnsi="Arial" w:cs="Arial"/>
@@ -52396,7 +52482,7 @@
         </w:rPr>
         <w:t xml:space="preserve">requirement </w:t>
       </w:r>
-      <w:bookmarkEnd w:id="22"/>
+      <w:bookmarkEnd w:id="23"/>
       <w:r>
         <w:rPr>
           <w:rFonts w:ascii="Arial" w:eastAsiaTheme="minorEastAsia" w:hAnsi="Arial" w:cs="Arial"/>
@@ -52674,7 +52760,7 @@
         </w:rPr>
         <w:t xml:space="preserve"> conversion.</w:t>
       </w:r>
-      <w:bookmarkEnd w:id="21"/>
+      <w:bookmarkEnd w:id="22"/>
       <w:r>
         <w:rPr>
           <w:rFonts w:ascii="Arial" w:eastAsiaTheme="minorEastAsia" w:hAnsi="Arial" w:cs="Arial"/>
@@ -52836,7 +52922,7 @@
           <w:lang w:eastAsia="zh-CN"/>
         </w:rPr>
       </w:pPr>
-      <w:bookmarkStart w:id="23" w:name="_Hlk167963105"/>
+      <w:bookmarkStart w:id="24" w:name="_Hlk167963105"/>
       <w:r>
         <w:rPr>
           <w:rFonts w:ascii="Arial" w:hAnsi="Arial" w:cs="Arial"/>
@@ -53514,7 +53600,7 @@
         </w:rPr>
         <w:t xml:space="preserve"> </w:t>
       </w:r>
-      <w:bookmarkEnd w:id="23"/>
+      <w:bookmarkEnd w:id="24"/>
       <w:r>
         <w:rPr>
           <w:rFonts w:ascii="Arial" w:eastAsiaTheme="minorEastAsia" w:hAnsi="Arial" w:cs="Arial"/>
@@ -54465,7 +54551,6 @@
       <w:footerReference w:type="default" r:id="rId16"/>
       <w:pgSz w:w="11906" w:h="16838"/>
       <w:pgMar w:top="1440" w:right="1440" w:bottom="1440" w:left="1440" w:header="706" w:footer="706" w:gutter="0"/>
-      <w:lnNumType w:countBy="1"/>
       <w:cols w:space="708"/>
       <w:docGrid w:linePitch="360"/>
     </w:sectPr>
@@ -54474,7 +54559,7 @@
 </file>
 
 <file path=word/endnotes.xml><?xml version="1.0" encoding="utf-8"?>
-<w:endnotes xmlns:wpc="http://schemas.microsoft.com/office/word/2010/wordprocessingCanvas" xmlns:cx="http://schemas.microsoft.com/office/drawing/2014/chartex" xmlns:cx1="http://schemas.microsoft.com/office/drawing/2015/9/8/chartex" xmlns:cx2="http://schemas.microsoft.com/office/drawing/2015/10/21/chartex" xmlns:cx3="http://schemas.microsoft.com/office/drawing/2016/5/9/chartex" xmlns:cx4="http://schemas.microsoft.com/office/drawing/2016/5/10/chartex" xmlns:cx5="http://schemas.microsoft.com/office/drawing/2016/5/11/chartex" xmlns:cx6="http://schemas.microsoft.com/office/drawing/2016/5/12/chartex" xmlns:cx7="http://schemas.microsoft.com/office/drawing/2016/5/13/chartex" xmlns:cx8="http://schemas.microsoft.com/office/drawing/2016/5/14/chartex" xmlns:mc="http://schemas.openxmlformats.org/markup-compatibility/2006" xmlns:aink="http://schemas.microsoft.com/office/drawing/2016/ink" xmlns:am3d="http://schemas.microsoft.com/office/drawing/2017/model3d" xmlns:o="urn:schemas-microsoft-com:office:office" xmlns:oel="http://schemas.microsoft.com/office/2019/extlst" xmlns:r="http://schemas.openxmlformats.org/officeDocument/2006/relationships" xmlns:m="http://schemas.openxmlformats.org/officeDocument/2006/math" xmlns:v="urn:schemas-microsoft-com:vml" xmlns:wp14="http://schemas.microsoft.com/office/word/2010/wordprocessingDrawing" xmlns:wp="http://schemas.openxmlformats.org/drawingml/2006/wordprocessingDrawing" xmlns:w10="urn:schemas-microsoft-com:office:word" xmlns:w="http://schemas.openxmlformats.org/wordprocessingml/2006/main" xmlns:w14="http://schemas.microsoft.com/office/word/2010/wordml" xmlns:w15="http://schemas.microsoft.com/office/word/2012/wordml" xmlns:w16cex="http://schemas.microsoft.com/office/word/2018/wordml/cex" xmlns:w16cid="http://schemas.microsoft.com/office/word/2016/wordml/cid" xmlns:w16="http://schemas.microsoft.com/office/word/2018/wordml" xmlns:w16du="http://schemas.microsoft.com/office/word/2023/wordml/word16du" xmlns:w16sdtdh="http://schemas.microsoft.com/office/word/2020/wordml/sdtdatahash" xmlns:w16se="http://schemas.microsoft.com/office/word/2015/wordml/symex" xmlns:wpg="http://schemas.microsoft.com/office/word/2010/wordprocessingGroup" xmlns:wpi="http://schemas.microsoft.com/office/word/2010/wordprocessingInk" xmlns:wne="http://schemas.microsoft.com/office/word/2006/wordml" xmlns:wps="http://schemas.microsoft.com/office/word/2010/wordprocessingShape" mc:Ignorable="w14 w15 w16se w16cid w16 w16cex w16sdtdh w16du wp14">
+<w:endnotes xmlns:wpc="http://schemas.microsoft.com/office/word/2010/wordprocessingCanvas" xmlns:cx="http://schemas.microsoft.com/office/drawing/2014/chartex" xmlns:cx1="http://schemas.microsoft.com/office/drawing/2015/9/8/chartex" xmlns:cx2="http://schemas.microsoft.com/office/drawing/2015/10/21/chartex" xmlns:cx3="http://schemas.microsoft.com/office/drawing/2016/5/9/chartex" xmlns:cx4="http://schemas.microsoft.com/office/drawing/2016/5/10/chartex" xmlns:cx5="http://schemas.microsoft.com/office/drawing/2016/5/11/chartex" xmlns:cx6="http://schemas.microsoft.com/office/drawing/2016/5/12/chartex" xmlns:cx7="http://schemas.microsoft.com/office/drawing/2016/5/13/chartex" xmlns:cx8="http://schemas.microsoft.com/office/drawing/2016/5/14/chartex" xmlns:mc="http://schemas.openxmlformats.org/markup-compatibility/2006" xmlns:aink="http://schemas.microsoft.com/office/drawing/2016/ink" xmlns:am3d="http://schemas.microsoft.com/office/drawing/2017/model3d" xmlns:o="urn:schemas-microsoft-com:office:office" xmlns:r="http://schemas.openxmlformats.org/officeDocument/2006/relationships" xmlns:m="http://schemas.openxmlformats.org/officeDocument/2006/math" xmlns:v="urn:schemas-microsoft-com:vml" xmlns:wp14="http://schemas.microsoft.com/office/word/2010/wordprocessingDrawing" xmlns:wp="http://schemas.openxmlformats.org/drawingml/2006/wordprocessingDrawing" xmlns:w10="urn:schemas-microsoft-com:office:word" xmlns:w="http://schemas.openxmlformats.org/wordprocessingml/2006/main" xmlns:w14="http://schemas.microsoft.com/office/word/2010/wordml" xmlns:w15="http://schemas.microsoft.com/office/word/2012/wordml" xmlns:w16cid="http://schemas.microsoft.com/office/word/2016/wordml/cid" xmlns:w16se="http://schemas.microsoft.com/office/word/2015/wordml/symex" xmlns:wpg="http://schemas.microsoft.com/office/word/2010/wordprocessingGroup" xmlns:wpi="http://schemas.microsoft.com/office/word/2010/wordprocessingInk" xmlns:wne="http://schemas.microsoft.com/office/word/2006/wordml" xmlns:wps="http://schemas.microsoft.com/office/word/2010/wordprocessingShape" mc:Ignorable="w14 w15 w16se w16cid wp14">
   <w:endnote w:type="separator" w:id="-1">
     <w:p>
       <w:r>
@@ -54496,7 +54581,7 @@
 </file>
 
 <file path=word/footer1.xml><?xml version="1.0" encoding="utf-8"?>
-<w:ftr xmlns:wpc="http://schemas.microsoft.com/office/word/2010/wordprocessingCanvas" xmlns:cx="http://schemas.microsoft.com/office/drawing/2014/chartex" xmlns:cx1="http://schemas.microsoft.com/office/drawing/2015/9/8/chartex" xmlns:cx2="http://schemas.microsoft.com/office/drawing/2015/10/21/chartex" xmlns:cx3="http://schemas.microsoft.com/office/drawing/2016/5/9/chartex" xmlns:cx4="http://schemas.microsoft.com/office/drawing/2016/5/10/chartex" xmlns:cx5="http://schemas.microsoft.com/office/drawing/2016/5/11/chartex" xmlns:cx6="http://schemas.microsoft.com/office/drawing/2016/5/12/chartex" xmlns:cx7="http://schemas.microsoft.com/office/drawing/2016/5/13/chartex" xmlns:cx8="http://schemas.microsoft.com/office/drawing/2016/5/14/chartex" xmlns:mc="http://schemas.openxmlformats.org/markup-compatibility/2006" xmlns:aink="http://schemas.microsoft.com/office/drawing/2016/ink" xmlns:am3d="http://schemas.microsoft.com/office/drawing/2017/model3d" xmlns:o="urn:schemas-microsoft-com:office:office" xmlns:oel="http://schemas.microsoft.com/office/2019/extlst" xmlns:r="http://schemas.openxmlformats.org/officeDocument/2006/relationships" xmlns:m="http://schemas.openxmlformats.org/officeDocument/2006/math" xmlns:v="urn:schemas-microsoft-com:vml" xmlns:wp14="http://schemas.microsoft.com/office/word/2010/wordprocessingDrawing" xmlns:wp="http://schemas.openxmlformats.org/drawingml/2006/wordprocessingDrawing" xmlns:w10="urn:schemas-microsoft-com:office:word" xmlns:w="http://schemas.openxmlformats.org/wordprocessingml/2006/main" xmlns:w14="http://schemas.microsoft.com/office/word/2010/wordml" xmlns:w15="http://schemas.microsoft.com/office/word/2012/wordml" xmlns:w16cex="http://schemas.microsoft.com/office/word/2018/wordml/cex" xmlns:w16cid="http://schemas.microsoft.com/office/word/2016/wordml/cid" xmlns:w16="http://schemas.microsoft.com/office/word/2018/wordml" xmlns:w16du="http://schemas.microsoft.com/office/word/2023/wordml/word16du" xmlns:w16sdtdh="http://schemas.microsoft.com/office/word/2020/wordml/sdtdatahash" xmlns:w16se="http://schemas.microsoft.com/office/word/2015/wordml/symex" xmlns:wpg="http://schemas.microsoft.com/office/word/2010/wordprocessingGroup" xmlns:wpi="http://schemas.microsoft.com/office/word/2010/wordprocessingInk" xmlns:wne="http://schemas.microsoft.com/office/word/2006/wordml" xmlns:wps="http://schemas.microsoft.com/office/word/2010/wordprocessingShape" mc:Ignorable="w14 w15 w16se w16cid w16 w16cex w16sdtdh w16du wp14">
+<w:ftr xmlns:wpc="http://schemas.microsoft.com/office/word/2010/wordprocessingCanvas" xmlns:cx="http://schemas.microsoft.com/office/drawing/2014/chartex" xmlns:cx1="http://schemas.microsoft.com/office/drawing/2015/9/8/chartex" xmlns:cx2="http://schemas.microsoft.com/office/drawing/2015/10/21/chartex" xmlns:cx3="http://schemas.microsoft.com/office/drawing/2016/5/9/chartex" xmlns:cx4="http://schemas.microsoft.com/office/drawing/2016/5/10/chartex" xmlns:cx5="http://schemas.microsoft.com/office/drawing/2016/5/11/chartex" xmlns:cx6="http://schemas.microsoft.com/office/drawing/2016/5/12/chartex" xmlns:cx7="http://schemas.microsoft.com/office/drawing/2016/5/13/chartex" xmlns:cx8="http://schemas.microsoft.com/office/drawing/2016/5/14/chartex" xmlns:mc="http://schemas.openxmlformats.org/markup-compatibility/2006" xmlns:aink="http://schemas.microsoft.com/office/drawing/2016/ink" xmlns:am3d="http://schemas.microsoft.com/office/drawing/2017/model3d" xmlns:o="urn:schemas-microsoft-com:office:office" xmlns:r="http://schemas.openxmlformats.org/officeDocument/2006/relationships" xmlns:m="http://schemas.openxmlformats.org/officeDocument/2006/math" xmlns:v="urn:schemas-microsoft-com:vml" xmlns:wp14="http://schemas.microsoft.com/office/word/2010/wordprocessingDrawing" xmlns:wp="http://schemas.openxmlformats.org/drawingml/2006/wordprocessingDrawing" xmlns:w10="urn:schemas-microsoft-com:office:word" xmlns:w="http://schemas.openxmlformats.org/wordprocessingml/2006/main" xmlns:w14="http://schemas.microsoft.com/office/word/2010/wordml" xmlns:w15="http://schemas.microsoft.com/office/word/2012/wordml" xmlns:w16cid="http://schemas.microsoft.com/office/word/2016/wordml/cid" xmlns:w16se="http://schemas.microsoft.com/office/word/2015/wordml/symex" xmlns:wpg="http://schemas.microsoft.com/office/word/2010/wordprocessingGroup" xmlns:wpi="http://schemas.microsoft.com/office/word/2010/wordprocessingInk" xmlns:wne="http://schemas.microsoft.com/office/word/2006/wordml" xmlns:wps="http://schemas.microsoft.com/office/word/2010/wordprocessingShape" mc:Ignorable="w14 w15 w16se w16cid wp14">
   <w:sdt>
     <w:sdtPr>
       <w:id w:val="608546562"/>
@@ -54578,7 +54663,7 @@
 </file>
 
 <file path=word/footnotes.xml><?xml version="1.0" encoding="utf-8"?>
-<w:footnotes xmlns:wpc="http://schemas.microsoft.com/office/word/2010/wordprocessingCanvas" xmlns:cx="http://schemas.microsoft.com/office/drawing/2014/chartex" xmlns:cx1="http://schemas.microsoft.com/office/drawing/2015/9/8/chartex" xmlns:cx2="http://schemas.microsoft.com/office/drawing/2015/10/21/chartex" xmlns:cx3="http://schemas.microsoft.com/office/drawing/2016/5/9/chartex" xmlns:cx4="http://schemas.microsoft.com/office/drawing/2016/5/10/chartex" xmlns:cx5="http://schemas.microsoft.com/office/drawing/2016/5/11/chartex" xmlns:cx6="http://schemas.microsoft.com/office/drawing/2016/5/12/chartex" xmlns:cx7="http://schemas.microsoft.com/office/drawing/2016/5/13/chartex" xmlns:cx8="http://schemas.microsoft.com/office/drawing/2016/5/14/chartex" xmlns:mc="http://schemas.openxmlformats.org/markup-compatibility/2006" xmlns:aink="http://schemas.microsoft.com/office/drawing/2016/ink" xmlns:am3d="http://schemas.microsoft.com/office/drawing/2017/model3d" xmlns:o="urn:schemas-microsoft-com:office:office" xmlns:oel="http://schemas.microsoft.com/office/2019/extlst" xmlns:r="http://schemas.openxmlformats.org/officeDocument/2006/relationships" xmlns:m="http://schemas.openxmlformats.org/officeDocument/2006/math" xmlns:v="urn:schemas-microsoft-com:vml" xmlns:wp14="http://schemas.microsoft.com/office/word/2010/wordprocessingDrawing" xmlns:wp="http://schemas.openxmlformats.org/drawingml/2006/wordprocessingDrawing" xmlns:w10="urn:schemas-microsoft-com:office:word" xmlns:w="http://schemas.openxmlformats.org/wordprocessingml/2006/main" xmlns:w14="http://schemas.microsoft.com/office/word/2010/wordml" xmlns:w15="http://schemas.microsoft.com/office/word/2012/wordml" xmlns:w16cex="http://schemas.microsoft.com/office/word/2018/wordml/cex" xmlns:w16cid="http://schemas.microsoft.com/office/word/2016/wordml/cid" xmlns:w16="http://schemas.microsoft.com/office/word/2018/wordml" xmlns:w16du="http://schemas.microsoft.com/office/word/2023/wordml/word16du" xmlns:w16sdtdh="http://schemas.microsoft.com/office/word/2020/wordml/sdtdatahash" xmlns:w16se="http://schemas.microsoft.com/office/word/2015/wordml/symex" xmlns:wpg="http://schemas.microsoft.com/office/word/2010/wordprocessingGroup" xmlns:wpi="http://schemas.microsoft.com/office/word/2010/wordprocessingInk" xmlns:wne="http://schemas.microsoft.com/office/word/2006/wordml" xmlns:wps="http://schemas.microsoft.com/office/word/2010/wordprocessingShape" mc:Ignorable="w14 w15 w16se w16cid w16 w16cex w16sdtdh w16du wp14">
+<w:footnotes xmlns:wpc="http://schemas.microsoft.com/office/word/2010/wordprocessingCanvas" xmlns:cx="http://schemas.microsoft.com/office/drawing/2014/chartex" xmlns:cx1="http://schemas.microsoft.com/office/drawing/2015/9/8/chartex" xmlns:cx2="http://schemas.microsoft.com/office/drawing/2015/10/21/chartex" xmlns:cx3="http://schemas.microsoft.com/office/drawing/2016/5/9/chartex" xmlns:cx4="http://schemas.microsoft.com/office/drawing/2016/5/10/chartex" xmlns:cx5="http://schemas.microsoft.com/office/drawing/2016/5/11/chartex" xmlns:cx6="http://schemas.microsoft.com/office/drawing/2016/5/12/chartex" xmlns:cx7="http://schemas.microsoft.com/office/drawing/2016/5/13/chartex" xmlns:cx8="http://schemas.microsoft.com/office/drawing/2016/5/14/chartex" xmlns:mc="http://schemas.openxmlformats.org/markup-compatibility/2006" xmlns:aink="http://schemas.microsoft.com/office/drawing/2016/ink" xmlns:am3d="http://schemas.microsoft.com/office/drawing/2017/model3d" xmlns:o="urn:schemas-microsoft-com:office:office" xmlns:r="http://schemas.openxmlformats.org/officeDocument/2006/relationships" xmlns:m="http://schemas.openxmlformats.org/officeDocument/2006/math" xmlns:v="urn:schemas-microsoft-com:vml" xmlns:wp14="http://schemas.microsoft.com/office/word/2010/wordprocessingDrawing" xmlns:wp="http://schemas.openxmlformats.org/drawingml/2006/wordprocessingDrawing" xmlns:w10="urn:schemas-microsoft-com:office:word" xmlns:w="http://schemas.openxmlformats.org/wordprocessingml/2006/main" xmlns:w14="http://schemas.microsoft.com/office/word/2010/wordml" xmlns:w15="http://schemas.microsoft.com/office/word/2012/wordml" xmlns:w16cid="http://schemas.microsoft.com/office/word/2016/wordml/cid" xmlns:w16se="http://schemas.microsoft.com/office/word/2015/wordml/symex" xmlns:wpg="http://schemas.microsoft.com/office/word/2010/wordprocessingGroup" xmlns:wpi="http://schemas.microsoft.com/office/word/2010/wordprocessingInk" xmlns:wne="http://schemas.microsoft.com/office/word/2006/wordml" xmlns:wps="http://schemas.microsoft.com/office/word/2010/wordprocessingShape" mc:Ignorable="w14 w15 w16se w16cid wp14">
   <w:footnote w:type="separator" w:id="-1">
     <w:p>
       <w:r>
@@ -54600,7 +54685,7 @@
 </file>
 
 <file path=word/numbering.xml><?xml version="1.0" encoding="utf-8"?>
-<w:numbering xmlns:wpc="http://schemas.microsoft.com/office/word/2010/wordprocessingCanvas" xmlns:cx="http://schemas.microsoft.com/office/drawing/2014/chartex" xmlns:cx1="http://schemas.microsoft.com/office/drawing/2015/9/8/chartex" xmlns:cx2="http://schemas.microsoft.com/office/drawing/2015/10/21/chartex" xmlns:cx3="http://schemas.microsoft.com/office/drawing/2016/5/9/chartex" xmlns:cx4="http://schemas.microsoft.com/office/drawing/2016/5/10/chartex" xmlns:cx5="http://schemas.microsoft.com/office/drawing/2016/5/11/chartex" xmlns:cx6="http://schemas.microsoft.com/office/drawing/2016/5/12/chartex" xmlns:cx7="http://schemas.microsoft.com/office/drawing/2016/5/13/chartex" xmlns:cx8="http://schemas.microsoft.com/office/drawing/2016/5/14/chartex" xmlns:mc="http://schemas.openxmlformats.org/markup-compatibility/2006" xmlns:aink="http://schemas.microsoft.com/office/drawing/2016/ink" xmlns:am3d="http://schemas.microsoft.com/office/drawing/2017/model3d" xmlns:o="urn:schemas-microsoft-com:office:office" xmlns:oel="http://schemas.microsoft.com/office/2019/extlst" xmlns:r="http://schemas.openxmlformats.org/officeDocument/2006/relationships" xmlns:m="http://schemas.openxmlformats.org/officeDocument/2006/math" xmlns:v="urn:schemas-microsoft-com:vml" xmlns:wp14="http://schemas.microsoft.com/office/word/2010/wordprocessingDrawing" xmlns:wp="http://schemas.openxmlformats.org/drawingml/2006/wordprocessingDrawing" xmlns:w10="urn:schemas-microsoft-com:office:word" xmlns:w="http://schemas.openxmlformats.org/wordprocessingml/2006/main" xmlns:w14="http://schemas.microsoft.com/office/word/2010/wordml" xmlns:w15="http://schemas.microsoft.com/office/word/2012/wordml" xmlns:w16cex="http://schemas.microsoft.com/office/word/2018/wordml/cex" xmlns:w16cid="http://schemas.microsoft.com/office/word/2016/wordml/cid" xmlns:w16="http://schemas.microsoft.com/office/word/2018/wordml" xmlns:w16du="http://schemas.microsoft.com/office/word/2023/wordml/word16du" xmlns:w16sdtdh="http://schemas.microsoft.com/office/word/2020/wordml/sdtdatahash" xmlns:w16se="http://schemas.microsoft.com/office/word/2015/wordml/symex" xmlns:wpg="http://schemas.microsoft.com/office/word/2010/wordprocessingGroup" xmlns:wpi="http://schemas.microsoft.com/office/word/2010/wordprocessingInk" xmlns:wne="http://schemas.microsoft.com/office/word/2006/wordml" xmlns:wps="http://schemas.microsoft.com/office/word/2010/wordprocessingShape" mc:Ignorable="w14 w15 w16se w16cid w16 w16cex w16sdtdh w16du wp14">
+<w:numbering xmlns:wpc="http://schemas.microsoft.com/office/word/2010/wordprocessingCanvas" xmlns:cx="http://schemas.microsoft.com/office/drawing/2014/chartex" xmlns:cx1="http://schemas.microsoft.com/office/drawing/2015/9/8/chartex" xmlns:cx2="http://schemas.microsoft.com/office/drawing/2015/10/21/chartex" xmlns:cx3="http://schemas.microsoft.com/office/drawing/2016/5/9/chartex" xmlns:cx4="http://schemas.microsoft.com/office/drawing/2016/5/10/chartex" xmlns:cx5="http://schemas.microsoft.com/office/drawing/2016/5/11/chartex" xmlns:cx6="http://schemas.microsoft.com/office/drawing/2016/5/12/chartex" xmlns:cx7="http://schemas.microsoft.com/office/drawing/2016/5/13/chartex" xmlns:cx8="http://schemas.microsoft.com/office/drawing/2016/5/14/chartex" xmlns:mc="http://schemas.openxmlformats.org/markup-compatibility/2006" xmlns:aink="http://schemas.microsoft.com/office/drawing/2016/ink" xmlns:am3d="http://schemas.microsoft.com/office/drawing/2017/model3d" xmlns:o="urn:schemas-microsoft-com:office:office" xmlns:r="http://schemas.openxmlformats.org/officeDocument/2006/relationships" xmlns:m="http://schemas.openxmlformats.org/officeDocument/2006/math" xmlns:v="urn:schemas-microsoft-com:vml" xmlns:wp14="http://schemas.microsoft.com/office/word/2010/wordprocessingDrawing" xmlns:wp="http://schemas.openxmlformats.org/drawingml/2006/wordprocessingDrawing" xmlns:w10="urn:schemas-microsoft-com:office:word" xmlns:w="http://schemas.openxmlformats.org/wordprocessingml/2006/main" xmlns:w14="http://schemas.microsoft.com/office/word/2010/wordml" xmlns:w15="http://schemas.microsoft.com/office/word/2012/wordml" xmlns:w16cid="http://schemas.microsoft.com/office/word/2016/wordml/cid" xmlns:w16se="http://schemas.microsoft.com/office/word/2015/wordml/symex" xmlns:wpg="http://schemas.microsoft.com/office/word/2010/wordprocessingGroup" xmlns:wpi="http://schemas.microsoft.com/office/word/2010/wordprocessingInk" xmlns:wne="http://schemas.microsoft.com/office/word/2006/wordml" xmlns:wps="http://schemas.microsoft.com/office/word/2010/wordprocessingShape" mc:Ignorable="w14 w15 w16se w16cid wp14">
   <w:abstractNum w:abstractNumId="0" w15:restartNumberingAfterBreak="0">
     <w:nsid w:val="00403DD4"/>
     <w:multiLevelType w:val="hybridMultilevel"/>
@@ -59418,146 +59503,146 @@
       </w:rPr>
     </w:lvl>
   </w:abstractNum>
-  <w:num w:numId="1" w16cid:durableId="1260675029">
+  <w:num w:numId="1">
     <w:abstractNumId w:val="14"/>
   </w:num>
-  <w:num w:numId="2" w16cid:durableId="1662273304">
+  <w:num w:numId="2">
     <w:abstractNumId w:val="16"/>
   </w:num>
-  <w:num w:numId="3" w16cid:durableId="1242565676">
+  <w:num w:numId="3">
     <w:abstractNumId w:val="19"/>
   </w:num>
-  <w:num w:numId="4" w16cid:durableId="1142306837">
+  <w:num w:numId="4">
     <w:abstractNumId w:val="42"/>
   </w:num>
-  <w:num w:numId="5" w16cid:durableId="1343630632">
+  <w:num w:numId="5">
     <w:abstractNumId w:val="27"/>
   </w:num>
-  <w:num w:numId="6" w16cid:durableId="398600500">
+  <w:num w:numId="6">
     <w:abstractNumId w:val="26"/>
   </w:num>
-  <w:num w:numId="7" w16cid:durableId="1472135308">
+  <w:num w:numId="7">
     <w:abstractNumId w:val="44"/>
   </w:num>
-  <w:num w:numId="8" w16cid:durableId="1696735213">
+  <w:num w:numId="8">
     <w:abstractNumId w:val="31"/>
   </w:num>
-  <w:num w:numId="9" w16cid:durableId="237519501">
+  <w:num w:numId="9">
     <w:abstractNumId w:val="35"/>
   </w:num>
-  <w:num w:numId="10" w16cid:durableId="1029600035">
+  <w:num w:numId="10">
     <w:abstractNumId w:val="24"/>
   </w:num>
-  <w:num w:numId="11" w16cid:durableId="2055352466">
+  <w:num w:numId="11">
     <w:abstractNumId w:val="33"/>
   </w:num>
-  <w:num w:numId="12" w16cid:durableId="2061973354">
+  <w:num w:numId="12">
     <w:abstractNumId w:val="29"/>
   </w:num>
-  <w:num w:numId="13" w16cid:durableId="1608543690">
+  <w:num w:numId="13">
     <w:abstractNumId w:val="9"/>
   </w:num>
-  <w:num w:numId="14" w16cid:durableId="1972133968">
+  <w:num w:numId="14">
     <w:abstractNumId w:val="5"/>
   </w:num>
-  <w:num w:numId="15" w16cid:durableId="78139748">
+  <w:num w:numId="15">
     <w:abstractNumId w:val="39"/>
   </w:num>
-  <w:num w:numId="16" w16cid:durableId="98716808">
+  <w:num w:numId="16">
     <w:abstractNumId w:val="41"/>
   </w:num>
-  <w:num w:numId="17" w16cid:durableId="654724309">
+  <w:num w:numId="17">
     <w:abstractNumId w:val="8"/>
   </w:num>
-  <w:num w:numId="18" w16cid:durableId="932130262">
+  <w:num w:numId="18">
     <w:abstractNumId w:val="30"/>
   </w:num>
-  <w:num w:numId="19" w16cid:durableId="877085329">
+  <w:num w:numId="19">
     <w:abstractNumId w:val="4"/>
   </w:num>
-  <w:num w:numId="20" w16cid:durableId="1338463385">
+  <w:num w:numId="20">
     <w:abstractNumId w:val="34"/>
   </w:num>
-  <w:num w:numId="21" w16cid:durableId="444619002">
+  <w:num w:numId="21">
     <w:abstractNumId w:val="25"/>
   </w:num>
-  <w:num w:numId="22" w16cid:durableId="1051731938">
+  <w:num w:numId="22">
     <w:abstractNumId w:val="7"/>
   </w:num>
-  <w:num w:numId="23" w16cid:durableId="720325118">
+  <w:num w:numId="23">
     <w:abstractNumId w:val="36"/>
   </w:num>
-  <w:num w:numId="24" w16cid:durableId="1516924111">
+  <w:num w:numId="24">
     <w:abstractNumId w:val="6"/>
   </w:num>
-  <w:num w:numId="25" w16cid:durableId="1623147441">
+  <w:num w:numId="25">
     <w:abstractNumId w:val="40"/>
   </w:num>
-  <w:num w:numId="26" w16cid:durableId="789318818">
+  <w:num w:numId="26">
     <w:abstractNumId w:val="21"/>
   </w:num>
-  <w:num w:numId="27" w16cid:durableId="1172987666">
+  <w:num w:numId="27">
     <w:abstractNumId w:val="22"/>
   </w:num>
-  <w:num w:numId="28" w16cid:durableId="2101103244">
+  <w:num w:numId="28">
     <w:abstractNumId w:val="15"/>
   </w:num>
-  <w:num w:numId="29" w16cid:durableId="1824589321">
+  <w:num w:numId="29">
     <w:abstractNumId w:val="2"/>
   </w:num>
-  <w:num w:numId="30" w16cid:durableId="1365908320">
+  <w:num w:numId="30">
     <w:abstractNumId w:val="43"/>
   </w:num>
-  <w:num w:numId="31" w16cid:durableId="1152254692">
+  <w:num w:numId="31">
     <w:abstractNumId w:val="17"/>
   </w:num>
-  <w:num w:numId="32" w16cid:durableId="1562135620">
+  <w:num w:numId="32">
     <w:abstractNumId w:val="32"/>
   </w:num>
-  <w:num w:numId="33" w16cid:durableId="1232810212">
+  <w:num w:numId="33">
     <w:abstractNumId w:val="0"/>
   </w:num>
-  <w:num w:numId="34" w16cid:durableId="28335701">
+  <w:num w:numId="34">
     <w:abstractNumId w:val="10"/>
   </w:num>
-  <w:num w:numId="35" w16cid:durableId="1068381945">
+  <w:num w:numId="35">
     <w:abstractNumId w:val="12"/>
   </w:num>
-  <w:num w:numId="36" w16cid:durableId="847526009">
+  <w:num w:numId="36">
     <w:abstractNumId w:val="11"/>
   </w:num>
-  <w:num w:numId="37" w16cid:durableId="169831726">
+  <w:num w:numId="37">
     <w:abstractNumId w:val="37"/>
   </w:num>
-  <w:num w:numId="38" w16cid:durableId="998381644">
+  <w:num w:numId="38">
     <w:abstractNumId w:val="28"/>
   </w:num>
-  <w:num w:numId="39" w16cid:durableId="1435203911">
+  <w:num w:numId="39">
     <w:abstractNumId w:val="23"/>
   </w:num>
-  <w:num w:numId="40" w16cid:durableId="605575363">
+  <w:num w:numId="40">
     <w:abstractNumId w:val="13"/>
   </w:num>
-  <w:num w:numId="41" w16cid:durableId="119690217">
+  <w:num w:numId="41">
     <w:abstractNumId w:val="38"/>
   </w:num>
-  <w:num w:numId="42" w16cid:durableId="1565094635">
+  <w:num w:numId="42">
     <w:abstractNumId w:val="18"/>
   </w:num>
-  <w:num w:numId="43" w16cid:durableId="2047366857">
+  <w:num w:numId="43">
     <w:abstractNumId w:val="1"/>
   </w:num>
-  <w:num w:numId="44" w16cid:durableId="1556502863">
+  <w:num w:numId="44">
     <w:abstractNumId w:val="3"/>
   </w:num>
-  <w:num w:numId="45" w16cid:durableId="2022395313">
+  <w:num w:numId="45">
     <w:abstractNumId w:val="20"/>
   </w:num>
 </w:numbering>
 </file>
 
 <file path=word/styles.xml><?xml version="1.0" encoding="utf-8"?>
-<w:styles xmlns:mc="http://schemas.openxmlformats.org/markup-compatibility/2006" xmlns:r="http://schemas.openxmlformats.org/officeDocument/2006/relationships" xmlns:w="http://schemas.openxmlformats.org/wordprocessingml/2006/main" xmlns:w14="http://schemas.microsoft.com/office/word/2010/wordml" xmlns:w15="http://schemas.microsoft.com/office/word/2012/wordml" xmlns:w16cex="http://schemas.microsoft.com/office/word/2018/wordml/cex" xmlns:w16cid="http://schemas.microsoft.com/office/word/2016/wordml/cid" xmlns:w16="http://schemas.microsoft.com/office/word/2018/wordml" xmlns:w16du="http://schemas.microsoft.com/office/word/2023/wordml/word16du" xmlns:w16sdtdh="http://schemas.microsoft.com/office/word/2020/wordml/sdtdatahash" xmlns:w16se="http://schemas.microsoft.com/office/word/2015/wordml/symex" mc:Ignorable="w14 w15 w16se w16cid w16 w16cex w16sdtdh w16du">
+<w:styles xmlns:mc="http://schemas.openxmlformats.org/markup-compatibility/2006" xmlns:r="http://schemas.openxmlformats.org/officeDocument/2006/relationships" xmlns:w="http://schemas.openxmlformats.org/wordprocessingml/2006/main" xmlns:w14="http://schemas.microsoft.com/office/word/2010/wordml" xmlns:w15="http://schemas.microsoft.com/office/word/2012/wordml" xmlns:w16cid="http://schemas.microsoft.com/office/word/2016/wordml/cid" xmlns:w16se="http://schemas.microsoft.com/office/word/2015/wordml/symex" mc:Ignorable="w14 w15 w16se w16cid">
   <w:docDefaults>
     <w:rPrDefault>
       <w:rPr>
@@ -59569,7 +59654,7 @@
     </w:rPrDefault>
     <w:pPrDefault/>
   </w:docDefaults>
-  <w:latentStyles w:defLockedState="0" w:defUIPriority="99" w:defSemiHidden="0" w:defUnhideWhenUsed="0" w:defQFormat="0" w:count="376">
+  <w:latentStyles w:defLockedState="0" w:defUIPriority="99" w:defSemiHidden="0" w:defUnhideWhenUsed="0" w:defQFormat="0" w:count="375">
     <w:lsdException w:name="Normal" w:uiPriority="0" w:qFormat="1"/>
     <w:lsdException w:name="heading 1" w:uiPriority="9" w:qFormat="1"/>
     <w:lsdException w:name="heading 2" w:semiHidden="1" w:uiPriority="9" w:unhideWhenUsed="1" w:qFormat="1"/>
@@ -59945,7 +60030,6 @@
     <w:lsdException w:name="Smart Hyperlink" w:semiHidden="1" w:unhideWhenUsed="1"/>
     <w:lsdException w:name="Hashtag" w:semiHidden="1" w:unhideWhenUsed="1"/>
     <w:lsdException w:name="Unresolved Mention" w:semiHidden="1" w:unhideWhenUsed="1"/>
-    <w:lsdException w:name="Smart Link" w:semiHidden="1" w:unhideWhenUsed="1"/>
   </w:latentStyles>
   <w:style w:type="paragraph" w:default="1" w:styleId="Normal">
     <w:name w:val="Normal"/>
@@ -60677,7 +60761,7 @@
 </file>
 
 <file path=customXml/itemProps1.xml><?xml version="1.0" encoding="utf-8"?>
-<ds:datastoreItem xmlns:ds="http://schemas.openxmlformats.org/officeDocument/2006/customXml" ds:itemID="{DC59D5B7-BE99-43ED-BD31-2E5B60A5CBCE}">
+<ds:datastoreItem xmlns:ds="http://schemas.openxmlformats.org/officeDocument/2006/customXml" ds:itemID="{05311115-8917-44A4-A52D-BAD687FD37EF}">
   <ds:schemaRefs>
     <ds:schemaRef ds:uri="http://schemas.openxmlformats.org/officeDocument/2006/bibliography"/>
   </ds:schemaRefs>
